--- a/测试报告（登入模块）.docx
+++ b/测试报告（登入模块）.docx
@@ -260,8 +260,20 @@
           <w:sz w:val="28"/>
           <w:szCs w:val="28"/>
         </w:rPr>
-        <w:t>孙广浩</w:t>
+        <w:t>孙广</w:t>
       </w:r>
+      <w:proofErr w:type="gramStart"/>
+      <w:r>
+        <w:rPr>
+          <w:rFonts w:hint="eastAsia"/>
+          <w:b/>
+          <w:bCs/>
+          <w:sz w:val="28"/>
+          <w:szCs w:val="28"/>
+        </w:rPr>
+        <w:t>浩</w:t>
+      </w:r>
+      <w:proofErr w:type="gramEnd"/>
     </w:p>
     <w:p>
       <w:pPr>
@@ -914,8 +926,17 @@
                 <w:rFonts w:hAnsi="宋体" w:hint="eastAsia"/>
                 <w:szCs w:val="21"/>
               </w:rPr>
-              <w:t>孙广浩</w:t>
-            </w:r>
+              <w:t>孙广</w:t>
+            </w:r>
+            <w:proofErr w:type="gramStart"/>
+            <w:r>
+              <w:rPr>
+                <w:rFonts w:hAnsi="宋体" w:hint="eastAsia"/>
+                <w:szCs w:val="21"/>
+              </w:rPr>
+              <w:t>浩</w:t>
+            </w:r>
+            <w:proofErr w:type="gramEnd"/>
           </w:p>
         </w:tc>
         <w:tc>
@@ -931,6 +952,7 @@
                 <w:szCs w:val="21"/>
               </w:rPr>
             </w:pPr>
+            <w:proofErr w:type="gramStart"/>
             <w:r>
               <w:rPr>
                 <w:rFonts w:ascii="宋体" w:hAnsi="宋体" w:hint="eastAsia"/>
@@ -938,6 +960,7 @@
               </w:rPr>
               <w:t>刘仁笑</w:t>
             </w:r>
+            <w:proofErr w:type="gramEnd"/>
           </w:p>
         </w:tc>
       </w:tr>
@@ -4690,313 +4713,6 @@
       </w:hyperlink>
     </w:p>
     <w:p>
-      <w:pPr>
-        <w:pStyle w:val="TOC1"/>
-        <w:tabs>
-          <w:tab w:val="right" w:leader="dot" w:pos="8296"/>
-        </w:tabs>
-        <w:rPr>
-          <w:rFonts w:asciiTheme="minorHAnsi" w:eastAsiaTheme="minorEastAsia" w:hAnsiTheme="minorHAnsi" w:cstheme="minorBidi"/>
-          <w:bCs w:val="0"/>
-          <w:caps w:val="0"/>
-          <w:noProof/>
-          <w:sz w:val="22"/>
-          <w14:ligatures w14:val="standardContextual"/>
-        </w:rPr>
-      </w:pPr>
-      <w:hyperlink w:anchor="_Toc226124526" w:history="1">
-        <w:r>
-          <w:rPr>
-            <w:rStyle w:val="af2"/>
-            <w:rFonts w:hint="eastAsia"/>
-            <w:noProof/>
-          </w:rPr>
-          <w:t xml:space="preserve">5. </w:t>
-        </w:r>
-        <w:r>
-          <w:rPr>
-            <w:rStyle w:val="af2"/>
-            <w:rFonts w:hint="eastAsia"/>
-            <w:noProof/>
-          </w:rPr>
-          <w:t>性能测试</w:t>
-        </w:r>
-        <w:r>
-          <w:rPr>
-            <w:rFonts w:hint="eastAsia"/>
-            <w:noProof/>
-            <w:webHidden/>
-          </w:rPr>
-          <w:tab/>
-        </w:r>
-        <w:r>
-          <w:rPr>
-            <w:rFonts w:hint="eastAsia"/>
-            <w:noProof/>
-            <w:webHidden/>
-          </w:rPr>
-          <w:fldChar w:fldCharType="begin"/>
-        </w:r>
-        <w:r>
-          <w:rPr>
-            <w:rFonts w:hint="eastAsia"/>
-            <w:noProof/>
-            <w:webHidden/>
-          </w:rPr>
-          <w:instrText xml:space="preserve"> </w:instrText>
-        </w:r>
-        <w:r>
-          <w:rPr>
-            <w:noProof/>
-            <w:webHidden/>
-          </w:rPr>
-          <w:instrText>PAGEREF _Toc226124526 \h</w:instrText>
-        </w:r>
-        <w:r>
-          <w:rPr>
-            <w:rFonts w:hint="eastAsia"/>
-            <w:noProof/>
-            <w:webHidden/>
-          </w:rPr>
-          <w:instrText xml:space="preserve"> </w:instrText>
-        </w:r>
-        <w:r>
-          <w:rPr>
-            <w:rFonts w:hint="eastAsia"/>
-            <w:noProof/>
-            <w:webHidden/>
-          </w:rPr>
-        </w:r>
-        <w:r>
-          <w:rPr>
-            <w:rFonts w:hint="eastAsia"/>
-            <w:noProof/>
-            <w:webHidden/>
-          </w:rPr>
-          <w:fldChar w:fldCharType="separate"/>
-        </w:r>
-        <w:r>
-          <w:rPr>
-            <w:noProof/>
-            <w:webHidden/>
-          </w:rPr>
-          <w:t>12</w:t>
-        </w:r>
-        <w:r>
-          <w:rPr>
-            <w:rFonts w:hint="eastAsia"/>
-            <w:noProof/>
-            <w:webHidden/>
-          </w:rPr>
-          <w:fldChar w:fldCharType="end"/>
-        </w:r>
-      </w:hyperlink>
-    </w:p>
-    <w:p>
-      <w:pPr>
-        <w:pStyle w:val="TOC2"/>
-        <w:tabs>
-          <w:tab w:val="right" w:leader="dot" w:pos="8296"/>
-        </w:tabs>
-        <w:rPr>
-          <w:rFonts w:asciiTheme="minorHAnsi" w:eastAsiaTheme="minorEastAsia" w:hAnsiTheme="minorHAnsi" w:cstheme="minorBidi"/>
-          <w:noProof/>
-          <w:sz w:val="22"/>
-          <w:szCs w:val="24"/>
-          <w14:ligatures w14:val="standardContextual"/>
-        </w:rPr>
-      </w:pPr>
-      <w:hyperlink w:anchor="_Toc226124527" w:history="1">
-        <w:r>
-          <w:rPr>
-            <w:rStyle w:val="af2"/>
-            <w:rFonts w:hint="eastAsia"/>
-            <w:noProof/>
-          </w:rPr>
-          <w:t>5.1</w:t>
-        </w:r>
-        <w:r>
-          <w:rPr>
-            <w:rStyle w:val="af2"/>
-            <w:rFonts w:hint="eastAsia"/>
-            <w:noProof/>
-          </w:rPr>
-          <w:t>环境描述</w:t>
-        </w:r>
-        <w:r>
-          <w:rPr>
-            <w:rFonts w:hint="eastAsia"/>
-            <w:noProof/>
-            <w:webHidden/>
-          </w:rPr>
-          <w:tab/>
-        </w:r>
-        <w:r>
-          <w:rPr>
-            <w:rFonts w:hint="eastAsia"/>
-            <w:noProof/>
-            <w:webHidden/>
-          </w:rPr>
-          <w:fldChar w:fldCharType="begin"/>
-        </w:r>
-        <w:r>
-          <w:rPr>
-            <w:rFonts w:hint="eastAsia"/>
-            <w:noProof/>
-            <w:webHidden/>
-          </w:rPr>
-          <w:instrText xml:space="preserve"> </w:instrText>
-        </w:r>
-        <w:r>
-          <w:rPr>
-            <w:noProof/>
-            <w:webHidden/>
-          </w:rPr>
-          <w:instrText>PAGEREF _Toc226124527 \h</w:instrText>
-        </w:r>
-        <w:r>
-          <w:rPr>
-            <w:rFonts w:hint="eastAsia"/>
-            <w:noProof/>
-            <w:webHidden/>
-          </w:rPr>
-          <w:instrText xml:space="preserve"> </w:instrText>
-        </w:r>
-        <w:r>
-          <w:rPr>
-            <w:rFonts w:hint="eastAsia"/>
-            <w:noProof/>
-            <w:webHidden/>
-          </w:rPr>
-        </w:r>
-        <w:r>
-          <w:rPr>
-            <w:rFonts w:hint="eastAsia"/>
-            <w:noProof/>
-            <w:webHidden/>
-          </w:rPr>
-          <w:fldChar w:fldCharType="separate"/>
-        </w:r>
-        <w:r>
-          <w:rPr>
-            <w:noProof/>
-            <w:webHidden/>
-          </w:rPr>
-          <w:t>12</w:t>
-        </w:r>
-        <w:r>
-          <w:rPr>
-            <w:rFonts w:hint="eastAsia"/>
-            <w:noProof/>
-            <w:webHidden/>
-          </w:rPr>
-          <w:fldChar w:fldCharType="end"/>
-        </w:r>
-      </w:hyperlink>
-    </w:p>
-    <w:p>
-      <w:pPr>
-        <w:pStyle w:val="TOC2"/>
-        <w:tabs>
-          <w:tab w:val="right" w:leader="dot" w:pos="8296"/>
-        </w:tabs>
-        <w:rPr>
-          <w:rFonts w:asciiTheme="minorHAnsi" w:eastAsiaTheme="minorEastAsia" w:hAnsiTheme="minorHAnsi" w:cstheme="minorBidi"/>
-          <w:noProof/>
-          <w:sz w:val="22"/>
-          <w:szCs w:val="24"/>
-          <w14:ligatures w14:val="standardContextual"/>
-        </w:rPr>
-      </w:pPr>
-      <w:hyperlink w:anchor="_Toc226124528" w:history="1">
-        <w:r>
-          <w:rPr>
-            <w:rStyle w:val="af2"/>
-            <w:rFonts w:hint="eastAsia"/>
-            <w:noProof/>
-          </w:rPr>
-          <w:t>5.2</w:t>
-        </w:r>
-        <w:r>
-          <w:rPr>
-            <w:rStyle w:val="af2"/>
-            <w:rFonts w:hint="eastAsia"/>
-            <w:noProof/>
-          </w:rPr>
-          <w:t>测试用例</w:t>
-        </w:r>
-        <w:r>
-          <w:rPr>
-            <w:rFonts w:hint="eastAsia"/>
-            <w:noProof/>
-            <w:webHidden/>
-          </w:rPr>
-          <w:tab/>
-        </w:r>
-        <w:r>
-          <w:rPr>
-            <w:rFonts w:hint="eastAsia"/>
-            <w:noProof/>
-            <w:webHidden/>
-          </w:rPr>
-          <w:fldChar w:fldCharType="begin"/>
-        </w:r>
-        <w:r>
-          <w:rPr>
-            <w:rFonts w:hint="eastAsia"/>
-            <w:noProof/>
-            <w:webHidden/>
-          </w:rPr>
-          <w:instrText xml:space="preserve"> </w:instrText>
-        </w:r>
-        <w:r>
-          <w:rPr>
-            <w:noProof/>
-            <w:webHidden/>
-          </w:rPr>
-          <w:instrText>PAGEREF _Toc226124528 \h</w:instrText>
-        </w:r>
-        <w:r>
-          <w:rPr>
-            <w:rFonts w:hint="eastAsia"/>
-            <w:noProof/>
-            <w:webHidden/>
-          </w:rPr>
-          <w:instrText xml:space="preserve"> </w:instrText>
-        </w:r>
-        <w:r>
-          <w:rPr>
-            <w:rFonts w:hint="eastAsia"/>
-            <w:noProof/>
-            <w:webHidden/>
-          </w:rPr>
-        </w:r>
-        <w:r>
-          <w:rPr>
-            <w:rFonts w:hint="eastAsia"/>
-            <w:noProof/>
-            <w:webHidden/>
-          </w:rPr>
-          <w:fldChar w:fldCharType="separate"/>
-        </w:r>
-        <w:r>
-          <w:rPr>
-            <w:noProof/>
-            <w:webHidden/>
-          </w:rPr>
-          <w:t>13</w:t>
-        </w:r>
-        <w:r>
-          <w:rPr>
-            <w:rFonts w:hint="eastAsia"/>
-            <w:noProof/>
-            <w:webHidden/>
-          </w:rPr>
-          <w:fldChar w:fldCharType="end"/>
-        </w:r>
-      </w:hyperlink>
-    </w:p>
-    <w:p>
       <w:r>
         <w:fldChar w:fldCharType="end"/>
       </w:r>
@@ -5245,6 +4961,7 @@
             <w:pPr>
               <w:cnfStyle w:val="000000100000" w:firstRow="0" w:lastRow="0" w:firstColumn="0" w:lastColumn="0" w:oddVBand="0" w:evenVBand="0" w:oddHBand="1" w:evenHBand="0" w:firstRowFirstColumn="0" w:firstRowLastColumn="0" w:lastRowFirstColumn="0" w:lastRowLastColumn="0"/>
             </w:pPr>
+            <w:proofErr w:type="gramStart"/>
             <w:r>
               <w:rPr>
                 <w:rFonts w:ascii="宋体" w:hAnsi="宋体" w:hint="eastAsia"/>
@@ -5252,6 +4969,7 @@
               </w:rPr>
               <w:t>刘仁笑</w:t>
             </w:r>
+            <w:proofErr w:type="gramEnd"/>
           </w:p>
         </w:tc>
       </w:tr>
@@ -5327,7 +5045,23 @@
                 <w:rFonts w:ascii="宋体" w:hAnsi="宋体" w:hint="eastAsia"/>
                 <w:sz w:val="24"/>
               </w:rPr>
-              <w:t>孙广浩、刘仁笑</w:t>
+              <w:t>孙广</w:t>
+            </w:r>
+            <w:proofErr w:type="gramStart"/>
+            <w:r>
+              <w:rPr>
+                <w:rFonts w:ascii="宋体" w:hAnsi="宋体" w:hint="eastAsia"/>
+                <w:sz w:val="24"/>
+              </w:rPr>
+              <w:t>浩</w:t>
+            </w:r>
+            <w:proofErr w:type="gramEnd"/>
+            <w:r>
+              <w:rPr>
+                <w:rFonts w:ascii="宋体" w:hAnsi="宋体" w:hint="eastAsia"/>
+                <w:sz w:val="24"/>
+              </w:rPr>
+              <w:t>、刘仁笑</w:t>
             </w:r>
           </w:p>
         </w:tc>
@@ -5577,6 +5311,7 @@
               </w:rPr>
               <w:t>登入页面</w:t>
             </w:r>
+            <w:proofErr w:type="spellStart"/>
             <w:r>
               <w:rPr>
                 <w:rFonts w:hint="eastAsia"/>
@@ -5585,6 +5320,7 @@
               </w:rPr>
               <w:t>ui</w:t>
             </w:r>
+            <w:proofErr w:type="spellEnd"/>
           </w:p>
         </w:tc>
         <w:tc>
@@ -5854,60 +5590,54 @@
     </w:p>
     <w:tbl>
       <w:tblPr>
-        <w:tblW w:w="12945" w:type="dxa"/>
-        <w:tblBorders>
-          <w:top w:val="single" w:sz="2" w:space="0" w:color="auto"/>
-          <w:left w:val="single" w:sz="2" w:space="0" w:color="auto"/>
-          <w:bottom w:val="single" w:sz="2" w:space="0" w:color="auto"/>
-          <w:right w:val="single" w:sz="2" w:space="0" w:color="auto"/>
-        </w:tblBorders>
-        <w:tblCellMar>
-          <w:top w:w="15" w:type="dxa"/>
-          <w:left w:w="15" w:type="dxa"/>
-          <w:bottom w:w="15" w:type="dxa"/>
-          <w:right w:w="15" w:type="dxa"/>
-        </w:tblCellMar>
+        <w:tblStyle w:val="af5"/>
+        <w:tblW w:w="0" w:type="auto"/>
+        <w:tblInd w:w="1120" w:type="dxa"/>
         <w:tblLook w:val="04A0" w:firstRow="1" w:lastRow="0" w:firstColumn="1" w:lastColumn="0" w:noHBand="0" w:noVBand="1"/>
       </w:tblPr>
       <w:tblGrid>
-        <w:gridCol w:w="7582"/>
-        <w:gridCol w:w="5363"/>
+        <w:gridCol w:w="3588"/>
+        <w:gridCol w:w="3588"/>
       </w:tblGrid>
       <w:tr>
-        <w:trPr>
-          <w:tblHeader/>
-        </w:trPr>
-        <w:tc>
-          <w:tcPr>
-            <w:tcW w:w="0" w:type="auto"/>
-            <w:tcBorders>
-              <w:top w:val="single" w:sz="6" w:space="0" w:color="E2E8F0"/>
-              <w:left w:val="single" w:sz="6" w:space="0" w:color="E2E8F0"/>
-              <w:bottom w:val="single" w:sz="6" w:space="0" w:color="E2E8F0"/>
-              <w:right w:val="single" w:sz="6" w:space="0" w:color="E2E8F0"/>
-            </w:tcBorders>
-            <w:shd w:val="clear" w:color="auto" w:fill="F1F5F9"/>
-            <w:tcMar>
-              <w:top w:w="90" w:type="dxa"/>
-              <w:left w:w="120" w:type="dxa"/>
-              <w:bottom w:w="90" w:type="dxa"/>
-              <w:right w:w="120" w:type="dxa"/>
-            </w:tcMar>
-            <w:vAlign w:val="center"/>
-            <w:hideMark/>
+        <w:tc>
+          <w:tcPr>
+            <w:tcW w:w="4148" w:type="dxa"/>
           </w:tcPr>
           <w:p>
             <w:pPr>
               <w:adjustRightInd w:val="0"/>
               <w:spacing w:line="360" w:lineRule="auto"/>
-              <w:ind w:left="400"/>
               <w:textAlignment w:val="baseline"/>
+              <w:rPr>
+                <w:sz w:val="24"/>
+                <w:szCs w:val="24"/>
+              </w:rPr>
+            </w:pPr>
+            <w:r>
               <w:rPr>
                 <w:b/>
                 <w:bCs/>
                 <w:sz w:val="24"/>
                 <w:szCs w:val="24"/>
               </w:rPr>
+              <w:t>任务</w:t>
+            </w:r>
+          </w:p>
+        </w:tc>
+        <w:tc>
+          <w:tcPr>
+            <w:tcW w:w="4148" w:type="dxa"/>
+          </w:tcPr>
+          <w:p>
+            <w:pPr>
+              <w:adjustRightInd w:val="0"/>
+              <w:spacing w:line="360" w:lineRule="auto"/>
+              <w:textAlignment w:val="baseline"/>
+              <w:rPr>
+                <w:sz w:val="24"/>
+                <w:szCs w:val="24"/>
+              </w:rPr>
             </w:pPr>
             <w:r>
               <w:rPr>
@@ -5916,49 +5646,6 @@
                 <w:sz w:val="24"/>
                 <w:szCs w:val="24"/>
               </w:rPr>
-              <w:t>任务</w:t>
-            </w:r>
-          </w:p>
-        </w:tc>
-        <w:tc>
-          <w:tcPr>
-            <w:tcW w:w="0" w:type="auto"/>
-            <w:tcBorders>
-              <w:top w:val="single" w:sz="6" w:space="0" w:color="E2E8F0"/>
-              <w:left w:val="single" w:sz="6" w:space="0" w:color="E2E8F0"/>
-              <w:bottom w:val="single" w:sz="6" w:space="0" w:color="E2E8F0"/>
-              <w:right w:val="single" w:sz="6" w:space="0" w:color="E2E8F0"/>
-            </w:tcBorders>
-            <w:shd w:val="clear" w:color="auto" w:fill="F1F5F9"/>
-            <w:tcMar>
-              <w:top w:w="90" w:type="dxa"/>
-              <w:left w:w="120" w:type="dxa"/>
-              <w:bottom w:w="90" w:type="dxa"/>
-              <w:right w:w="120" w:type="dxa"/>
-            </w:tcMar>
-            <w:vAlign w:val="center"/>
-            <w:hideMark/>
-          </w:tcPr>
-          <w:p>
-            <w:pPr>
-              <w:adjustRightInd w:val="0"/>
-              <w:spacing w:line="360" w:lineRule="auto"/>
-              <w:ind w:left="400"/>
-              <w:textAlignment w:val="baseline"/>
-              <w:rPr>
-                <w:b/>
-                <w:bCs/>
-                <w:sz w:val="24"/>
-                <w:szCs w:val="24"/>
-              </w:rPr>
-            </w:pPr>
-            <w:r>
-              <w:rPr>
-                <w:b/>
-                <w:bCs/>
-                <w:sz w:val="24"/>
-                <w:szCs w:val="24"/>
-              </w:rPr>
               <w:t>参与人员</w:t>
             </w:r>
           </w:p>
@@ -5967,27 +5654,12 @@
       <w:tr>
         <w:tc>
           <w:tcPr>
-            <w:tcW w:w="0" w:type="auto"/>
-            <w:tcBorders>
-              <w:top w:val="single" w:sz="6" w:space="0" w:color="E2E8F0"/>
-              <w:left w:val="single" w:sz="6" w:space="0" w:color="E2E8F0"/>
-              <w:bottom w:val="single" w:sz="6" w:space="0" w:color="E2E8F0"/>
-              <w:right w:val="single" w:sz="6" w:space="0" w:color="E2E8F0"/>
-            </w:tcBorders>
-            <w:tcMar>
-              <w:top w:w="90" w:type="dxa"/>
-              <w:left w:w="120" w:type="dxa"/>
-              <w:bottom w:w="90" w:type="dxa"/>
-              <w:right w:w="120" w:type="dxa"/>
-            </w:tcMar>
-            <w:vAlign w:val="center"/>
-            <w:hideMark/>
+            <w:tcW w:w="4148" w:type="dxa"/>
           </w:tcPr>
           <w:p>
             <w:pPr>
               <w:adjustRightInd w:val="0"/>
               <w:spacing w:line="360" w:lineRule="auto"/>
-              <w:ind w:left="400"/>
               <w:textAlignment w:val="baseline"/>
               <w:rPr>
                 <w:sz w:val="24"/>
@@ -6005,27 +5677,12 @@
         </w:tc>
         <w:tc>
           <w:tcPr>
-            <w:tcW w:w="0" w:type="auto"/>
-            <w:tcBorders>
-              <w:top w:val="single" w:sz="6" w:space="0" w:color="E2E8F0"/>
-              <w:left w:val="single" w:sz="6" w:space="0" w:color="E2E8F0"/>
-              <w:bottom w:val="single" w:sz="6" w:space="0" w:color="E2E8F0"/>
-              <w:right w:val="single" w:sz="6" w:space="0" w:color="E2E8F0"/>
-            </w:tcBorders>
-            <w:tcMar>
-              <w:top w:w="90" w:type="dxa"/>
-              <w:left w:w="120" w:type="dxa"/>
-              <w:bottom w:w="90" w:type="dxa"/>
-              <w:right w:w="120" w:type="dxa"/>
-            </w:tcMar>
-            <w:vAlign w:val="center"/>
-            <w:hideMark/>
+            <w:tcW w:w="4148" w:type="dxa"/>
           </w:tcPr>
           <w:p>
             <w:pPr>
               <w:adjustRightInd w:val="0"/>
               <w:spacing w:line="360" w:lineRule="auto"/>
-              <w:ind w:left="400"/>
               <w:textAlignment w:val="baseline"/>
               <w:rPr>
                 <w:sz w:val="24"/>
@@ -6046,27 +5703,12 @@
       <w:tr>
         <w:tc>
           <w:tcPr>
-            <w:tcW w:w="0" w:type="auto"/>
-            <w:tcBorders>
-              <w:top w:val="single" w:sz="6" w:space="0" w:color="E2E8F0"/>
-              <w:left w:val="single" w:sz="6" w:space="0" w:color="E2E8F0"/>
-              <w:bottom w:val="single" w:sz="6" w:space="0" w:color="E2E8F0"/>
-              <w:right w:val="single" w:sz="6" w:space="0" w:color="E2E8F0"/>
-            </w:tcBorders>
-            <w:tcMar>
-              <w:top w:w="90" w:type="dxa"/>
-              <w:left w:w="120" w:type="dxa"/>
-              <w:bottom w:w="90" w:type="dxa"/>
-              <w:right w:w="120" w:type="dxa"/>
-            </w:tcMar>
-            <w:vAlign w:val="center"/>
-            <w:hideMark/>
+            <w:tcW w:w="4148" w:type="dxa"/>
           </w:tcPr>
           <w:p>
             <w:pPr>
               <w:adjustRightInd w:val="0"/>
               <w:spacing w:line="360" w:lineRule="auto"/>
-              <w:ind w:left="400"/>
               <w:textAlignment w:val="baseline"/>
               <w:rPr>
                 <w:sz w:val="24"/>
@@ -6084,27 +5726,12 @@
         </w:tc>
         <w:tc>
           <w:tcPr>
-            <w:tcW w:w="0" w:type="auto"/>
-            <w:tcBorders>
-              <w:top w:val="single" w:sz="6" w:space="0" w:color="E2E8F0"/>
-              <w:left w:val="single" w:sz="6" w:space="0" w:color="E2E8F0"/>
-              <w:bottom w:val="single" w:sz="6" w:space="0" w:color="E2E8F0"/>
-              <w:right w:val="single" w:sz="6" w:space="0" w:color="E2E8F0"/>
-            </w:tcBorders>
-            <w:tcMar>
-              <w:top w:w="90" w:type="dxa"/>
-              <w:left w:w="120" w:type="dxa"/>
-              <w:bottom w:w="90" w:type="dxa"/>
-              <w:right w:w="120" w:type="dxa"/>
-            </w:tcMar>
-            <w:vAlign w:val="center"/>
-            <w:hideMark/>
+            <w:tcW w:w="4148" w:type="dxa"/>
           </w:tcPr>
           <w:p>
             <w:pPr>
               <w:adjustRightInd w:val="0"/>
               <w:spacing w:line="360" w:lineRule="auto"/>
-              <w:ind w:left="400"/>
               <w:textAlignment w:val="baseline"/>
               <w:rPr>
                 <w:sz w:val="24"/>
@@ -6125,27 +5752,12 @@
       <w:tr>
         <w:tc>
           <w:tcPr>
-            <w:tcW w:w="0" w:type="auto"/>
-            <w:tcBorders>
-              <w:top w:val="single" w:sz="6" w:space="0" w:color="E2E8F0"/>
-              <w:left w:val="single" w:sz="6" w:space="0" w:color="E2E8F0"/>
-              <w:bottom w:val="single" w:sz="6" w:space="0" w:color="E2E8F0"/>
-              <w:right w:val="single" w:sz="6" w:space="0" w:color="E2E8F0"/>
-            </w:tcBorders>
-            <w:tcMar>
-              <w:top w:w="90" w:type="dxa"/>
-              <w:left w:w="120" w:type="dxa"/>
-              <w:bottom w:w="90" w:type="dxa"/>
-              <w:right w:w="120" w:type="dxa"/>
-            </w:tcMar>
-            <w:vAlign w:val="center"/>
-            <w:hideMark/>
+            <w:tcW w:w="4148" w:type="dxa"/>
           </w:tcPr>
           <w:p>
             <w:pPr>
               <w:adjustRightInd w:val="0"/>
               <w:spacing w:line="360" w:lineRule="auto"/>
-              <w:ind w:left="400"/>
               <w:textAlignment w:val="baseline"/>
               <w:rPr>
                 <w:sz w:val="24"/>
@@ -6163,27 +5775,12 @@
         </w:tc>
         <w:tc>
           <w:tcPr>
-            <w:tcW w:w="0" w:type="auto"/>
-            <w:tcBorders>
-              <w:top w:val="single" w:sz="6" w:space="0" w:color="E2E8F0"/>
-              <w:left w:val="single" w:sz="6" w:space="0" w:color="E2E8F0"/>
-              <w:bottom w:val="single" w:sz="6" w:space="0" w:color="E2E8F0"/>
-              <w:right w:val="single" w:sz="6" w:space="0" w:color="E2E8F0"/>
-            </w:tcBorders>
-            <w:tcMar>
-              <w:top w:w="90" w:type="dxa"/>
-              <w:left w:w="120" w:type="dxa"/>
-              <w:bottom w:w="90" w:type="dxa"/>
-              <w:right w:w="120" w:type="dxa"/>
-            </w:tcMar>
-            <w:vAlign w:val="center"/>
-            <w:hideMark/>
+            <w:tcW w:w="4148" w:type="dxa"/>
           </w:tcPr>
           <w:p>
             <w:pPr>
               <w:adjustRightInd w:val="0"/>
               <w:spacing w:line="360" w:lineRule="auto"/>
-              <w:ind w:left="400"/>
               <w:textAlignment w:val="baseline"/>
               <w:rPr>
                 <w:sz w:val="24"/>
@@ -6204,27 +5801,12 @@
       <w:tr>
         <w:tc>
           <w:tcPr>
-            <w:tcW w:w="0" w:type="auto"/>
-            <w:tcBorders>
-              <w:top w:val="single" w:sz="6" w:space="0" w:color="E2E8F0"/>
-              <w:left w:val="single" w:sz="6" w:space="0" w:color="E2E8F0"/>
-              <w:bottom w:val="single" w:sz="6" w:space="0" w:color="E2E8F0"/>
-              <w:right w:val="single" w:sz="6" w:space="0" w:color="E2E8F0"/>
-            </w:tcBorders>
-            <w:tcMar>
-              <w:top w:w="90" w:type="dxa"/>
-              <w:left w:w="120" w:type="dxa"/>
-              <w:bottom w:w="90" w:type="dxa"/>
-              <w:right w:w="120" w:type="dxa"/>
-            </w:tcMar>
-            <w:vAlign w:val="center"/>
-            <w:hideMark/>
+            <w:tcW w:w="4148" w:type="dxa"/>
           </w:tcPr>
           <w:p>
             <w:pPr>
               <w:adjustRightInd w:val="0"/>
               <w:spacing w:line="360" w:lineRule="auto"/>
-              <w:ind w:left="400"/>
               <w:textAlignment w:val="baseline"/>
               <w:rPr>
                 <w:sz w:val="24"/>
@@ -6242,27 +5824,12 @@
         </w:tc>
         <w:tc>
           <w:tcPr>
-            <w:tcW w:w="0" w:type="auto"/>
-            <w:tcBorders>
-              <w:top w:val="single" w:sz="6" w:space="0" w:color="E2E8F0"/>
-              <w:left w:val="single" w:sz="6" w:space="0" w:color="E2E8F0"/>
-              <w:bottom w:val="single" w:sz="6" w:space="0" w:color="E2E8F0"/>
-              <w:right w:val="single" w:sz="6" w:space="0" w:color="E2E8F0"/>
-            </w:tcBorders>
-            <w:tcMar>
-              <w:top w:w="90" w:type="dxa"/>
-              <w:left w:w="120" w:type="dxa"/>
-              <w:bottom w:w="90" w:type="dxa"/>
-              <w:right w:w="120" w:type="dxa"/>
-            </w:tcMar>
-            <w:vAlign w:val="center"/>
-            <w:hideMark/>
+            <w:tcW w:w="4148" w:type="dxa"/>
           </w:tcPr>
           <w:p>
             <w:pPr>
               <w:adjustRightInd w:val="0"/>
               <w:spacing w:line="360" w:lineRule="auto"/>
-              <w:ind w:left="400"/>
               <w:textAlignment w:val="baseline"/>
               <w:rPr>
                 <w:sz w:val="24"/>
@@ -6281,6 +5848,18 @@
         </w:tc>
       </w:tr>
     </w:tbl>
+    <w:p>
+      <w:pPr>
+        <w:adjustRightInd w:val="0"/>
+        <w:spacing w:line="360" w:lineRule="auto"/>
+        <w:ind w:left="1120"/>
+        <w:textAlignment w:val="baseline"/>
+        <w:rPr>
+          <w:sz w:val="24"/>
+          <w:szCs w:val="24"/>
+        </w:rPr>
+      </w:pPr>
+    </w:p>
     <w:p>
       <w:pPr>
         <w:tabs>
@@ -7386,12 +6965,21 @@
         </w:rPr>
         <w:t>，它</w:t>
       </w:r>
+      <w:proofErr w:type="gramStart"/>
       <w:r>
         <w:rPr>
           <w:sz w:val="24"/>
           <w:szCs w:val="24"/>
         </w:rPr>
-        <w:t>不基于内部设计和代码的任何知识，而是基于需求和功能性</w:t>
+        <w:t>不</w:t>
+      </w:r>
+      <w:proofErr w:type="gramEnd"/>
+      <w:r>
+        <w:rPr>
+          <w:sz w:val="24"/>
+          <w:szCs w:val="24"/>
+        </w:rPr>
+        <w:t>基于内部设计和代码的任何知识，而是基于需求和功能性</w:t>
       </w:r>
       <w:r>
         <w:rPr>
@@ -7422,6 +7010,31 @@
           <w:szCs w:val="24"/>
         </w:rPr>
         <w:t>而产生正确的输出信息，并且保持外部信息（如数据库或文件）的完整性。</w:t>
+      </w:r>
+    </w:p>
+    <w:p>
+      <w:pPr>
+        <w:spacing w:line="360" w:lineRule="auto"/>
+        <w:rPr>
+          <w:sz w:val="24"/>
+          <w:szCs w:val="24"/>
+        </w:rPr>
+      </w:pPr>
+      <w:r>
+        <w:rPr>
+          <w:rFonts w:hint="eastAsia"/>
+          <w:sz w:val="24"/>
+          <w:szCs w:val="24"/>
+        </w:rPr>
+        <w:t>本次使用的方法为等价类法，边界值法</w:t>
+      </w:r>
+      <w:r>
+        <w:rPr>
+          <w:rFonts w:hint="eastAsia"/>
+          <w:sz w:val="24"/>
+          <w:szCs w:val="24"/>
+        </w:rPr>
+        <w:t>，错误推测法。</w:t>
       </w:r>
     </w:p>
     <w:p>
@@ -7434,7 +7047,6 @@
         <w:rPr>
           <w:rFonts w:hint="eastAsia"/>
         </w:rPr>
-        <w:lastRenderedPageBreak/>
         <w:t>3.2</w:t>
       </w:r>
       <w:r>
@@ -7448,97 +7060,37 @@
     </w:p>
     <w:tbl>
       <w:tblPr>
-        <w:tblW w:w="12945" w:type="dxa"/>
-        <w:tblBorders>
-          <w:top w:val="single" w:sz="2" w:space="0" w:color="auto"/>
-          <w:left w:val="single" w:sz="2" w:space="0" w:color="auto"/>
-          <w:bottom w:val="single" w:sz="2" w:space="0" w:color="auto"/>
-          <w:right w:val="single" w:sz="2" w:space="0" w:color="auto"/>
-        </w:tblBorders>
-        <w:tblCellMar>
-          <w:top w:w="15" w:type="dxa"/>
-          <w:left w:w="15" w:type="dxa"/>
-          <w:bottom w:w="15" w:type="dxa"/>
-          <w:right w:w="15" w:type="dxa"/>
-        </w:tblCellMar>
+        <w:tblStyle w:val="af5"/>
+        <w:tblW w:w="0" w:type="auto"/>
+        <w:jc w:val="center"/>
         <w:tblLook w:val="04A0" w:firstRow="1" w:lastRow="0" w:firstColumn="1" w:lastColumn="0" w:noHBand="0" w:noVBand="1"/>
       </w:tblPr>
       <w:tblGrid>
-        <w:gridCol w:w="3124"/>
-        <w:gridCol w:w="9821"/>
+        <w:gridCol w:w="4148"/>
+        <w:gridCol w:w="4148"/>
       </w:tblGrid>
       <w:tr>
         <w:trPr>
-          <w:tblHeader/>
+          <w:jc w:val="center"/>
         </w:trPr>
         <w:tc>
           <w:tcPr>
-            <w:tcW w:w="0" w:type="auto"/>
-            <w:tcBorders>
-              <w:top w:val="single" w:sz="6" w:space="0" w:color="E2E8F0"/>
-              <w:left w:val="single" w:sz="6" w:space="0" w:color="E2E8F0"/>
-              <w:bottom w:val="single" w:sz="6" w:space="0" w:color="E2E8F0"/>
-              <w:right w:val="single" w:sz="6" w:space="0" w:color="E2E8F0"/>
-            </w:tcBorders>
-            <w:shd w:val="clear" w:color="auto" w:fill="F1F5F9"/>
-            <w:tcMar>
-              <w:top w:w="90" w:type="dxa"/>
-              <w:left w:w="120" w:type="dxa"/>
-              <w:bottom w:w="90" w:type="dxa"/>
-              <w:right w:w="120" w:type="dxa"/>
-            </w:tcMar>
-            <w:vAlign w:val="center"/>
-            <w:hideMark/>
-          </w:tcPr>
-          <w:p>
-            <w:pPr>
-              <w:pStyle w:val="1"/>
-              <w:rPr>
-                <w:sz w:val="24"/>
-                <w:szCs w:val="24"/>
-              </w:rPr>
-            </w:pPr>
-            <w:bookmarkStart w:id="23" w:name="_Toc226124505"/>
-            <w:bookmarkStart w:id="24" w:name="_Toc25639"/>
-            <w:bookmarkEnd w:id="18"/>
-            <w:r>
-              <w:rPr>
-                <w:sz w:val="24"/>
-                <w:szCs w:val="24"/>
+            <w:tcW w:w="4148" w:type="dxa"/>
+          </w:tcPr>
+          <w:p>
+            <w:r>
+              <w:rPr>
+                <w:rFonts w:hint="eastAsia"/>
               </w:rPr>
               <w:t>测试类型</w:t>
             </w:r>
-            <w:bookmarkEnd w:id="23"/>
-          </w:p>
-        </w:tc>
-        <w:tc>
-          <w:tcPr>
-            <w:tcW w:w="0" w:type="auto"/>
-            <w:tcBorders>
-              <w:top w:val="single" w:sz="6" w:space="0" w:color="E2E8F0"/>
-              <w:left w:val="single" w:sz="6" w:space="0" w:color="E2E8F0"/>
-              <w:bottom w:val="single" w:sz="6" w:space="0" w:color="E2E8F0"/>
-              <w:right w:val="single" w:sz="6" w:space="0" w:color="E2E8F0"/>
-            </w:tcBorders>
-            <w:shd w:val="clear" w:color="auto" w:fill="F1F5F9"/>
-            <w:tcMar>
-              <w:top w:w="90" w:type="dxa"/>
-              <w:left w:w="120" w:type="dxa"/>
-              <w:bottom w:w="90" w:type="dxa"/>
-              <w:right w:w="120" w:type="dxa"/>
-            </w:tcMar>
-            <w:vAlign w:val="center"/>
-            <w:hideMark/>
-          </w:tcPr>
-          <w:p>
-            <w:pPr>
-              <w:pStyle w:val="1"/>
-              <w:rPr>
-                <w:sz w:val="24"/>
-                <w:szCs w:val="24"/>
-              </w:rPr>
-            </w:pPr>
-            <w:bookmarkStart w:id="25" w:name="_Toc226124506"/>
+          </w:p>
+        </w:tc>
+        <w:tc>
+          <w:tcPr>
+            <w:tcW w:w="4148" w:type="dxa"/>
+          </w:tcPr>
+          <w:p>
             <w:r>
               <w:rPr>
                 <w:sz w:val="24"/>
@@ -7546,38 +7098,18 @@
               </w:rPr>
               <w:t>覆盖内容</w:t>
             </w:r>
-            <w:bookmarkEnd w:id="25"/>
           </w:p>
         </w:tc>
       </w:tr>
       <w:tr>
-        <w:tc>
-          <w:tcPr>
-            <w:tcW w:w="0" w:type="auto"/>
-            <w:tcBorders>
-              <w:top w:val="single" w:sz="6" w:space="0" w:color="E2E8F0"/>
-              <w:left w:val="single" w:sz="6" w:space="0" w:color="E2E8F0"/>
-              <w:bottom w:val="single" w:sz="6" w:space="0" w:color="E2E8F0"/>
-              <w:right w:val="single" w:sz="6" w:space="0" w:color="E2E8F0"/>
-            </w:tcBorders>
-            <w:tcMar>
-              <w:top w:w="90" w:type="dxa"/>
-              <w:left w:w="120" w:type="dxa"/>
-              <w:bottom w:w="90" w:type="dxa"/>
-              <w:right w:w="120" w:type="dxa"/>
-            </w:tcMar>
-            <w:vAlign w:val="center"/>
-            <w:hideMark/>
-          </w:tcPr>
-          <w:p>
-            <w:pPr>
-              <w:pStyle w:val="1"/>
-              <w:rPr>
-                <w:sz w:val="24"/>
-                <w:szCs w:val="24"/>
-              </w:rPr>
-            </w:pPr>
-            <w:bookmarkStart w:id="26" w:name="_Toc226124507"/>
+        <w:trPr>
+          <w:jc w:val="center"/>
+        </w:trPr>
+        <w:tc>
+          <w:tcPr>
+            <w:tcW w:w="4148" w:type="dxa"/>
+          </w:tcPr>
+          <w:p>
             <w:r>
               <w:rPr>
                 <w:sz w:val="24"/>
@@ -7585,36 +7117,13 @@
               </w:rPr>
               <w:t>正常输入测试</w:t>
             </w:r>
-            <w:bookmarkEnd w:id="26"/>
-          </w:p>
-        </w:tc>
-        <w:tc>
-          <w:tcPr>
-            <w:tcW w:w="0" w:type="auto"/>
-            <w:tcBorders>
-              <w:top w:val="single" w:sz="6" w:space="0" w:color="E2E8F0"/>
-              <w:left w:val="single" w:sz="6" w:space="0" w:color="E2E8F0"/>
-              <w:bottom w:val="single" w:sz="6" w:space="0" w:color="E2E8F0"/>
-              <w:right w:val="single" w:sz="6" w:space="0" w:color="E2E8F0"/>
-            </w:tcBorders>
-            <w:tcMar>
-              <w:top w:w="90" w:type="dxa"/>
-              <w:left w:w="120" w:type="dxa"/>
-              <w:bottom w:w="90" w:type="dxa"/>
-              <w:right w:w="120" w:type="dxa"/>
-            </w:tcMar>
-            <w:vAlign w:val="center"/>
-            <w:hideMark/>
-          </w:tcPr>
-          <w:p>
-            <w:pPr>
-              <w:pStyle w:val="1"/>
-              <w:rPr>
-                <w:sz w:val="24"/>
-                <w:szCs w:val="24"/>
-              </w:rPr>
-            </w:pPr>
-            <w:bookmarkStart w:id="27" w:name="_Toc226124508"/>
+          </w:p>
+        </w:tc>
+        <w:tc>
+          <w:tcPr>
+            <w:tcW w:w="4148" w:type="dxa"/>
+          </w:tcPr>
+          <w:p>
             <w:r>
               <w:rPr>
                 <w:sz w:val="24"/>
@@ -7622,38 +7131,24 @@
               </w:rPr>
               <w:t>正确的账号密码、验证码，验证正常登录流程</w:t>
             </w:r>
-            <w:bookmarkEnd w:id="27"/>
           </w:p>
         </w:tc>
       </w:tr>
       <w:tr>
-        <w:tc>
-          <w:tcPr>
-            <w:tcW w:w="0" w:type="auto"/>
-            <w:tcBorders>
-              <w:top w:val="single" w:sz="6" w:space="0" w:color="E2E8F0"/>
-              <w:left w:val="single" w:sz="6" w:space="0" w:color="E2E8F0"/>
-              <w:bottom w:val="single" w:sz="6" w:space="0" w:color="E2E8F0"/>
-              <w:right w:val="single" w:sz="6" w:space="0" w:color="E2E8F0"/>
-            </w:tcBorders>
-            <w:tcMar>
-              <w:top w:w="90" w:type="dxa"/>
-              <w:left w:w="120" w:type="dxa"/>
-              <w:bottom w:w="90" w:type="dxa"/>
-              <w:right w:w="120" w:type="dxa"/>
-            </w:tcMar>
-            <w:vAlign w:val="center"/>
-            <w:hideMark/>
-          </w:tcPr>
-          <w:p>
-            <w:pPr>
-              <w:pStyle w:val="1"/>
-              <w:rPr>
-                <w:sz w:val="24"/>
-                <w:szCs w:val="24"/>
-              </w:rPr>
-            </w:pPr>
-            <w:bookmarkStart w:id="28" w:name="_Toc226124509"/>
+        <w:trPr>
+          <w:jc w:val="center"/>
+        </w:trPr>
+        <w:tc>
+          <w:tcPr>
+            <w:tcW w:w="4148" w:type="dxa"/>
+          </w:tcPr>
+          <w:p>
+            <w:pPr>
+              <w:rPr>
+                <w:sz w:val="24"/>
+                <w:szCs w:val="24"/>
+              </w:rPr>
+            </w:pPr>
             <w:r>
               <w:rPr>
                 <w:sz w:val="24"/>
@@ -7661,36 +7156,13 @@
               </w:rPr>
               <w:t>异常输入测试</w:t>
             </w:r>
-            <w:bookmarkEnd w:id="28"/>
-          </w:p>
-        </w:tc>
-        <w:tc>
-          <w:tcPr>
-            <w:tcW w:w="0" w:type="auto"/>
-            <w:tcBorders>
-              <w:top w:val="single" w:sz="6" w:space="0" w:color="E2E8F0"/>
-              <w:left w:val="single" w:sz="6" w:space="0" w:color="E2E8F0"/>
-              <w:bottom w:val="single" w:sz="6" w:space="0" w:color="E2E8F0"/>
-              <w:right w:val="single" w:sz="6" w:space="0" w:color="E2E8F0"/>
-            </w:tcBorders>
-            <w:tcMar>
-              <w:top w:w="90" w:type="dxa"/>
-              <w:left w:w="120" w:type="dxa"/>
-              <w:bottom w:w="90" w:type="dxa"/>
-              <w:right w:w="120" w:type="dxa"/>
-            </w:tcMar>
-            <w:vAlign w:val="center"/>
-            <w:hideMark/>
-          </w:tcPr>
-          <w:p>
-            <w:pPr>
-              <w:pStyle w:val="1"/>
-              <w:rPr>
-                <w:sz w:val="24"/>
-                <w:szCs w:val="24"/>
-              </w:rPr>
-            </w:pPr>
-            <w:bookmarkStart w:id="29" w:name="_Toc226124510"/>
+          </w:p>
+        </w:tc>
+        <w:tc>
+          <w:tcPr>
+            <w:tcW w:w="4148" w:type="dxa"/>
+          </w:tcPr>
+          <w:p>
             <w:r>
               <w:rPr>
                 <w:sz w:val="24"/>
@@ -7698,38 +7170,24 @@
               </w:rPr>
               <w:t>错误的账号、密码、验证码，验证错误处理能力</w:t>
             </w:r>
-            <w:bookmarkEnd w:id="29"/>
           </w:p>
         </w:tc>
       </w:tr>
       <w:tr>
-        <w:tc>
-          <w:tcPr>
-            <w:tcW w:w="0" w:type="auto"/>
-            <w:tcBorders>
-              <w:top w:val="single" w:sz="6" w:space="0" w:color="E2E8F0"/>
-              <w:left w:val="single" w:sz="6" w:space="0" w:color="E2E8F0"/>
-              <w:bottom w:val="single" w:sz="6" w:space="0" w:color="E2E8F0"/>
-              <w:right w:val="single" w:sz="6" w:space="0" w:color="E2E8F0"/>
-            </w:tcBorders>
-            <w:tcMar>
-              <w:top w:w="90" w:type="dxa"/>
-              <w:left w:w="120" w:type="dxa"/>
-              <w:bottom w:w="90" w:type="dxa"/>
-              <w:right w:w="120" w:type="dxa"/>
-            </w:tcMar>
-            <w:vAlign w:val="center"/>
-            <w:hideMark/>
-          </w:tcPr>
-          <w:p>
-            <w:pPr>
-              <w:pStyle w:val="1"/>
-              <w:rPr>
-                <w:sz w:val="24"/>
-                <w:szCs w:val="24"/>
-              </w:rPr>
-            </w:pPr>
-            <w:bookmarkStart w:id="30" w:name="_Toc226124511"/>
+        <w:trPr>
+          <w:jc w:val="center"/>
+        </w:trPr>
+        <w:tc>
+          <w:tcPr>
+            <w:tcW w:w="4148" w:type="dxa"/>
+          </w:tcPr>
+          <w:p>
+            <w:pPr>
+              <w:rPr>
+                <w:sz w:val="24"/>
+                <w:szCs w:val="24"/>
+              </w:rPr>
+            </w:pPr>
             <w:r>
               <w:rPr>
                 <w:sz w:val="24"/>
@@ -7737,36 +7195,13 @@
               </w:rPr>
               <w:t>边界测试</w:t>
             </w:r>
-            <w:bookmarkEnd w:id="30"/>
-          </w:p>
-        </w:tc>
-        <w:tc>
-          <w:tcPr>
-            <w:tcW w:w="0" w:type="auto"/>
-            <w:tcBorders>
-              <w:top w:val="single" w:sz="6" w:space="0" w:color="E2E8F0"/>
-              <w:left w:val="single" w:sz="6" w:space="0" w:color="E2E8F0"/>
-              <w:bottom w:val="single" w:sz="6" w:space="0" w:color="E2E8F0"/>
-              <w:right w:val="single" w:sz="6" w:space="0" w:color="E2E8F0"/>
-            </w:tcBorders>
-            <w:tcMar>
-              <w:top w:w="90" w:type="dxa"/>
-              <w:left w:w="120" w:type="dxa"/>
-              <w:bottom w:w="90" w:type="dxa"/>
-              <w:right w:w="120" w:type="dxa"/>
-            </w:tcMar>
-            <w:vAlign w:val="center"/>
-            <w:hideMark/>
-          </w:tcPr>
-          <w:p>
-            <w:pPr>
-              <w:pStyle w:val="1"/>
-              <w:rPr>
-                <w:sz w:val="24"/>
-                <w:szCs w:val="24"/>
-              </w:rPr>
-            </w:pPr>
-            <w:bookmarkStart w:id="31" w:name="_Toc226124512"/>
+          </w:p>
+        </w:tc>
+        <w:tc>
+          <w:tcPr>
+            <w:tcW w:w="4148" w:type="dxa"/>
+          </w:tcPr>
+          <w:p>
             <w:r>
               <w:rPr>
                 <w:sz w:val="24"/>
@@ -7774,38 +7209,24 @@
               </w:rPr>
               <w:t>空值、超长字符串、特殊字符等边界条件</w:t>
             </w:r>
-            <w:bookmarkEnd w:id="31"/>
           </w:p>
         </w:tc>
       </w:tr>
       <w:tr>
-        <w:tc>
-          <w:tcPr>
-            <w:tcW w:w="0" w:type="auto"/>
-            <w:tcBorders>
-              <w:top w:val="single" w:sz="6" w:space="0" w:color="E2E8F0"/>
-              <w:left w:val="single" w:sz="6" w:space="0" w:color="E2E8F0"/>
-              <w:bottom w:val="single" w:sz="6" w:space="0" w:color="E2E8F0"/>
-              <w:right w:val="single" w:sz="6" w:space="0" w:color="E2E8F0"/>
-            </w:tcBorders>
-            <w:tcMar>
-              <w:top w:w="90" w:type="dxa"/>
-              <w:left w:w="120" w:type="dxa"/>
-              <w:bottom w:w="90" w:type="dxa"/>
-              <w:right w:w="120" w:type="dxa"/>
-            </w:tcMar>
-            <w:vAlign w:val="center"/>
-            <w:hideMark/>
-          </w:tcPr>
-          <w:p>
-            <w:pPr>
-              <w:pStyle w:val="1"/>
-              <w:rPr>
-                <w:sz w:val="24"/>
-                <w:szCs w:val="24"/>
-              </w:rPr>
-            </w:pPr>
-            <w:bookmarkStart w:id="32" w:name="_Toc226124513"/>
+        <w:trPr>
+          <w:jc w:val="center"/>
+        </w:trPr>
+        <w:tc>
+          <w:tcPr>
+            <w:tcW w:w="4148" w:type="dxa"/>
+          </w:tcPr>
+          <w:p>
+            <w:pPr>
+              <w:rPr>
+                <w:sz w:val="24"/>
+                <w:szCs w:val="24"/>
+              </w:rPr>
+            </w:pPr>
             <w:r>
               <w:rPr>
                 <w:sz w:val="24"/>
@@ -7813,36 +7234,13 @@
               </w:rPr>
               <w:t>身份识别测试</w:t>
             </w:r>
-            <w:bookmarkEnd w:id="32"/>
-          </w:p>
-        </w:tc>
-        <w:tc>
-          <w:tcPr>
-            <w:tcW w:w="0" w:type="auto"/>
-            <w:tcBorders>
-              <w:top w:val="single" w:sz="6" w:space="0" w:color="E2E8F0"/>
-              <w:left w:val="single" w:sz="6" w:space="0" w:color="E2E8F0"/>
-              <w:bottom w:val="single" w:sz="6" w:space="0" w:color="E2E8F0"/>
-              <w:right w:val="single" w:sz="6" w:space="0" w:color="E2E8F0"/>
-            </w:tcBorders>
-            <w:tcMar>
-              <w:top w:w="90" w:type="dxa"/>
-              <w:left w:w="120" w:type="dxa"/>
-              <w:bottom w:w="90" w:type="dxa"/>
-              <w:right w:w="120" w:type="dxa"/>
-            </w:tcMar>
-            <w:vAlign w:val="center"/>
-            <w:hideMark/>
-          </w:tcPr>
-          <w:p>
-            <w:pPr>
-              <w:pStyle w:val="1"/>
-              <w:rPr>
-                <w:sz w:val="24"/>
-                <w:szCs w:val="24"/>
-              </w:rPr>
-            </w:pPr>
-            <w:bookmarkStart w:id="33" w:name="_Toc226124514"/>
+          </w:p>
+        </w:tc>
+        <w:tc>
+          <w:tcPr>
+            <w:tcW w:w="4148" w:type="dxa"/>
+          </w:tcPr>
+          <w:p>
             <w:r>
               <w:rPr>
                 <w:sz w:val="24"/>
@@ -7864,189 +7262,452 @@
               </w:rPr>
               <w:t>学生角色识别与页面跳转</w:t>
             </w:r>
-            <w:bookmarkEnd w:id="33"/>
+          </w:p>
+        </w:tc>
+      </w:tr>
+    </w:tbl>
+    <w:p/>
+    <w:p>
+      <w:r>
+        <w:rPr>
+          <w:rFonts w:hint="eastAsia"/>
+        </w:rPr>
+        <w:t>等价类法：</w:t>
+      </w:r>
+    </w:p>
+    <w:p>
+      <w:r>
+        <w:tab/>
+      </w:r>
+      <w:r>
+        <w:rPr>
+          <w:rFonts w:hint="eastAsia"/>
+        </w:rPr>
+        <w:t>登录模块</w:t>
+      </w:r>
+    </w:p>
+    <w:tbl>
+      <w:tblPr>
+        <w:tblStyle w:val="af5"/>
+        <w:tblW w:w="0" w:type="auto"/>
+        <w:tblInd w:w="360" w:type="dxa"/>
+        <w:tblLook w:val="04A0" w:firstRow="1" w:lastRow="0" w:firstColumn="1" w:lastColumn="0" w:noHBand="0" w:noVBand="1"/>
+      </w:tblPr>
+      <w:tblGrid>
+        <w:gridCol w:w="2327"/>
+        <w:gridCol w:w="2540"/>
+        <w:gridCol w:w="3069"/>
+      </w:tblGrid>
+      <w:tr>
+        <w:tc>
+          <w:tcPr>
+            <w:tcW w:w="2327" w:type="dxa"/>
+          </w:tcPr>
+          <w:p>
+            <w:pPr>
+              <w:pStyle w:val="af4"/>
+              <w:ind w:firstLineChars="0" w:firstLine="0"/>
+              <w:rPr>
+                <w:b/>
+                <w:bCs/>
+              </w:rPr>
+            </w:pPr>
+            <w:r>
+              <w:rPr>
+                <w:rFonts w:hint="eastAsia"/>
+                <w:b/>
+                <w:bCs/>
+              </w:rPr>
+              <w:t>输入条件</w:t>
+            </w:r>
+          </w:p>
+        </w:tc>
+        <w:tc>
+          <w:tcPr>
+            <w:tcW w:w="2540" w:type="dxa"/>
+          </w:tcPr>
+          <w:p>
+            <w:pPr>
+              <w:pStyle w:val="af4"/>
+              <w:ind w:firstLineChars="0" w:firstLine="0"/>
+              <w:rPr>
+                <w:b/>
+                <w:bCs/>
+              </w:rPr>
+            </w:pPr>
+            <w:r>
+              <w:rPr>
+                <w:rFonts w:hint="eastAsia"/>
+                <w:b/>
+                <w:bCs/>
+              </w:rPr>
+              <w:t>有效等价类</w:t>
+            </w:r>
+          </w:p>
+        </w:tc>
+        <w:tc>
+          <w:tcPr>
+            <w:tcW w:w="3069" w:type="dxa"/>
+          </w:tcPr>
+          <w:p>
+            <w:pPr>
+              <w:pStyle w:val="af4"/>
+              <w:ind w:firstLineChars="0" w:firstLine="0"/>
+            </w:pPr>
+            <w:r>
+              <w:rPr>
+                <w:rFonts w:hint="eastAsia"/>
+                <w:b/>
+                <w:bCs/>
+              </w:rPr>
+              <w:t>无效等价类</w:t>
+            </w:r>
           </w:p>
         </w:tc>
       </w:tr>
       <w:tr>
-        <w:tc>
-          <w:tcPr>
-            <w:tcW w:w="0" w:type="auto"/>
-            <w:tcBorders>
-              <w:top w:val="single" w:sz="6" w:space="0" w:color="E2E8F0"/>
-              <w:left w:val="single" w:sz="6" w:space="0" w:color="E2E8F0"/>
-              <w:bottom w:val="single" w:sz="6" w:space="0" w:color="E2E8F0"/>
-              <w:right w:val="single" w:sz="6" w:space="0" w:color="E2E8F0"/>
-            </w:tcBorders>
-            <w:tcMar>
-              <w:top w:w="90" w:type="dxa"/>
-              <w:left w:w="120" w:type="dxa"/>
-              <w:bottom w:w="90" w:type="dxa"/>
-              <w:right w:w="120" w:type="dxa"/>
-            </w:tcMar>
-            <w:vAlign w:val="center"/>
-            <w:hideMark/>
-          </w:tcPr>
-          <w:p>
-            <w:pPr>
-              <w:pStyle w:val="1"/>
-              <w:rPr>
-                <w:sz w:val="24"/>
-                <w:szCs w:val="24"/>
-              </w:rPr>
-            </w:pPr>
-            <w:bookmarkStart w:id="34" w:name="_Toc226124515"/>
-            <w:r>
-              <w:rPr>
-                <w:sz w:val="24"/>
-                <w:szCs w:val="24"/>
-              </w:rPr>
-              <w:t>安全测试</w:t>
-            </w:r>
-            <w:bookmarkEnd w:id="34"/>
-          </w:p>
-        </w:tc>
-        <w:tc>
-          <w:tcPr>
-            <w:tcW w:w="0" w:type="auto"/>
-            <w:tcBorders>
-              <w:top w:val="single" w:sz="6" w:space="0" w:color="E2E8F0"/>
-              <w:left w:val="single" w:sz="6" w:space="0" w:color="E2E8F0"/>
-              <w:bottom w:val="single" w:sz="6" w:space="0" w:color="E2E8F0"/>
-              <w:right w:val="single" w:sz="6" w:space="0" w:color="E2E8F0"/>
-            </w:tcBorders>
-            <w:tcMar>
-              <w:top w:w="90" w:type="dxa"/>
-              <w:left w:w="120" w:type="dxa"/>
-              <w:bottom w:w="90" w:type="dxa"/>
-              <w:right w:w="120" w:type="dxa"/>
-            </w:tcMar>
-            <w:vAlign w:val="center"/>
-            <w:hideMark/>
-          </w:tcPr>
-          <w:p>
-            <w:pPr>
-              <w:pStyle w:val="1"/>
-              <w:rPr>
-                <w:sz w:val="24"/>
-                <w:szCs w:val="24"/>
-              </w:rPr>
-            </w:pPr>
-            <w:bookmarkStart w:id="35" w:name="_Toc226124516"/>
-            <w:r>
-              <w:rPr>
-                <w:sz w:val="24"/>
-                <w:szCs w:val="24"/>
-              </w:rPr>
-              <w:t>SQL</w:t>
-            </w:r>
-            <w:r>
-              <w:rPr>
-                <w:sz w:val="24"/>
-                <w:szCs w:val="24"/>
-              </w:rPr>
-              <w:t>注入、</w:t>
-            </w:r>
-            <w:r>
-              <w:rPr>
-                <w:sz w:val="24"/>
-                <w:szCs w:val="24"/>
-              </w:rPr>
-              <w:t>XSS</w:t>
-            </w:r>
-            <w:r>
-              <w:rPr>
-                <w:sz w:val="24"/>
-                <w:szCs w:val="24"/>
-              </w:rPr>
-              <w:t>、暴力破解防护等</w:t>
-            </w:r>
-            <w:bookmarkEnd w:id="35"/>
+        <w:trPr>
+          <w:trHeight w:val="195"/>
+        </w:trPr>
+        <w:tc>
+          <w:tcPr>
+            <w:tcW w:w="2327" w:type="dxa"/>
+            <w:vMerge w:val="restart"/>
+          </w:tcPr>
+          <w:p>
+            <w:pPr>
+              <w:pStyle w:val="af4"/>
+              <w:ind w:firstLineChars="0" w:firstLine="0"/>
+            </w:pPr>
+            <w:r>
+              <w:rPr>
+                <w:rFonts w:hint="eastAsia"/>
+              </w:rPr>
+              <w:t>账号长度</w:t>
+            </w:r>
+          </w:p>
+        </w:tc>
+        <w:tc>
+          <w:tcPr>
+            <w:tcW w:w="2540" w:type="dxa"/>
+            <w:vMerge w:val="restart"/>
+          </w:tcPr>
+          <w:p>
+            <w:pPr>
+              <w:pStyle w:val="af4"/>
+              <w:ind w:firstLineChars="0" w:firstLine="0"/>
+            </w:pPr>
+            <w:r>
+              <w:rPr>
+                <w:rFonts w:hint="eastAsia"/>
+              </w:rPr>
+              <w:t>2-20 (1)</w:t>
+            </w:r>
+          </w:p>
+        </w:tc>
+        <w:tc>
+          <w:tcPr>
+            <w:tcW w:w="3069" w:type="dxa"/>
+          </w:tcPr>
+          <w:p>
+            <w:pPr>
+              <w:pStyle w:val="af4"/>
+              <w:ind w:firstLineChars="0" w:firstLine="0"/>
+            </w:pPr>
+            <w:r>
+              <w:rPr>
+                <w:rFonts w:hint="eastAsia"/>
+              </w:rPr>
+              <w:t>长度小于</w:t>
+            </w:r>
+            <w:r>
+              <w:rPr>
+                <w:rFonts w:hint="eastAsia"/>
+              </w:rPr>
+              <w:t>1(</w:t>
+            </w:r>
+            <w:r>
+              <w:rPr>
+                <w:rFonts w:hint="eastAsia"/>
+              </w:rPr>
+              <w:t>4</w:t>
+            </w:r>
+            <w:r>
+              <w:rPr>
+                <w:rFonts w:hint="eastAsia"/>
+              </w:rPr>
+              <w:t>)</w:t>
+            </w:r>
           </w:p>
         </w:tc>
       </w:tr>
       <w:tr>
-        <w:tc>
-          <w:tcPr>
-            <w:tcW w:w="0" w:type="auto"/>
-            <w:tcBorders>
-              <w:top w:val="single" w:sz="6" w:space="0" w:color="E2E8F0"/>
-              <w:left w:val="single" w:sz="6" w:space="0" w:color="E2E8F0"/>
-              <w:bottom w:val="single" w:sz="6" w:space="0" w:color="E2E8F0"/>
-              <w:right w:val="single" w:sz="6" w:space="0" w:color="E2E8F0"/>
-            </w:tcBorders>
-            <w:tcMar>
-              <w:top w:w="90" w:type="dxa"/>
-              <w:left w:w="120" w:type="dxa"/>
-              <w:bottom w:w="90" w:type="dxa"/>
-              <w:right w:w="120" w:type="dxa"/>
-            </w:tcMar>
-            <w:vAlign w:val="center"/>
-            <w:hideMark/>
-          </w:tcPr>
-          <w:p>
-            <w:pPr>
-              <w:pStyle w:val="1"/>
-              <w:rPr>
-                <w:sz w:val="24"/>
-                <w:szCs w:val="24"/>
-              </w:rPr>
-            </w:pPr>
-            <w:bookmarkStart w:id="36" w:name="_Toc226124517"/>
-            <w:r>
-              <w:rPr>
-                <w:sz w:val="24"/>
-                <w:szCs w:val="24"/>
-              </w:rPr>
-              <w:t>性能测试</w:t>
-            </w:r>
-            <w:bookmarkEnd w:id="36"/>
-          </w:p>
-        </w:tc>
-        <w:tc>
-          <w:tcPr>
-            <w:tcW w:w="0" w:type="auto"/>
-            <w:tcBorders>
-              <w:top w:val="single" w:sz="6" w:space="0" w:color="E2E8F0"/>
-              <w:left w:val="single" w:sz="6" w:space="0" w:color="E2E8F0"/>
-              <w:bottom w:val="single" w:sz="6" w:space="0" w:color="E2E8F0"/>
-              <w:right w:val="single" w:sz="6" w:space="0" w:color="E2E8F0"/>
-            </w:tcBorders>
-            <w:tcMar>
-              <w:top w:w="90" w:type="dxa"/>
-              <w:left w:w="120" w:type="dxa"/>
-              <w:bottom w:w="90" w:type="dxa"/>
-              <w:right w:w="120" w:type="dxa"/>
-            </w:tcMar>
-            <w:vAlign w:val="center"/>
-            <w:hideMark/>
-          </w:tcPr>
-          <w:p>
-            <w:pPr>
-              <w:pStyle w:val="1"/>
-              <w:rPr>
-                <w:sz w:val="24"/>
-                <w:szCs w:val="24"/>
-              </w:rPr>
-            </w:pPr>
-            <w:bookmarkStart w:id="37" w:name="_Toc226124518"/>
-            <w:r>
-              <w:rPr>
-                <w:sz w:val="24"/>
-                <w:szCs w:val="24"/>
-              </w:rPr>
-              <w:t>并发登录、响应时间、系统资源占用</w:t>
-            </w:r>
-            <w:bookmarkEnd w:id="37"/>
+        <w:trPr>
+          <w:trHeight w:val="195"/>
+        </w:trPr>
+        <w:tc>
+          <w:tcPr>
+            <w:tcW w:w="2327" w:type="dxa"/>
+            <w:vMerge/>
+          </w:tcPr>
+          <w:p>
+            <w:pPr>
+              <w:pStyle w:val="af4"/>
+              <w:ind w:firstLineChars="0" w:firstLine="0"/>
+            </w:pPr>
+          </w:p>
+        </w:tc>
+        <w:tc>
+          <w:tcPr>
+            <w:tcW w:w="2540" w:type="dxa"/>
+            <w:vMerge/>
+          </w:tcPr>
+          <w:p>
+            <w:pPr>
+              <w:pStyle w:val="af4"/>
+              <w:ind w:firstLineChars="0" w:firstLine="0"/>
+            </w:pPr>
+          </w:p>
+        </w:tc>
+        <w:tc>
+          <w:tcPr>
+            <w:tcW w:w="3069" w:type="dxa"/>
+          </w:tcPr>
+          <w:p>
+            <w:pPr>
+              <w:pStyle w:val="af4"/>
+              <w:ind w:firstLineChars="0" w:firstLine="0"/>
+            </w:pPr>
+            <w:r>
+              <w:rPr>
+                <w:rFonts w:hint="eastAsia"/>
+              </w:rPr>
+              <w:t>长度大于</w:t>
+            </w:r>
+            <w:r>
+              <w:rPr>
+                <w:rFonts w:hint="eastAsia"/>
+              </w:rPr>
+              <w:t>20(</w:t>
+            </w:r>
+            <w:r>
+              <w:rPr>
+                <w:rFonts w:hint="eastAsia"/>
+              </w:rPr>
+              <w:t>5</w:t>
+            </w:r>
+            <w:r>
+              <w:rPr>
+                <w:rFonts w:hint="eastAsia"/>
+              </w:rPr>
+              <w:t>)</w:t>
+            </w:r>
+          </w:p>
+        </w:tc>
+      </w:tr>
+      <w:tr>
+        <w:trPr>
+          <w:trHeight w:val="195"/>
+        </w:trPr>
+        <w:tc>
+          <w:tcPr>
+            <w:tcW w:w="2327" w:type="dxa"/>
+            <w:vMerge w:val="restart"/>
+          </w:tcPr>
+          <w:p>
+            <w:pPr>
+              <w:pStyle w:val="af4"/>
+              <w:ind w:firstLineChars="0" w:firstLine="0"/>
+            </w:pPr>
+            <w:r>
+              <w:rPr>
+                <w:rFonts w:hint="eastAsia"/>
+              </w:rPr>
+              <w:t>密码长度</w:t>
+            </w:r>
+          </w:p>
+        </w:tc>
+        <w:tc>
+          <w:tcPr>
+            <w:tcW w:w="2540" w:type="dxa"/>
+            <w:vMerge w:val="restart"/>
+          </w:tcPr>
+          <w:p>
+            <w:pPr>
+              <w:pStyle w:val="af4"/>
+              <w:ind w:firstLineChars="0" w:firstLine="0"/>
+            </w:pPr>
+            <w:r>
+              <w:rPr>
+                <w:rFonts w:hint="eastAsia"/>
+              </w:rPr>
+              <w:t>5-20(2)</w:t>
+            </w:r>
+          </w:p>
+        </w:tc>
+        <w:tc>
+          <w:tcPr>
+            <w:tcW w:w="3069" w:type="dxa"/>
+          </w:tcPr>
+          <w:p>
+            <w:pPr>
+              <w:pStyle w:val="af4"/>
+              <w:ind w:firstLineChars="0" w:firstLine="0"/>
+            </w:pPr>
+            <w:r>
+              <w:rPr>
+                <w:rFonts w:hint="eastAsia"/>
+              </w:rPr>
+              <w:t>小于</w:t>
+            </w:r>
+            <w:r>
+              <w:rPr>
+                <w:rFonts w:hint="eastAsia"/>
+              </w:rPr>
+              <w:t>5(6)</w:t>
+            </w:r>
+          </w:p>
+        </w:tc>
+      </w:tr>
+      <w:tr>
+        <w:trPr>
+          <w:trHeight w:val="195"/>
+        </w:trPr>
+        <w:tc>
+          <w:tcPr>
+            <w:tcW w:w="2327" w:type="dxa"/>
+            <w:vMerge/>
+          </w:tcPr>
+          <w:p>
+            <w:pPr>
+              <w:pStyle w:val="af4"/>
+              <w:ind w:firstLineChars="0" w:firstLine="0"/>
+            </w:pPr>
+          </w:p>
+        </w:tc>
+        <w:tc>
+          <w:tcPr>
+            <w:tcW w:w="2540" w:type="dxa"/>
+            <w:vMerge/>
+          </w:tcPr>
+          <w:p>
+            <w:pPr>
+              <w:pStyle w:val="af4"/>
+              <w:ind w:firstLineChars="0" w:firstLine="0"/>
+            </w:pPr>
+          </w:p>
+        </w:tc>
+        <w:tc>
+          <w:tcPr>
+            <w:tcW w:w="3069" w:type="dxa"/>
+          </w:tcPr>
+          <w:p>
+            <w:pPr>
+              <w:pStyle w:val="af4"/>
+              <w:ind w:firstLineChars="0" w:firstLine="0"/>
+            </w:pPr>
+            <w:r>
+              <w:rPr>
+                <w:rFonts w:hint="eastAsia"/>
+              </w:rPr>
+              <w:t>大于</w:t>
+            </w:r>
+            <w:r>
+              <w:rPr>
+                <w:rFonts w:hint="eastAsia"/>
+              </w:rPr>
+              <w:t>20(7)</w:t>
+            </w:r>
+          </w:p>
+        </w:tc>
+      </w:tr>
+      <w:tr>
+        <w:trPr>
+          <w:trHeight w:val="195"/>
+        </w:trPr>
+        <w:tc>
+          <w:tcPr>
+            <w:tcW w:w="2327" w:type="dxa"/>
+          </w:tcPr>
+          <w:p>
+            <w:pPr>
+              <w:pStyle w:val="af4"/>
+              <w:ind w:firstLineChars="0" w:firstLine="0"/>
+            </w:pPr>
+            <w:r>
+              <w:rPr>
+                <w:rFonts w:hint="eastAsia"/>
+              </w:rPr>
+              <w:t>密码字符</w:t>
+            </w:r>
+          </w:p>
+        </w:tc>
+        <w:tc>
+          <w:tcPr>
+            <w:tcW w:w="2540" w:type="dxa"/>
+          </w:tcPr>
+          <w:p>
+            <w:pPr>
+              <w:pStyle w:val="af4"/>
+              <w:ind w:firstLineChars="0" w:firstLine="0"/>
+            </w:pPr>
+            <w:r>
+              <w:rPr>
+                <w:rFonts w:hint="eastAsia"/>
+              </w:rPr>
+              <w:t>不包含非法字符</w:t>
+            </w:r>
+            <w:r>
+              <w:rPr>
+                <w:rFonts w:hint="eastAsia"/>
+              </w:rPr>
+              <w:t>(3)</w:t>
+            </w:r>
+          </w:p>
+        </w:tc>
+        <w:tc>
+          <w:tcPr>
+            <w:tcW w:w="3069" w:type="dxa"/>
+          </w:tcPr>
+          <w:p>
+            <w:pPr>
+              <w:pStyle w:val="af4"/>
+              <w:ind w:firstLineChars="0" w:firstLine="0"/>
+            </w:pPr>
+            <w:r>
+              <w:rPr>
+                <w:rFonts w:hint="eastAsia"/>
+              </w:rPr>
+              <w:t>包含非法字符</w:t>
+            </w:r>
+            <w:r>
+              <w:t>&lt;, &gt;, ", ', \, |</w:t>
+            </w:r>
+            <w:r>
+              <w:rPr>
+                <w:rFonts w:hint="eastAsia"/>
+              </w:rPr>
+              <w:t>(8)</w:t>
+            </w:r>
           </w:p>
         </w:tc>
       </w:tr>
     </w:tbl>
+    <w:p>
+      <w:r>
+        <w:rPr>
+          <w:rFonts w:hint="eastAsia"/>
+        </w:rPr>
+        <w:t xml:space="preserve">    </w:t>
+      </w:r>
+    </w:p>
     <w:p>
       <w:pPr>
         <w:pStyle w:val="1"/>
       </w:pPr>
-      <w:bookmarkStart w:id="38" w:name="_Toc226124519"/>
+      <w:bookmarkStart w:id="23" w:name="_Toc226124519"/>
+      <w:bookmarkStart w:id="24" w:name="_Toc25639"/>
+      <w:bookmarkEnd w:id="18"/>
       <w:r>
         <w:rPr>
           <w:rFonts w:hint="eastAsia"/>
@@ -8059,15 +7720,14 @@
         </w:rPr>
         <w:t>测试用例</w:t>
       </w:r>
-      <w:bookmarkEnd w:id="38"/>
+      <w:bookmarkEnd w:id="23"/>
     </w:p>
     <w:p>
       <w:pPr>
         <w:pStyle w:val="2"/>
       </w:pPr>
-      <w:bookmarkStart w:id="39" w:name="_Toc226124520"/>
+      <w:bookmarkStart w:id="25" w:name="_Toc226124520"/>
       <w:r>
-        <w:lastRenderedPageBreak/>
         <w:t>4</w:t>
       </w:r>
       <w:r>
@@ -8095,14 +7755,14 @@
         </w:rPr>
         <w:t>个人中心</w:t>
       </w:r>
-      <w:bookmarkEnd w:id="39"/>
+      <w:bookmarkEnd w:id="25"/>
     </w:p>
     <w:p>
       <w:pPr>
         <w:pStyle w:val="3"/>
       </w:pPr>
-      <w:bookmarkStart w:id="40" w:name="_Toc26592"/>
-      <w:bookmarkStart w:id="41" w:name="_Toc226124521"/>
+      <w:bookmarkStart w:id="26" w:name="_Toc26592"/>
+      <w:bookmarkStart w:id="27" w:name="_Toc226124521"/>
       <w:r>
         <w:t>4</w:t>
       </w:r>
@@ -8118,8 +7778,8 @@
         </w:rPr>
         <w:t>功能描述</w:t>
       </w:r>
-      <w:bookmarkEnd w:id="40"/>
-      <w:bookmarkEnd w:id="41"/>
+      <w:bookmarkEnd w:id="26"/>
+      <w:bookmarkEnd w:id="27"/>
     </w:p>
     <w:p>
       <w:pPr>
@@ -8150,8 +7810,8 @@
       <w:pPr>
         <w:pStyle w:val="3"/>
       </w:pPr>
-      <w:bookmarkStart w:id="42" w:name="_Toc15868"/>
-      <w:bookmarkStart w:id="43" w:name="_Toc226124522"/>
+      <w:bookmarkStart w:id="28" w:name="_Toc15868"/>
+      <w:bookmarkStart w:id="29" w:name="_Toc226124522"/>
       <w:r>
         <w:t>4</w:t>
       </w:r>
@@ -8167,8 +7827,8 @@
         </w:rPr>
         <w:t>测试用例</w:t>
       </w:r>
-      <w:bookmarkEnd w:id="42"/>
-      <w:bookmarkEnd w:id="43"/>
+      <w:bookmarkEnd w:id="28"/>
+      <w:bookmarkEnd w:id="29"/>
     </w:p>
     <w:p>
       <w:pPr>
@@ -8422,7 +8082,23 @@
                 <w:sz w:val="24"/>
                 <w:szCs w:val="24"/>
               </w:rPr>
-              <w:t>页面元素完整、验证码可刷新、布局正确</w:t>
+              <w:t>页面元素完整、</w:t>
+            </w:r>
+            <w:proofErr w:type="gramStart"/>
+            <w:r>
+              <w:rPr>
+                <w:sz w:val="24"/>
+                <w:szCs w:val="24"/>
+              </w:rPr>
+              <w:t>验证码可刷新</w:t>
+            </w:r>
+            <w:proofErr w:type="gramEnd"/>
+            <w:r>
+              <w:rPr>
+                <w:sz w:val="24"/>
+                <w:szCs w:val="24"/>
+              </w:rPr>
+              <w:t>、布局正确</w:t>
             </w:r>
           </w:p>
         </w:tc>
@@ -8737,8 +8413,9 @@
       <w:pPr>
         <w:pStyle w:val="2"/>
       </w:pPr>
-      <w:bookmarkStart w:id="44" w:name="_Toc226124523"/>
+      <w:bookmarkStart w:id="30" w:name="_Toc226124523"/>
       <w:r>
+        <w:lastRenderedPageBreak/>
         <w:t>4</w:t>
       </w:r>
       <w:r>
@@ -8756,13 +8433,13 @@
         </w:rPr>
         <w:t>账号密码登录</w:t>
       </w:r>
-      <w:bookmarkEnd w:id="44"/>
+      <w:bookmarkEnd w:id="30"/>
     </w:p>
     <w:p>
       <w:pPr>
         <w:pStyle w:val="3"/>
       </w:pPr>
-      <w:bookmarkStart w:id="45" w:name="_Toc226124524"/>
+      <w:bookmarkStart w:id="31" w:name="_Toc226124524"/>
       <w:r>
         <w:t>4</w:t>
       </w:r>
@@ -8787,7 +8464,7 @@
         </w:rPr>
         <w:t>功能描述</w:t>
       </w:r>
-      <w:bookmarkEnd w:id="45"/>
+      <w:bookmarkEnd w:id="31"/>
     </w:p>
     <w:p>
       <w:pPr>
@@ -8811,14 +8488,32 @@
           <w:sz w:val="24"/>
           <w:szCs w:val="24"/>
         </w:rPr>
-        <w:t>使用正确的账号密码及验证码完成登录，系统根据账号角色跳转到对应首页。</w:t>
+        <w:t>使用正确的账号密码及验证</w:t>
+      </w:r>
+      <w:proofErr w:type="gramStart"/>
+      <w:r>
+        <w:rPr>
+          <w:rFonts w:hint="eastAsia"/>
+          <w:sz w:val="24"/>
+          <w:szCs w:val="24"/>
+        </w:rPr>
+        <w:t>码完成</w:t>
+      </w:r>
+      <w:proofErr w:type="gramEnd"/>
+      <w:r>
+        <w:rPr>
+          <w:rFonts w:hint="eastAsia"/>
+          <w:sz w:val="24"/>
+          <w:szCs w:val="24"/>
+        </w:rPr>
+        <w:t>登录，系统根据账号角色跳转到对应首页。</w:t>
       </w:r>
     </w:p>
     <w:p>
       <w:pPr>
         <w:pStyle w:val="3"/>
       </w:pPr>
-      <w:bookmarkStart w:id="46" w:name="_Toc226124525"/>
+      <w:bookmarkStart w:id="32" w:name="_Toc226124525"/>
       <w:r>
         <w:t>4</w:t>
       </w:r>
@@ -8843,7 +8538,2162 @@
         </w:rPr>
         <w:t>测试用例</w:t>
       </w:r>
-      <w:bookmarkEnd w:id="46"/>
+      <w:bookmarkEnd w:id="32"/>
+    </w:p>
+    <w:p>
+      <w:pPr>
+        <w:spacing w:line="360" w:lineRule="auto"/>
+        <w:rPr>
+          <w:sz w:val="24"/>
+          <w:szCs w:val="24"/>
+        </w:rPr>
+      </w:pPr>
+      <w:r>
+        <w:rPr>
+          <w:rFonts w:hint="eastAsia"/>
+          <w:sz w:val="24"/>
+          <w:szCs w:val="24"/>
+        </w:rPr>
+        <w:t>账号等价类测试用例</w:t>
+      </w:r>
+    </w:p>
+    <w:tbl>
+      <w:tblPr>
+        <w:tblStyle w:val="af5"/>
+        <w:tblW w:w="0" w:type="auto"/>
+        <w:tblLook w:val="04A0" w:firstRow="1" w:lastRow="0" w:firstColumn="1" w:lastColumn="0" w:noHBand="0" w:noVBand="1"/>
+      </w:tblPr>
+      <w:tblGrid>
+        <w:gridCol w:w="2062"/>
+        <w:gridCol w:w="2350"/>
+        <w:gridCol w:w="1942"/>
+        <w:gridCol w:w="1942"/>
+      </w:tblGrid>
+      <w:tr>
+        <w:tc>
+          <w:tcPr>
+            <w:tcW w:w="2170" w:type="dxa"/>
+          </w:tcPr>
+          <w:p>
+            <w:pPr>
+              <w:spacing w:line="360" w:lineRule="auto"/>
+              <w:rPr>
+                <w:sz w:val="24"/>
+                <w:szCs w:val="24"/>
+              </w:rPr>
+            </w:pPr>
+            <w:r>
+              <w:rPr>
+                <w:sz w:val="24"/>
+                <w:szCs w:val="24"/>
+              </w:rPr>
+              <w:t>测试编号</w:t>
+            </w:r>
+          </w:p>
+        </w:tc>
+        <w:tc>
+          <w:tcPr>
+            <w:tcW w:w="2042" w:type="dxa"/>
+          </w:tcPr>
+          <w:p>
+            <w:pPr>
+              <w:spacing w:line="360" w:lineRule="auto"/>
+              <w:rPr>
+                <w:sz w:val="24"/>
+                <w:szCs w:val="24"/>
+              </w:rPr>
+            </w:pPr>
+            <w:r>
+              <w:rPr>
+                <w:sz w:val="24"/>
+                <w:szCs w:val="24"/>
+              </w:rPr>
+              <w:t>输入值</w:t>
+            </w:r>
+          </w:p>
+        </w:tc>
+        <w:tc>
+          <w:tcPr>
+            <w:tcW w:w="2042" w:type="dxa"/>
+          </w:tcPr>
+          <w:p>
+            <w:pPr>
+              <w:spacing w:line="360" w:lineRule="auto"/>
+              <w:rPr>
+                <w:sz w:val="24"/>
+                <w:szCs w:val="24"/>
+              </w:rPr>
+            </w:pPr>
+            <w:r>
+              <w:rPr>
+                <w:sz w:val="24"/>
+                <w:szCs w:val="24"/>
+              </w:rPr>
+              <w:t>预期结果</w:t>
+            </w:r>
+          </w:p>
+        </w:tc>
+        <w:tc>
+          <w:tcPr>
+            <w:tcW w:w="2042" w:type="dxa"/>
+          </w:tcPr>
+          <w:p>
+            <w:pPr>
+              <w:spacing w:line="360" w:lineRule="auto"/>
+              <w:rPr>
+                <w:sz w:val="24"/>
+                <w:szCs w:val="24"/>
+              </w:rPr>
+            </w:pPr>
+            <w:r>
+              <w:rPr>
+                <w:rFonts w:hint="eastAsia"/>
+                <w:sz w:val="24"/>
+                <w:szCs w:val="24"/>
+              </w:rPr>
+              <w:t>实际输出</w:t>
+            </w:r>
+          </w:p>
+        </w:tc>
+      </w:tr>
+      <w:tr>
+        <w:tc>
+          <w:tcPr>
+            <w:tcW w:w="2170" w:type="dxa"/>
+          </w:tcPr>
+          <w:p>
+            <w:pPr>
+              <w:spacing w:line="360" w:lineRule="auto"/>
+              <w:rPr>
+                <w:sz w:val="24"/>
+                <w:szCs w:val="24"/>
+              </w:rPr>
+            </w:pPr>
+            <w:r>
+              <w:rPr>
+                <w:rFonts w:hint="eastAsia"/>
+                <w:sz w:val="24"/>
+                <w:szCs w:val="24"/>
+              </w:rPr>
+              <w:t>1</w:t>
+            </w:r>
+          </w:p>
+        </w:tc>
+        <w:tc>
+          <w:tcPr>
+            <w:tcW w:w="2042" w:type="dxa"/>
+          </w:tcPr>
+          <w:p>
+            <w:pPr>
+              <w:spacing w:line="360" w:lineRule="auto"/>
+              <w:rPr>
+                <w:sz w:val="24"/>
+                <w:szCs w:val="24"/>
+              </w:rPr>
+            </w:pPr>
+            <w:proofErr w:type="spellStart"/>
+            <w:r>
+              <w:rPr>
+                <w:sz w:val="24"/>
+                <w:szCs w:val="24"/>
+              </w:rPr>
+              <w:t>A</w:t>
+            </w:r>
+            <w:r>
+              <w:rPr>
+                <w:rFonts w:hint="eastAsia"/>
+                <w:sz w:val="24"/>
+                <w:szCs w:val="24"/>
+              </w:rPr>
+              <w:t>bcdef</w:t>
+            </w:r>
+            <w:proofErr w:type="spellEnd"/>
+          </w:p>
+        </w:tc>
+        <w:tc>
+          <w:tcPr>
+            <w:tcW w:w="2042" w:type="dxa"/>
+          </w:tcPr>
+          <w:p>
+            <w:pPr>
+              <w:spacing w:line="360" w:lineRule="auto"/>
+              <w:rPr>
+                <w:sz w:val="24"/>
+                <w:szCs w:val="24"/>
+              </w:rPr>
+            </w:pPr>
+            <w:r>
+              <w:rPr>
+                <w:rFonts w:hint="eastAsia"/>
+                <w:sz w:val="24"/>
+                <w:szCs w:val="24"/>
+              </w:rPr>
+              <w:t>成功</w:t>
+            </w:r>
+          </w:p>
+        </w:tc>
+        <w:tc>
+          <w:tcPr>
+            <w:tcW w:w="2042" w:type="dxa"/>
+          </w:tcPr>
+          <w:p>
+            <w:pPr>
+              <w:spacing w:line="360" w:lineRule="auto"/>
+              <w:rPr>
+                <w:sz w:val="24"/>
+                <w:szCs w:val="24"/>
+              </w:rPr>
+            </w:pPr>
+            <w:r>
+              <w:rPr>
+                <w:rFonts w:hint="eastAsia"/>
+                <w:sz w:val="24"/>
+                <w:szCs w:val="24"/>
+              </w:rPr>
+              <w:t>成功下一步</w:t>
+            </w:r>
+          </w:p>
+        </w:tc>
+      </w:tr>
+      <w:tr>
+        <w:tc>
+          <w:tcPr>
+            <w:tcW w:w="2170" w:type="dxa"/>
+          </w:tcPr>
+          <w:p>
+            <w:pPr>
+              <w:spacing w:line="360" w:lineRule="auto"/>
+              <w:rPr>
+                <w:sz w:val="24"/>
+                <w:szCs w:val="24"/>
+              </w:rPr>
+            </w:pPr>
+            <w:r>
+              <w:rPr>
+                <w:rFonts w:hint="eastAsia"/>
+                <w:sz w:val="24"/>
+                <w:szCs w:val="24"/>
+              </w:rPr>
+              <w:t>2</w:t>
+            </w:r>
+          </w:p>
+        </w:tc>
+        <w:tc>
+          <w:tcPr>
+            <w:tcW w:w="2042" w:type="dxa"/>
+          </w:tcPr>
+          <w:p>
+            <w:pPr>
+              <w:spacing w:line="360" w:lineRule="auto"/>
+              <w:rPr>
+                <w:sz w:val="24"/>
+                <w:szCs w:val="24"/>
+              </w:rPr>
+            </w:pPr>
+          </w:p>
+        </w:tc>
+        <w:tc>
+          <w:tcPr>
+            <w:tcW w:w="2042" w:type="dxa"/>
+          </w:tcPr>
+          <w:p>
+            <w:pPr>
+              <w:spacing w:line="360" w:lineRule="auto"/>
+              <w:rPr>
+                <w:sz w:val="24"/>
+                <w:szCs w:val="24"/>
+              </w:rPr>
+            </w:pPr>
+            <w:r>
+              <w:rPr>
+                <w:rFonts w:hint="eastAsia"/>
+                <w:sz w:val="24"/>
+                <w:szCs w:val="24"/>
+              </w:rPr>
+              <w:t>错误</w:t>
+            </w:r>
+          </w:p>
+        </w:tc>
+        <w:tc>
+          <w:tcPr>
+            <w:tcW w:w="2042" w:type="dxa"/>
+          </w:tcPr>
+          <w:p>
+            <w:pPr>
+              <w:spacing w:line="360" w:lineRule="auto"/>
+              <w:rPr>
+                <w:sz w:val="24"/>
+                <w:szCs w:val="24"/>
+              </w:rPr>
+            </w:pPr>
+            <w:r>
+              <w:rPr>
+                <w:sz w:val="24"/>
+                <w:szCs w:val="24"/>
+              </w:rPr>
+              <w:t>用户名称不能为空</w:t>
+            </w:r>
+          </w:p>
+        </w:tc>
+      </w:tr>
+      <w:tr>
+        <w:tc>
+          <w:tcPr>
+            <w:tcW w:w="2170" w:type="dxa"/>
+          </w:tcPr>
+          <w:p>
+            <w:pPr>
+              <w:spacing w:line="360" w:lineRule="auto"/>
+              <w:rPr>
+                <w:sz w:val="24"/>
+                <w:szCs w:val="24"/>
+              </w:rPr>
+            </w:pPr>
+            <w:r>
+              <w:rPr>
+                <w:rFonts w:hint="eastAsia"/>
+                <w:sz w:val="24"/>
+                <w:szCs w:val="24"/>
+              </w:rPr>
+              <w:t>3</w:t>
+            </w:r>
+          </w:p>
+        </w:tc>
+        <w:tc>
+          <w:tcPr>
+            <w:tcW w:w="2042" w:type="dxa"/>
+          </w:tcPr>
+          <w:p>
+            <w:pPr>
+              <w:spacing w:line="360" w:lineRule="auto"/>
+              <w:rPr>
+                <w:sz w:val="24"/>
+                <w:szCs w:val="24"/>
+              </w:rPr>
+            </w:pPr>
+            <w:proofErr w:type="spellStart"/>
+            <w:r>
+              <w:rPr>
+                <w:sz w:val="24"/>
+                <w:szCs w:val="24"/>
+              </w:rPr>
+              <w:t>abcdefghijabcdefghijb</w:t>
+            </w:r>
+            <w:proofErr w:type="spellEnd"/>
+          </w:p>
+        </w:tc>
+        <w:tc>
+          <w:tcPr>
+            <w:tcW w:w="2042" w:type="dxa"/>
+          </w:tcPr>
+          <w:p>
+            <w:pPr>
+              <w:spacing w:line="360" w:lineRule="auto"/>
+              <w:rPr>
+                <w:sz w:val="24"/>
+                <w:szCs w:val="24"/>
+              </w:rPr>
+            </w:pPr>
+            <w:r>
+              <w:rPr>
+                <w:rFonts w:hint="eastAsia"/>
+                <w:sz w:val="24"/>
+                <w:szCs w:val="24"/>
+              </w:rPr>
+              <w:t>错误</w:t>
+            </w:r>
+          </w:p>
+        </w:tc>
+        <w:tc>
+          <w:tcPr>
+            <w:tcW w:w="2042" w:type="dxa"/>
+          </w:tcPr>
+          <w:p>
+            <w:pPr>
+              <w:spacing w:line="360" w:lineRule="auto"/>
+              <w:rPr>
+                <w:sz w:val="24"/>
+                <w:szCs w:val="24"/>
+              </w:rPr>
+            </w:pPr>
+            <w:r>
+              <w:rPr>
+                <w:sz w:val="24"/>
+                <w:szCs w:val="24"/>
+              </w:rPr>
+              <w:t>用户名称长度必须介于</w:t>
+            </w:r>
+            <w:r>
+              <w:rPr>
+                <w:sz w:val="24"/>
+                <w:szCs w:val="24"/>
+              </w:rPr>
+              <w:t xml:space="preserve"> 2 </w:t>
+            </w:r>
+            <w:r>
+              <w:rPr>
+                <w:sz w:val="24"/>
+                <w:szCs w:val="24"/>
+              </w:rPr>
+              <w:t>和</w:t>
+            </w:r>
+            <w:r>
+              <w:rPr>
+                <w:sz w:val="24"/>
+                <w:szCs w:val="24"/>
+              </w:rPr>
+              <w:t xml:space="preserve"> 20 </w:t>
+            </w:r>
+            <w:r>
+              <w:rPr>
+                <w:sz w:val="24"/>
+                <w:szCs w:val="24"/>
+              </w:rPr>
+              <w:t>之间</w:t>
+            </w:r>
+          </w:p>
+        </w:tc>
+      </w:tr>
+    </w:tbl>
+    <w:p>
+      <w:r>
+        <w:t>边界值</w:t>
+      </w:r>
+    </w:p>
+    <w:tbl>
+      <w:tblPr>
+        <w:tblStyle w:val="af5"/>
+        <w:tblW w:w="0" w:type="auto"/>
+        <w:tblLook w:val="04A0" w:firstRow="1" w:lastRow="0" w:firstColumn="1" w:lastColumn="0" w:noHBand="0" w:noVBand="1"/>
+      </w:tblPr>
+      <w:tblGrid>
+        <w:gridCol w:w="2062"/>
+        <w:gridCol w:w="2350"/>
+        <w:gridCol w:w="1942"/>
+        <w:gridCol w:w="1942"/>
+      </w:tblGrid>
+      <w:tr>
+        <w:tc>
+          <w:tcPr>
+            <w:tcW w:w="2062" w:type="dxa"/>
+          </w:tcPr>
+          <w:p>
+            <w:pPr>
+              <w:spacing w:line="360" w:lineRule="auto"/>
+              <w:rPr>
+                <w:sz w:val="24"/>
+                <w:szCs w:val="24"/>
+              </w:rPr>
+            </w:pPr>
+            <w:r>
+              <w:rPr>
+                <w:sz w:val="24"/>
+                <w:szCs w:val="24"/>
+              </w:rPr>
+              <w:t>测试编号</w:t>
+            </w:r>
+          </w:p>
+        </w:tc>
+        <w:tc>
+          <w:tcPr>
+            <w:tcW w:w="2350" w:type="dxa"/>
+          </w:tcPr>
+          <w:p>
+            <w:pPr>
+              <w:spacing w:line="360" w:lineRule="auto"/>
+              <w:rPr>
+                <w:sz w:val="24"/>
+                <w:szCs w:val="24"/>
+              </w:rPr>
+            </w:pPr>
+            <w:r>
+              <w:rPr>
+                <w:sz w:val="24"/>
+                <w:szCs w:val="24"/>
+              </w:rPr>
+              <w:t>输入值</w:t>
+            </w:r>
+          </w:p>
+        </w:tc>
+        <w:tc>
+          <w:tcPr>
+            <w:tcW w:w="1942" w:type="dxa"/>
+          </w:tcPr>
+          <w:p>
+            <w:pPr>
+              <w:spacing w:line="360" w:lineRule="auto"/>
+              <w:rPr>
+                <w:sz w:val="24"/>
+                <w:szCs w:val="24"/>
+              </w:rPr>
+            </w:pPr>
+            <w:r>
+              <w:rPr>
+                <w:sz w:val="24"/>
+                <w:szCs w:val="24"/>
+              </w:rPr>
+              <w:t>预期结果</w:t>
+            </w:r>
+          </w:p>
+        </w:tc>
+        <w:tc>
+          <w:tcPr>
+            <w:tcW w:w="1942" w:type="dxa"/>
+          </w:tcPr>
+          <w:p>
+            <w:pPr>
+              <w:spacing w:line="360" w:lineRule="auto"/>
+              <w:rPr>
+                <w:sz w:val="24"/>
+                <w:szCs w:val="24"/>
+              </w:rPr>
+            </w:pPr>
+            <w:r>
+              <w:rPr>
+                <w:rFonts w:hint="eastAsia"/>
+                <w:sz w:val="24"/>
+                <w:szCs w:val="24"/>
+              </w:rPr>
+              <w:t>实际输出</w:t>
+            </w:r>
+          </w:p>
+        </w:tc>
+      </w:tr>
+      <w:tr>
+        <w:tc>
+          <w:tcPr>
+            <w:tcW w:w="2062" w:type="dxa"/>
+          </w:tcPr>
+          <w:p>
+            <w:pPr>
+              <w:spacing w:line="360" w:lineRule="auto"/>
+              <w:rPr>
+                <w:sz w:val="24"/>
+                <w:szCs w:val="24"/>
+              </w:rPr>
+            </w:pPr>
+            <w:r>
+              <w:rPr>
+                <w:rFonts w:hint="eastAsia"/>
+                <w:sz w:val="24"/>
+                <w:szCs w:val="24"/>
+              </w:rPr>
+              <w:t>1</w:t>
+            </w:r>
+          </w:p>
+        </w:tc>
+        <w:tc>
+          <w:tcPr>
+            <w:tcW w:w="2350" w:type="dxa"/>
+          </w:tcPr>
+          <w:p>
+            <w:pPr>
+              <w:spacing w:line="360" w:lineRule="auto"/>
+              <w:rPr>
+                <w:sz w:val="24"/>
+                <w:szCs w:val="24"/>
+              </w:rPr>
+            </w:pPr>
+          </w:p>
+        </w:tc>
+        <w:tc>
+          <w:tcPr>
+            <w:tcW w:w="1942" w:type="dxa"/>
+          </w:tcPr>
+          <w:p>
+            <w:pPr>
+              <w:spacing w:line="360" w:lineRule="auto"/>
+              <w:rPr>
+                <w:sz w:val="24"/>
+                <w:szCs w:val="24"/>
+              </w:rPr>
+            </w:pPr>
+            <w:r>
+              <w:rPr>
+                <w:sz w:val="24"/>
+                <w:szCs w:val="24"/>
+              </w:rPr>
+              <w:t>失败</w:t>
+            </w:r>
+          </w:p>
+        </w:tc>
+        <w:tc>
+          <w:tcPr>
+            <w:tcW w:w="1942" w:type="dxa"/>
+          </w:tcPr>
+          <w:p>
+            <w:pPr>
+              <w:spacing w:line="360" w:lineRule="auto"/>
+              <w:rPr>
+                <w:sz w:val="24"/>
+                <w:szCs w:val="24"/>
+              </w:rPr>
+            </w:pPr>
+            <w:r>
+              <w:rPr>
+                <w:sz w:val="24"/>
+                <w:szCs w:val="24"/>
+              </w:rPr>
+              <w:t>用户名称不能为空</w:t>
+            </w:r>
+          </w:p>
+        </w:tc>
+      </w:tr>
+      <w:tr>
+        <w:tc>
+          <w:tcPr>
+            <w:tcW w:w="2062" w:type="dxa"/>
+          </w:tcPr>
+          <w:p>
+            <w:pPr>
+              <w:spacing w:line="360" w:lineRule="auto"/>
+              <w:rPr>
+                <w:sz w:val="24"/>
+                <w:szCs w:val="24"/>
+              </w:rPr>
+            </w:pPr>
+            <w:r>
+              <w:rPr>
+                <w:rFonts w:hint="eastAsia"/>
+                <w:sz w:val="24"/>
+                <w:szCs w:val="24"/>
+              </w:rPr>
+              <w:t>2</w:t>
+            </w:r>
+          </w:p>
+        </w:tc>
+        <w:tc>
+          <w:tcPr>
+            <w:tcW w:w="2350" w:type="dxa"/>
+          </w:tcPr>
+          <w:p>
+            <w:pPr>
+              <w:spacing w:line="360" w:lineRule="auto"/>
+              <w:rPr>
+                <w:sz w:val="24"/>
+                <w:szCs w:val="24"/>
+              </w:rPr>
+            </w:pPr>
+            <w:r>
+              <w:rPr>
+                <w:rFonts w:hint="eastAsia"/>
+                <w:sz w:val="24"/>
+                <w:szCs w:val="24"/>
+              </w:rPr>
+              <w:t>a</w:t>
+            </w:r>
+          </w:p>
+        </w:tc>
+        <w:tc>
+          <w:tcPr>
+            <w:tcW w:w="1942" w:type="dxa"/>
+          </w:tcPr>
+          <w:p>
+            <w:pPr>
+              <w:spacing w:line="360" w:lineRule="auto"/>
+              <w:rPr>
+                <w:sz w:val="24"/>
+                <w:szCs w:val="24"/>
+              </w:rPr>
+            </w:pPr>
+            <w:r>
+              <w:rPr>
+                <w:rFonts w:hint="eastAsia"/>
+                <w:sz w:val="24"/>
+                <w:szCs w:val="24"/>
+              </w:rPr>
+              <w:t>错误</w:t>
+            </w:r>
+          </w:p>
+        </w:tc>
+        <w:tc>
+          <w:tcPr>
+            <w:tcW w:w="1942" w:type="dxa"/>
+          </w:tcPr>
+          <w:p>
+            <w:pPr>
+              <w:spacing w:line="360" w:lineRule="auto"/>
+              <w:rPr>
+                <w:sz w:val="24"/>
+                <w:szCs w:val="24"/>
+              </w:rPr>
+            </w:pPr>
+            <w:r>
+              <w:rPr>
+                <w:sz w:val="24"/>
+                <w:szCs w:val="24"/>
+              </w:rPr>
+              <w:t>用户名称长度必须介于</w:t>
+            </w:r>
+            <w:r>
+              <w:rPr>
+                <w:sz w:val="24"/>
+                <w:szCs w:val="24"/>
+              </w:rPr>
+              <w:t xml:space="preserve"> 2 </w:t>
+            </w:r>
+            <w:r>
+              <w:rPr>
+                <w:sz w:val="24"/>
+                <w:szCs w:val="24"/>
+              </w:rPr>
+              <w:t>和</w:t>
+            </w:r>
+            <w:r>
+              <w:rPr>
+                <w:sz w:val="24"/>
+                <w:szCs w:val="24"/>
+              </w:rPr>
+              <w:t xml:space="preserve"> 20 </w:t>
+            </w:r>
+            <w:r>
+              <w:rPr>
+                <w:sz w:val="24"/>
+                <w:szCs w:val="24"/>
+              </w:rPr>
+              <w:t>之间</w:t>
+            </w:r>
+          </w:p>
+        </w:tc>
+      </w:tr>
+      <w:tr>
+        <w:tc>
+          <w:tcPr>
+            <w:tcW w:w="2062" w:type="dxa"/>
+          </w:tcPr>
+          <w:p>
+            <w:pPr>
+              <w:spacing w:line="360" w:lineRule="auto"/>
+              <w:rPr>
+                <w:sz w:val="24"/>
+                <w:szCs w:val="24"/>
+              </w:rPr>
+            </w:pPr>
+            <w:r>
+              <w:rPr>
+                <w:rFonts w:hint="eastAsia"/>
+                <w:sz w:val="24"/>
+                <w:szCs w:val="24"/>
+              </w:rPr>
+              <w:t>3</w:t>
+            </w:r>
+          </w:p>
+        </w:tc>
+        <w:tc>
+          <w:tcPr>
+            <w:tcW w:w="2350" w:type="dxa"/>
+          </w:tcPr>
+          <w:p>
+            <w:pPr>
+              <w:spacing w:line="360" w:lineRule="auto"/>
+              <w:rPr>
+                <w:sz w:val="24"/>
+                <w:szCs w:val="24"/>
+              </w:rPr>
+            </w:pPr>
+            <w:proofErr w:type="spellStart"/>
+            <w:r>
+              <w:rPr>
+                <w:sz w:val="24"/>
+                <w:szCs w:val="24"/>
+              </w:rPr>
+              <w:t>abcdefghijabcdefghijb</w:t>
+            </w:r>
+            <w:proofErr w:type="spellEnd"/>
+          </w:p>
+        </w:tc>
+        <w:tc>
+          <w:tcPr>
+            <w:tcW w:w="1942" w:type="dxa"/>
+          </w:tcPr>
+          <w:p>
+            <w:pPr>
+              <w:spacing w:line="360" w:lineRule="auto"/>
+              <w:rPr>
+                <w:sz w:val="24"/>
+                <w:szCs w:val="24"/>
+              </w:rPr>
+            </w:pPr>
+            <w:r>
+              <w:rPr>
+                <w:rFonts w:hint="eastAsia"/>
+                <w:sz w:val="24"/>
+                <w:szCs w:val="24"/>
+              </w:rPr>
+              <w:t>错误</w:t>
+            </w:r>
+          </w:p>
+        </w:tc>
+        <w:tc>
+          <w:tcPr>
+            <w:tcW w:w="1942" w:type="dxa"/>
+          </w:tcPr>
+          <w:p>
+            <w:pPr>
+              <w:spacing w:line="360" w:lineRule="auto"/>
+              <w:rPr>
+                <w:sz w:val="24"/>
+                <w:szCs w:val="24"/>
+              </w:rPr>
+            </w:pPr>
+            <w:r>
+              <w:rPr>
+                <w:sz w:val="24"/>
+                <w:szCs w:val="24"/>
+              </w:rPr>
+              <w:t>用户名称长度必须介于</w:t>
+            </w:r>
+            <w:r>
+              <w:rPr>
+                <w:sz w:val="24"/>
+                <w:szCs w:val="24"/>
+              </w:rPr>
+              <w:t xml:space="preserve"> 2 </w:t>
+            </w:r>
+            <w:r>
+              <w:rPr>
+                <w:sz w:val="24"/>
+                <w:szCs w:val="24"/>
+              </w:rPr>
+              <w:t>和</w:t>
+            </w:r>
+            <w:r>
+              <w:rPr>
+                <w:sz w:val="24"/>
+                <w:szCs w:val="24"/>
+              </w:rPr>
+              <w:t xml:space="preserve"> 20 </w:t>
+            </w:r>
+            <w:r>
+              <w:rPr>
+                <w:sz w:val="24"/>
+                <w:szCs w:val="24"/>
+              </w:rPr>
+              <w:t>之间</w:t>
+            </w:r>
+          </w:p>
+        </w:tc>
+      </w:tr>
+      <w:tr>
+        <w:tc>
+          <w:tcPr>
+            <w:tcW w:w="2062" w:type="dxa"/>
+          </w:tcPr>
+          <w:p>
+            <w:pPr>
+              <w:spacing w:line="360" w:lineRule="auto"/>
+              <w:rPr>
+                <w:sz w:val="24"/>
+                <w:szCs w:val="24"/>
+              </w:rPr>
+            </w:pPr>
+            <w:r>
+              <w:rPr>
+                <w:rFonts w:hint="eastAsia"/>
+                <w:sz w:val="24"/>
+                <w:szCs w:val="24"/>
+              </w:rPr>
+              <w:t>4</w:t>
+            </w:r>
+          </w:p>
+        </w:tc>
+        <w:tc>
+          <w:tcPr>
+            <w:tcW w:w="2350" w:type="dxa"/>
+          </w:tcPr>
+          <w:p>
+            <w:pPr>
+              <w:spacing w:line="360" w:lineRule="auto"/>
+              <w:rPr>
+                <w:sz w:val="24"/>
+                <w:szCs w:val="24"/>
+              </w:rPr>
+            </w:pPr>
+            <w:r>
+              <w:rPr>
+                <w:sz w:val="24"/>
+                <w:szCs w:val="24"/>
+              </w:rPr>
+              <w:t>ab</w:t>
+            </w:r>
+          </w:p>
+        </w:tc>
+        <w:tc>
+          <w:tcPr>
+            <w:tcW w:w="1942" w:type="dxa"/>
+          </w:tcPr>
+          <w:p>
+            <w:pPr>
+              <w:spacing w:line="360" w:lineRule="auto"/>
+              <w:rPr>
+                <w:sz w:val="24"/>
+                <w:szCs w:val="24"/>
+              </w:rPr>
+            </w:pPr>
+            <w:r>
+              <w:rPr>
+                <w:rFonts w:hint="eastAsia"/>
+                <w:sz w:val="24"/>
+                <w:szCs w:val="24"/>
+              </w:rPr>
+              <w:t>成功</w:t>
+            </w:r>
+          </w:p>
+        </w:tc>
+        <w:tc>
+          <w:tcPr>
+            <w:tcW w:w="1942" w:type="dxa"/>
+          </w:tcPr>
+          <w:p>
+            <w:pPr>
+              <w:spacing w:line="360" w:lineRule="auto"/>
+              <w:rPr>
+                <w:sz w:val="24"/>
+                <w:szCs w:val="24"/>
+              </w:rPr>
+            </w:pPr>
+            <w:r>
+              <w:rPr>
+                <w:sz w:val="24"/>
+                <w:szCs w:val="24"/>
+              </w:rPr>
+              <w:t>成功</w:t>
+            </w:r>
+          </w:p>
+        </w:tc>
+      </w:tr>
+      <w:tr>
+        <w:tc>
+          <w:tcPr>
+            <w:tcW w:w="2062" w:type="dxa"/>
+          </w:tcPr>
+          <w:p>
+            <w:pPr>
+              <w:spacing w:line="360" w:lineRule="auto"/>
+              <w:rPr>
+                <w:sz w:val="24"/>
+                <w:szCs w:val="24"/>
+              </w:rPr>
+            </w:pPr>
+            <w:r>
+              <w:rPr>
+                <w:rFonts w:hint="eastAsia"/>
+                <w:sz w:val="24"/>
+                <w:szCs w:val="24"/>
+              </w:rPr>
+              <w:t>5</w:t>
+            </w:r>
+          </w:p>
+        </w:tc>
+        <w:tc>
+          <w:tcPr>
+            <w:tcW w:w="2350" w:type="dxa"/>
+          </w:tcPr>
+          <w:p>
+            <w:pPr>
+              <w:spacing w:line="360" w:lineRule="auto"/>
+              <w:rPr>
+                <w:sz w:val="24"/>
+                <w:szCs w:val="24"/>
+              </w:rPr>
+            </w:pPr>
+            <w:proofErr w:type="spellStart"/>
+            <w:r>
+              <w:rPr>
+                <w:sz w:val="24"/>
+                <w:szCs w:val="24"/>
+              </w:rPr>
+              <w:t>abcdefghijabcdefghij</w:t>
+            </w:r>
+            <w:proofErr w:type="spellEnd"/>
+          </w:p>
+        </w:tc>
+        <w:tc>
+          <w:tcPr>
+            <w:tcW w:w="1942" w:type="dxa"/>
+          </w:tcPr>
+          <w:p>
+            <w:pPr>
+              <w:spacing w:line="360" w:lineRule="auto"/>
+              <w:rPr>
+                <w:sz w:val="24"/>
+                <w:szCs w:val="24"/>
+              </w:rPr>
+            </w:pPr>
+            <w:r>
+              <w:rPr>
+                <w:rFonts w:hint="eastAsia"/>
+                <w:sz w:val="24"/>
+                <w:szCs w:val="24"/>
+              </w:rPr>
+              <w:t>成功</w:t>
+            </w:r>
+          </w:p>
+        </w:tc>
+        <w:tc>
+          <w:tcPr>
+            <w:tcW w:w="1942" w:type="dxa"/>
+          </w:tcPr>
+          <w:p>
+            <w:pPr>
+              <w:spacing w:line="360" w:lineRule="auto"/>
+              <w:rPr>
+                <w:sz w:val="24"/>
+                <w:szCs w:val="24"/>
+              </w:rPr>
+            </w:pPr>
+            <w:r>
+              <w:rPr>
+                <w:sz w:val="24"/>
+                <w:szCs w:val="24"/>
+              </w:rPr>
+              <w:t>成功</w:t>
+            </w:r>
+          </w:p>
+        </w:tc>
+      </w:tr>
+    </w:tbl>
+    <w:p/>
+    <w:p>
+      <w:r>
+        <w:rPr>
+          <w:rFonts w:hint="eastAsia"/>
+        </w:rPr>
+        <w:t>密码等价类</w:t>
+      </w:r>
+    </w:p>
+    <w:tbl>
+      <w:tblPr>
+        <w:tblStyle w:val="af5"/>
+        <w:tblW w:w="0" w:type="auto"/>
+        <w:tblLook w:val="04A0" w:firstRow="1" w:lastRow="0" w:firstColumn="1" w:lastColumn="0" w:noHBand="0" w:noVBand="1"/>
+      </w:tblPr>
+      <w:tblGrid>
+        <w:gridCol w:w="1818"/>
+        <w:gridCol w:w="3045"/>
+        <w:gridCol w:w="1716"/>
+        <w:gridCol w:w="1717"/>
+      </w:tblGrid>
+      <w:tr>
+        <w:tc>
+          <w:tcPr>
+            <w:tcW w:w="1818" w:type="dxa"/>
+          </w:tcPr>
+          <w:p>
+            <w:pPr>
+              <w:spacing w:line="360" w:lineRule="auto"/>
+              <w:rPr>
+                <w:sz w:val="24"/>
+                <w:szCs w:val="24"/>
+              </w:rPr>
+            </w:pPr>
+            <w:r>
+              <w:rPr>
+                <w:sz w:val="24"/>
+                <w:szCs w:val="24"/>
+              </w:rPr>
+              <w:t>测试编号</w:t>
+            </w:r>
+          </w:p>
+        </w:tc>
+        <w:tc>
+          <w:tcPr>
+            <w:tcW w:w="3045" w:type="dxa"/>
+          </w:tcPr>
+          <w:p>
+            <w:pPr>
+              <w:spacing w:line="360" w:lineRule="auto"/>
+              <w:rPr>
+                <w:sz w:val="24"/>
+                <w:szCs w:val="24"/>
+              </w:rPr>
+            </w:pPr>
+            <w:r>
+              <w:rPr>
+                <w:sz w:val="24"/>
+                <w:szCs w:val="24"/>
+              </w:rPr>
+              <w:t>输入值</w:t>
+            </w:r>
+          </w:p>
+        </w:tc>
+        <w:tc>
+          <w:tcPr>
+            <w:tcW w:w="1716" w:type="dxa"/>
+          </w:tcPr>
+          <w:p>
+            <w:pPr>
+              <w:spacing w:line="360" w:lineRule="auto"/>
+              <w:rPr>
+                <w:sz w:val="24"/>
+                <w:szCs w:val="24"/>
+              </w:rPr>
+            </w:pPr>
+            <w:r>
+              <w:rPr>
+                <w:sz w:val="24"/>
+                <w:szCs w:val="24"/>
+              </w:rPr>
+              <w:t>预期结果</w:t>
+            </w:r>
+          </w:p>
+        </w:tc>
+        <w:tc>
+          <w:tcPr>
+            <w:tcW w:w="1717" w:type="dxa"/>
+          </w:tcPr>
+          <w:p>
+            <w:pPr>
+              <w:spacing w:line="360" w:lineRule="auto"/>
+              <w:rPr>
+                <w:sz w:val="24"/>
+                <w:szCs w:val="24"/>
+              </w:rPr>
+            </w:pPr>
+            <w:r>
+              <w:rPr>
+                <w:rFonts w:hint="eastAsia"/>
+                <w:sz w:val="24"/>
+                <w:szCs w:val="24"/>
+              </w:rPr>
+              <w:t>实际输出</w:t>
+            </w:r>
+          </w:p>
+        </w:tc>
+      </w:tr>
+      <w:tr>
+        <w:tc>
+          <w:tcPr>
+            <w:tcW w:w="1818" w:type="dxa"/>
+          </w:tcPr>
+          <w:p>
+            <w:pPr>
+              <w:spacing w:line="360" w:lineRule="auto"/>
+              <w:rPr>
+                <w:sz w:val="24"/>
+                <w:szCs w:val="24"/>
+              </w:rPr>
+            </w:pPr>
+            <w:r>
+              <w:rPr>
+                <w:rFonts w:hint="eastAsia"/>
+                <w:sz w:val="24"/>
+                <w:szCs w:val="24"/>
+              </w:rPr>
+              <w:lastRenderedPageBreak/>
+              <w:t>1</w:t>
+            </w:r>
+          </w:p>
+        </w:tc>
+        <w:tc>
+          <w:tcPr>
+            <w:tcW w:w="3045" w:type="dxa"/>
+          </w:tcPr>
+          <w:p>
+            <w:pPr>
+              <w:spacing w:line="360" w:lineRule="auto"/>
+              <w:rPr>
+                <w:sz w:val="24"/>
+                <w:szCs w:val="24"/>
+              </w:rPr>
+            </w:pPr>
+            <w:r>
+              <w:rPr>
+                <w:sz w:val="24"/>
+                <w:szCs w:val="24"/>
+              </w:rPr>
+              <w:t>abc123</w:t>
+            </w:r>
+          </w:p>
+        </w:tc>
+        <w:tc>
+          <w:tcPr>
+            <w:tcW w:w="1716" w:type="dxa"/>
+          </w:tcPr>
+          <w:p>
+            <w:pPr>
+              <w:spacing w:line="360" w:lineRule="auto"/>
+              <w:rPr>
+                <w:sz w:val="24"/>
+                <w:szCs w:val="24"/>
+              </w:rPr>
+            </w:pPr>
+            <w:r>
+              <w:rPr>
+                <w:rFonts w:hint="eastAsia"/>
+                <w:sz w:val="24"/>
+                <w:szCs w:val="24"/>
+              </w:rPr>
+              <w:t>成功</w:t>
+            </w:r>
+          </w:p>
+        </w:tc>
+        <w:tc>
+          <w:tcPr>
+            <w:tcW w:w="1717" w:type="dxa"/>
+          </w:tcPr>
+          <w:p>
+            <w:pPr>
+              <w:spacing w:line="360" w:lineRule="auto"/>
+              <w:rPr>
+                <w:sz w:val="24"/>
+                <w:szCs w:val="24"/>
+              </w:rPr>
+            </w:pPr>
+            <w:r>
+              <w:rPr>
+                <w:rFonts w:hint="eastAsia"/>
+                <w:sz w:val="24"/>
+                <w:szCs w:val="24"/>
+              </w:rPr>
+              <w:t>成功下一步</w:t>
+            </w:r>
+          </w:p>
+        </w:tc>
+      </w:tr>
+      <w:tr>
+        <w:tc>
+          <w:tcPr>
+            <w:tcW w:w="1818" w:type="dxa"/>
+          </w:tcPr>
+          <w:p>
+            <w:pPr>
+              <w:spacing w:line="360" w:lineRule="auto"/>
+              <w:rPr>
+                <w:sz w:val="24"/>
+                <w:szCs w:val="24"/>
+              </w:rPr>
+            </w:pPr>
+            <w:r>
+              <w:rPr>
+                <w:rFonts w:hint="eastAsia"/>
+                <w:sz w:val="24"/>
+                <w:szCs w:val="24"/>
+              </w:rPr>
+              <w:t>2</w:t>
+            </w:r>
+          </w:p>
+        </w:tc>
+        <w:tc>
+          <w:tcPr>
+            <w:tcW w:w="3045" w:type="dxa"/>
+          </w:tcPr>
+          <w:p>
+            <w:pPr>
+              <w:spacing w:line="360" w:lineRule="auto"/>
+              <w:rPr>
+                <w:sz w:val="24"/>
+                <w:szCs w:val="24"/>
+              </w:rPr>
+            </w:pPr>
+            <w:r>
+              <w:rPr>
+                <w:rFonts w:hint="eastAsia"/>
+                <w:sz w:val="24"/>
+                <w:szCs w:val="24"/>
+              </w:rPr>
+              <w:t>空</w:t>
+            </w:r>
+          </w:p>
+        </w:tc>
+        <w:tc>
+          <w:tcPr>
+            <w:tcW w:w="1716" w:type="dxa"/>
+          </w:tcPr>
+          <w:p>
+            <w:pPr>
+              <w:spacing w:line="360" w:lineRule="auto"/>
+              <w:rPr>
+                <w:sz w:val="24"/>
+                <w:szCs w:val="24"/>
+              </w:rPr>
+            </w:pPr>
+            <w:r>
+              <w:rPr>
+                <w:rFonts w:hint="eastAsia"/>
+                <w:sz w:val="24"/>
+                <w:szCs w:val="24"/>
+              </w:rPr>
+              <w:t>错误</w:t>
+            </w:r>
+          </w:p>
+        </w:tc>
+        <w:tc>
+          <w:tcPr>
+            <w:tcW w:w="1717" w:type="dxa"/>
+          </w:tcPr>
+          <w:p>
+            <w:pPr>
+              <w:spacing w:line="360" w:lineRule="auto"/>
+              <w:rPr>
+                <w:sz w:val="24"/>
+                <w:szCs w:val="24"/>
+              </w:rPr>
+            </w:pPr>
+            <w:r>
+              <w:rPr>
+                <w:sz w:val="24"/>
+                <w:szCs w:val="24"/>
+              </w:rPr>
+              <w:t>用户密码不能为空</w:t>
+            </w:r>
+          </w:p>
+        </w:tc>
+      </w:tr>
+      <w:tr>
+        <w:tc>
+          <w:tcPr>
+            <w:tcW w:w="1818" w:type="dxa"/>
+          </w:tcPr>
+          <w:p>
+            <w:pPr>
+              <w:spacing w:line="360" w:lineRule="auto"/>
+              <w:rPr>
+                <w:sz w:val="24"/>
+                <w:szCs w:val="24"/>
+              </w:rPr>
+            </w:pPr>
+            <w:r>
+              <w:rPr>
+                <w:rFonts w:hint="eastAsia"/>
+                <w:sz w:val="24"/>
+                <w:szCs w:val="24"/>
+              </w:rPr>
+              <w:t>3</w:t>
+            </w:r>
+          </w:p>
+        </w:tc>
+        <w:tc>
+          <w:tcPr>
+            <w:tcW w:w="3045" w:type="dxa"/>
+          </w:tcPr>
+          <w:p>
+            <w:pPr>
+              <w:spacing w:line="360" w:lineRule="auto"/>
+              <w:rPr>
+                <w:sz w:val="24"/>
+                <w:szCs w:val="24"/>
+              </w:rPr>
+            </w:pPr>
+            <w:r>
+              <w:rPr>
+                <w:rFonts w:hint="eastAsia"/>
+                <w:sz w:val="24"/>
+                <w:szCs w:val="24"/>
+              </w:rPr>
+              <w:t>123</w:t>
+            </w:r>
+          </w:p>
+        </w:tc>
+        <w:tc>
+          <w:tcPr>
+            <w:tcW w:w="1716" w:type="dxa"/>
+          </w:tcPr>
+          <w:p>
+            <w:pPr>
+              <w:spacing w:line="360" w:lineRule="auto"/>
+              <w:rPr>
+                <w:sz w:val="24"/>
+                <w:szCs w:val="24"/>
+              </w:rPr>
+            </w:pPr>
+            <w:r>
+              <w:rPr>
+                <w:rFonts w:hint="eastAsia"/>
+                <w:sz w:val="24"/>
+                <w:szCs w:val="24"/>
+              </w:rPr>
+              <w:t>错误</w:t>
+            </w:r>
+          </w:p>
+        </w:tc>
+        <w:tc>
+          <w:tcPr>
+            <w:tcW w:w="1717" w:type="dxa"/>
+          </w:tcPr>
+          <w:p>
+            <w:pPr>
+              <w:spacing w:line="360" w:lineRule="auto"/>
+              <w:rPr>
+                <w:sz w:val="24"/>
+                <w:szCs w:val="24"/>
+              </w:rPr>
+            </w:pPr>
+            <w:r>
+              <w:rPr>
+                <w:sz w:val="24"/>
+                <w:szCs w:val="24"/>
+              </w:rPr>
+              <w:t>用户密码长度必须介于</w:t>
+            </w:r>
+            <w:r>
+              <w:rPr>
+                <w:sz w:val="24"/>
+                <w:szCs w:val="24"/>
+              </w:rPr>
+              <w:t xml:space="preserve"> 5 </w:t>
+            </w:r>
+            <w:r>
+              <w:rPr>
+                <w:sz w:val="24"/>
+                <w:szCs w:val="24"/>
+              </w:rPr>
+              <w:t>和</w:t>
+            </w:r>
+            <w:r>
+              <w:rPr>
+                <w:sz w:val="24"/>
+                <w:szCs w:val="24"/>
+              </w:rPr>
+              <w:t xml:space="preserve"> 20 </w:t>
+            </w:r>
+            <w:r>
+              <w:rPr>
+                <w:sz w:val="24"/>
+                <w:szCs w:val="24"/>
+              </w:rPr>
+              <w:t>之间</w:t>
+            </w:r>
+          </w:p>
+        </w:tc>
+      </w:tr>
+      <w:tr>
+        <w:tc>
+          <w:tcPr>
+            <w:tcW w:w="1818" w:type="dxa"/>
+          </w:tcPr>
+          <w:p>
+            <w:pPr>
+              <w:spacing w:line="360" w:lineRule="auto"/>
+              <w:rPr>
+                <w:sz w:val="24"/>
+                <w:szCs w:val="24"/>
+              </w:rPr>
+            </w:pPr>
+            <w:r>
+              <w:rPr>
+                <w:rFonts w:hint="eastAsia"/>
+                <w:sz w:val="24"/>
+                <w:szCs w:val="24"/>
+              </w:rPr>
+              <w:t>4</w:t>
+            </w:r>
+          </w:p>
+        </w:tc>
+        <w:tc>
+          <w:tcPr>
+            <w:tcW w:w="3045" w:type="dxa"/>
+          </w:tcPr>
+          <w:p>
+            <w:pPr>
+              <w:spacing w:line="360" w:lineRule="auto"/>
+              <w:rPr>
+                <w:sz w:val="24"/>
+                <w:szCs w:val="24"/>
+              </w:rPr>
+            </w:pPr>
+            <w:proofErr w:type="spellStart"/>
+            <w:r>
+              <w:rPr>
+                <w:sz w:val="24"/>
+                <w:szCs w:val="24"/>
+              </w:rPr>
+              <w:t>abcdefghijklmnopqrstuvwxyz</w:t>
+            </w:r>
+            <w:proofErr w:type="spellEnd"/>
+          </w:p>
+        </w:tc>
+        <w:tc>
+          <w:tcPr>
+            <w:tcW w:w="1716" w:type="dxa"/>
+          </w:tcPr>
+          <w:p>
+            <w:pPr>
+              <w:spacing w:line="360" w:lineRule="auto"/>
+              <w:rPr>
+                <w:sz w:val="24"/>
+                <w:szCs w:val="24"/>
+              </w:rPr>
+            </w:pPr>
+            <w:r>
+              <w:rPr>
+                <w:rFonts w:hint="eastAsia"/>
+                <w:sz w:val="24"/>
+                <w:szCs w:val="24"/>
+              </w:rPr>
+              <w:t>错误</w:t>
+            </w:r>
+          </w:p>
+        </w:tc>
+        <w:tc>
+          <w:tcPr>
+            <w:tcW w:w="1717" w:type="dxa"/>
+          </w:tcPr>
+          <w:p>
+            <w:pPr>
+              <w:spacing w:line="360" w:lineRule="auto"/>
+              <w:rPr>
+                <w:sz w:val="24"/>
+                <w:szCs w:val="24"/>
+              </w:rPr>
+            </w:pPr>
+            <w:r>
+              <w:rPr>
+                <w:rFonts w:hint="eastAsia"/>
+                <w:sz w:val="24"/>
+                <w:szCs w:val="24"/>
+              </w:rPr>
+              <w:t>长度到</w:t>
+            </w:r>
+            <w:r>
+              <w:rPr>
+                <w:rFonts w:hint="eastAsia"/>
+                <w:sz w:val="24"/>
+                <w:szCs w:val="24"/>
+              </w:rPr>
+              <w:t>20</w:t>
+            </w:r>
+            <w:r>
+              <w:rPr>
+                <w:rFonts w:hint="eastAsia"/>
+                <w:sz w:val="24"/>
+                <w:szCs w:val="24"/>
+              </w:rPr>
+              <w:t>无法再输入</w:t>
+            </w:r>
+          </w:p>
+        </w:tc>
+      </w:tr>
+      <w:tr>
+        <w:tc>
+          <w:tcPr>
+            <w:tcW w:w="1818" w:type="dxa"/>
+          </w:tcPr>
+          <w:p>
+            <w:pPr>
+              <w:spacing w:line="360" w:lineRule="auto"/>
+              <w:rPr>
+                <w:sz w:val="24"/>
+                <w:szCs w:val="24"/>
+              </w:rPr>
+            </w:pPr>
+            <w:r>
+              <w:rPr>
+                <w:rFonts w:hint="eastAsia"/>
+                <w:sz w:val="24"/>
+                <w:szCs w:val="24"/>
+              </w:rPr>
+              <w:t>5</w:t>
+            </w:r>
+          </w:p>
+        </w:tc>
+        <w:tc>
+          <w:tcPr>
+            <w:tcW w:w="3045" w:type="dxa"/>
+          </w:tcPr>
+          <w:p>
+            <w:pPr>
+              <w:spacing w:line="360" w:lineRule="auto"/>
+              <w:rPr>
+                <w:sz w:val="24"/>
+                <w:szCs w:val="24"/>
+              </w:rPr>
+            </w:pPr>
+            <w:r>
+              <w:rPr>
+                <w:sz w:val="24"/>
+                <w:szCs w:val="24"/>
+              </w:rPr>
+              <w:t>&lt;</w:t>
+            </w:r>
+            <w:proofErr w:type="spellStart"/>
+            <w:r>
+              <w:rPr>
+                <w:sz w:val="24"/>
+                <w:szCs w:val="24"/>
+              </w:rPr>
+              <w:t>avc</w:t>
+            </w:r>
+            <w:proofErr w:type="spellEnd"/>
+            <w:r>
+              <w:rPr>
+                <w:sz w:val="24"/>
+                <w:szCs w:val="24"/>
+              </w:rPr>
+              <w:t>|</w:t>
+            </w:r>
+            <w:r>
+              <w:rPr>
+                <w:rFonts w:hint="eastAsia"/>
+                <w:sz w:val="24"/>
+                <w:szCs w:val="24"/>
+              </w:rPr>
+              <w:t>&gt;!</w:t>
+            </w:r>
+          </w:p>
+        </w:tc>
+        <w:tc>
+          <w:tcPr>
+            <w:tcW w:w="1716" w:type="dxa"/>
+          </w:tcPr>
+          <w:p>
+            <w:pPr>
+              <w:spacing w:line="360" w:lineRule="auto"/>
+              <w:rPr>
+                <w:sz w:val="24"/>
+                <w:szCs w:val="24"/>
+              </w:rPr>
+            </w:pPr>
+            <w:r>
+              <w:rPr>
+                <w:rFonts w:hint="eastAsia"/>
+                <w:sz w:val="24"/>
+                <w:szCs w:val="24"/>
+              </w:rPr>
+              <w:t>错误</w:t>
+            </w:r>
+          </w:p>
+        </w:tc>
+        <w:tc>
+          <w:tcPr>
+            <w:tcW w:w="1717" w:type="dxa"/>
+          </w:tcPr>
+          <w:p>
+            <w:pPr>
+              <w:spacing w:line="360" w:lineRule="auto"/>
+              <w:rPr>
+                <w:sz w:val="24"/>
+                <w:szCs w:val="24"/>
+              </w:rPr>
+            </w:pPr>
+            <w:r>
+              <w:rPr>
+                <w:sz w:val="24"/>
+                <w:szCs w:val="24"/>
+              </w:rPr>
+              <w:t>不能包含非法字符：</w:t>
+            </w:r>
+            <w:r>
+              <w:rPr>
+                <w:sz w:val="24"/>
+                <w:szCs w:val="24"/>
+              </w:rPr>
+              <w:t>&lt; &gt; " ' \ |</w:t>
+            </w:r>
+          </w:p>
+        </w:tc>
+      </w:tr>
+    </w:tbl>
+    <w:p>
+      <w:r>
+        <w:t>密码边界值</w:t>
+      </w:r>
+    </w:p>
+    <w:tbl>
+      <w:tblPr>
+        <w:tblStyle w:val="af5"/>
+        <w:tblW w:w="0" w:type="auto"/>
+        <w:tblLook w:val="04A0" w:firstRow="1" w:lastRow="0" w:firstColumn="1" w:lastColumn="0" w:noHBand="0" w:noVBand="1"/>
+      </w:tblPr>
+      <w:tblGrid>
+        <w:gridCol w:w="1818"/>
+        <w:gridCol w:w="3045"/>
+        <w:gridCol w:w="1716"/>
+        <w:gridCol w:w="1717"/>
+      </w:tblGrid>
+      <w:tr>
+        <w:tc>
+          <w:tcPr>
+            <w:tcW w:w="1818" w:type="dxa"/>
+          </w:tcPr>
+          <w:p>
+            <w:pPr>
+              <w:spacing w:line="360" w:lineRule="auto"/>
+              <w:rPr>
+                <w:sz w:val="24"/>
+                <w:szCs w:val="24"/>
+              </w:rPr>
+            </w:pPr>
+            <w:r>
+              <w:rPr>
+                <w:sz w:val="24"/>
+                <w:szCs w:val="24"/>
+              </w:rPr>
+              <w:t>测试编号</w:t>
+            </w:r>
+          </w:p>
+        </w:tc>
+        <w:tc>
+          <w:tcPr>
+            <w:tcW w:w="3045" w:type="dxa"/>
+          </w:tcPr>
+          <w:p>
+            <w:pPr>
+              <w:spacing w:line="360" w:lineRule="auto"/>
+              <w:rPr>
+                <w:sz w:val="24"/>
+                <w:szCs w:val="24"/>
+              </w:rPr>
+            </w:pPr>
+            <w:r>
+              <w:rPr>
+                <w:sz w:val="24"/>
+                <w:szCs w:val="24"/>
+              </w:rPr>
+              <w:t>输入值</w:t>
+            </w:r>
+          </w:p>
+        </w:tc>
+        <w:tc>
+          <w:tcPr>
+            <w:tcW w:w="1716" w:type="dxa"/>
+          </w:tcPr>
+          <w:p>
+            <w:pPr>
+              <w:spacing w:line="360" w:lineRule="auto"/>
+              <w:rPr>
+                <w:sz w:val="24"/>
+                <w:szCs w:val="24"/>
+              </w:rPr>
+            </w:pPr>
+            <w:r>
+              <w:rPr>
+                <w:sz w:val="24"/>
+                <w:szCs w:val="24"/>
+              </w:rPr>
+              <w:t>预期结果</w:t>
+            </w:r>
+          </w:p>
+        </w:tc>
+        <w:tc>
+          <w:tcPr>
+            <w:tcW w:w="1717" w:type="dxa"/>
+          </w:tcPr>
+          <w:p>
+            <w:pPr>
+              <w:spacing w:line="360" w:lineRule="auto"/>
+              <w:rPr>
+                <w:sz w:val="24"/>
+                <w:szCs w:val="24"/>
+              </w:rPr>
+            </w:pPr>
+            <w:r>
+              <w:rPr>
+                <w:rFonts w:hint="eastAsia"/>
+                <w:sz w:val="24"/>
+                <w:szCs w:val="24"/>
+              </w:rPr>
+              <w:t>实际输出</w:t>
+            </w:r>
+          </w:p>
+        </w:tc>
+      </w:tr>
+      <w:tr>
+        <w:tc>
+          <w:tcPr>
+            <w:tcW w:w="1818" w:type="dxa"/>
+          </w:tcPr>
+          <w:p>
+            <w:pPr>
+              <w:spacing w:line="360" w:lineRule="auto"/>
+              <w:rPr>
+                <w:sz w:val="24"/>
+                <w:szCs w:val="24"/>
+              </w:rPr>
+            </w:pPr>
+            <w:r>
+              <w:rPr>
+                <w:sz w:val="24"/>
+                <w:szCs w:val="24"/>
+              </w:rPr>
+              <w:t>1</w:t>
+            </w:r>
+          </w:p>
+        </w:tc>
+        <w:tc>
+          <w:tcPr>
+            <w:tcW w:w="3045" w:type="dxa"/>
+          </w:tcPr>
+          <w:p>
+            <w:pPr>
+              <w:spacing w:line="360" w:lineRule="auto"/>
+              <w:rPr>
+                <w:sz w:val="24"/>
+                <w:szCs w:val="24"/>
+              </w:rPr>
+            </w:pPr>
+            <w:r>
+              <w:rPr>
+                <w:sz w:val="24"/>
+                <w:szCs w:val="24"/>
+              </w:rPr>
+              <w:t>1234</w:t>
+            </w:r>
+          </w:p>
+        </w:tc>
+        <w:tc>
+          <w:tcPr>
+            <w:tcW w:w="1716" w:type="dxa"/>
+          </w:tcPr>
+          <w:p>
+            <w:pPr>
+              <w:spacing w:line="360" w:lineRule="auto"/>
+              <w:rPr>
+                <w:sz w:val="24"/>
+                <w:szCs w:val="24"/>
+              </w:rPr>
+            </w:pPr>
+            <w:r>
+              <w:rPr>
+                <w:sz w:val="24"/>
+                <w:szCs w:val="24"/>
+              </w:rPr>
+              <w:t>错误</w:t>
+            </w:r>
+          </w:p>
+        </w:tc>
+        <w:tc>
+          <w:tcPr>
+            <w:tcW w:w="1717" w:type="dxa"/>
+          </w:tcPr>
+          <w:p>
+            <w:pPr>
+              <w:spacing w:line="360" w:lineRule="auto"/>
+              <w:rPr>
+                <w:sz w:val="24"/>
+                <w:szCs w:val="24"/>
+              </w:rPr>
+            </w:pPr>
+            <w:r>
+              <w:rPr>
+                <w:sz w:val="24"/>
+                <w:szCs w:val="24"/>
+              </w:rPr>
+              <w:t>用户密码长度必须介于</w:t>
+            </w:r>
+            <w:r>
+              <w:rPr>
+                <w:sz w:val="24"/>
+                <w:szCs w:val="24"/>
+              </w:rPr>
+              <w:t xml:space="preserve"> 5 </w:t>
+            </w:r>
+            <w:r>
+              <w:rPr>
+                <w:sz w:val="24"/>
+                <w:szCs w:val="24"/>
+              </w:rPr>
+              <w:t>和</w:t>
+            </w:r>
+            <w:r>
+              <w:rPr>
+                <w:sz w:val="24"/>
+                <w:szCs w:val="24"/>
+              </w:rPr>
+              <w:t xml:space="preserve"> 20 </w:t>
+            </w:r>
+            <w:r>
+              <w:rPr>
+                <w:sz w:val="24"/>
+                <w:szCs w:val="24"/>
+              </w:rPr>
+              <w:t>之间</w:t>
+            </w:r>
+          </w:p>
+        </w:tc>
+      </w:tr>
+      <w:tr>
+        <w:tc>
+          <w:tcPr>
+            <w:tcW w:w="1818" w:type="dxa"/>
+          </w:tcPr>
+          <w:p>
+            <w:pPr>
+              <w:spacing w:line="360" w:lineRule="auto"/>
+              <w:rPr>
+                <w:sz w:val="24"/>
+                <w:szCs w:val="24"/>
+              </w:rPr>
+            </w:pPr>
+            <w:r>
+              <w:rPr>
+                <w:sz w:val="24"/>
+                <w:szCs w:val="24"/>
+              </w:rPr>
+              <w:t>2</w:t>
+            </w:r>
+          </w:p>
+        </w:tc>
+        <w:tc>
+          <w:tcPr>
+            <w:tcW w:w="3045" w:type="dxa"/>
+          </w:tcPr>
+          <w:p>
+            <w:pPr>
+              <w:spacing w:line="360" w:lineRule="auto"/>
+              <w:rPr>
+                <w:sz w:val="24"/>
+                <w:szCs w:val="24"/>
+              </w:rPr>
+            </w:pPr>
+            <w:r>
+              <w:rPr>
+                <w:sz w:val="24"/>
+                <w:szCs w:val="24"/>
+              </w:rPr>
+              <w:t>12345</w:t>
+            </w:r>
+          </w:p>
+        </w:tc>
+        <w:tc>
+          <w:tcPr>
+            <w:tcW w:w="1716" w:type="dxa"/>
+          </w:tcPr>
+          <w:p>
+            <w:pPr>
+              <w:spacing w:line="360" w:lineRule="auto"/>
+              <w:rPr>
+                <w:sz w:val="24"/>
+                <w:szCs w:val="24"/>
+              </w:rPr>
+            </w:pPr>
+            <w:r>
+              <w:rPr>
+                <w:sz w:val="24"/>
+                <w:szCs w:val="24"/>
+              </w:rPr>
+              <w:t>成功</w:t>
+            </w:r>
+          </w:p>
+        </w:tc>
+        <w:tc>
+          <w:tcPr>
+            <w:tcW w:w="1717" w:type="dxa"/>
+          </w:tcPr>
+          <w:p>
+            <w:pPr>
+              <w:spacing w:line="360" w:lineRule="auto"/>
+              <w:rPr>
+                <w:sz w:val="24"/>
+                <w:szCs w:val="24"/>
+              </w:rPr>
+            </w:pPr>
+            <w:r>
+              <w:rPr>
+                <w:rFonts w:hint="eastAsia"/>
+                <w:sz w:val="24"/>
+                <w:szCs w:val="24"/>
+              </w:rPr>
+              <w:t>成功</w:t>
+            </w:r>
+          </w:p>
+        </w:tc>
+      </w:tr>
+      <w:tr>
+        <w:tc>
+          <w:tcPr>
+            <w:tcW w:w="1818" w:type="dxa"/>
+          </w:tcPr>
+          <w:p>
+            <w:pPr>
+              <w:spacing w:line="360" w:lineRule="auto"/>
+              <w:rPr>
+                <w:sz w:val="24"/>
+                <w:szCs w:val="24"/>
+              </w:rPr>
+            </w:pPr>
+            <w:r>
+              <w:rPr>
+                <w:sz w:val="24"/>
+                <w:szCs w:val="24"/>
+              </w:rPr>
+              <w:t>3</w:t>
+            </w:r>
+          </w:p>
+        </w:tc>
+        <w:tc>
+          <w:tcPr>
+            <w:tcW w:w="3045" w:type="dxa"/>
+          </w:tcPr>
+          <w:p>
+            <w:pPr>
+              <w:spacing w:line="360" w:lineRule="auto"/>
+              <w:rPr>
+                <w:sz w:val="24"/>
+                <w:szCs w:val="24"/>
+              </w:rPr>
+            </w:pPr>
+            <w:r>
+              <w:rPr>
+                <w:sz w:val="24"/>
+                <w:szCs w:val="24"/>
+              </w:rPr>
+              <w:t>abcdefghij123456789</w:t>
+            </w:r>
+          </w:p>
+        </w:tc>
+        <w:tc>
+          <w:tcPr>
+            <w:tcW w:w="1716" w:type="dxa"/>
+          </w:tcPr>
+          <w:p>
+            <w:pPr>
+              <w:spacing w:line="360" w:lineRule="auto"/>
+              <w:rPr>
+                <w:sz w:val="24"/>
+                <w:szCs w:val="24"/>
+              </w:rPr>
+            </w:pPr>
+            <w:r>
+              <w:rPr>
+                <w:sz w:val="24"/>
+                <w:szCs w:val="24"/>
+              </w:rPr>
+              <w:t>成功</w:t>
+            </w:r>
+          </w:p>
+        </w:tc>
+        <w:tc>
+          <w:tcPr>
+            <w:tcW w:w="1717" w:type="dxa"/>
+          </w:tcPr>
+          <w:p>
+            <w:pPr>
+              <w:spacing w:line="360" w:lineRule="auto"/>
+              <w:rPr>
+                <w:sz w:val="24"/>
+                <w:szCs w:val="24"/>
+              </w:rPr>
+            </w:pPr>
+            <w:r>
+              <w:rPr>
+                <w:rFonts w:hint="eastAsia"/>
+                <w:sz w:val="24"/>
+                <w:szCs w:val="24"/>
+              </w:rPr>
+              <w:t>成功</w:t>
+            </w:r>
+          </w:p>
+        </w:tc>
+      </w:tr>
+      <w:tr>
+        <w:tc>
+          <w:tcPr>
+            <w:tcW w:w="1818" w:type="dxa"/>
+          </w:tcPr>
+          <w:p>
+            <w:pPr>
+              <w:spacing w:line="360" w:lineRule="auto"/>
+              <w:rPr>
+                <w:sz w:val="24"/>
+                <w:szCs w:val="24"/>
+              </w:rPr>
+            </w:pPr>
+            <w:r>
+              <w:rPr>
+                <w:sz w:val="24"/>
+                <w:szCs w:val="24"/>
+              </w:rPr>
+              <w:t>4</w:t>
+            </w:r>
+          </w:p>
+        </w:tc>
+        <w:tc>
+          <w:tcPr>
+            <w:tcW w:w="3045" w:type="dxa"/>
+          </w:tcPr>
+          <w:p>
+            <w:pPr>
+              <w:spacing w:line="360" w:lineRule="auto"/>
+              <w:rPr>
+                <w:sz w:val="24"/>
+                <w:szCs w:val="24"/>
+              </w:rPr>
+            </w:pPr>
+            <w:r>
+              <w:rPr>
+                <w:sz w:val="24"/>
+                <w:szCs w:val="24"/>
+              </w:rPr>
+              <w:t>abcdefghij123456789</w:t>
+            </w:r>
+            <w:r>
+              <w:rPr>
+                <w:sz w:val="24"/>
+                <w:szCs w:val="24"/>
+              </w:rPr>
+              <w:t>1</w:t>
+            </w:r>
+          </w:p>
+        </w:tc>
+        <w:tc>
+          <w:tcPr>
+            <w:tcW w:w="1716" w:type="dxa"/>
+          </w:tcPr>
+          <w:p>
+            <w:pPr>
+              <w:spacing w:line="360" w:lineRule="auto"/>
+              <w:rPr>
+                <w:sz w:val="24"/>
+                <w:szCs w:val="24"/>
+              </w:rPr>
+            </w:pPr>
+            <w:r>
+              <w:rPr>
+                <w:sz w:val="24"/>
+                <w:szCs w:val="24"/>
+              </w:rPr>
+              <w:t>失败</w:t>
+            </w:r>
+          </w:p>
+        </w:tc>
+        <w:tc>
+          <w:tcPr>
+            <w:tcW w:w="1717" w:type="dxa"/>
+          </w:tcPr>
+          <w:p>
+            <w:pPr>
+              <w:spacing w:line="360" w:lineRule="auto"/>
+              <w:rPr>
+                <w:sz w:val="24"/>
+                <w:szCs w:val="24"/>
+              </w:rPr>
+            </w:pPr>
+            <w:r>
+              <w:rPr>
+                <w:rFonts w:hint="eastAsia"/>
+                <w:sz w:val="24"/>
+                <w:szCs w:val="24"/>
+              </w:rPr>
+              <w:t>长度到</w:t>
+            </w:r>
+            <w:r>
+              <w:rPr>
+                <w:rFonts w:hint="eastAsia"/>
+                <w:sz w:val="24"/>
+                <w:szCs w:val="24"/>
+              </w:rPr>
+              <w:t>20</w:t>
+            </w:r>
+            <w:r>
+              <w:rPr>
+                <w:rFonts w:hint="eastAsia"/>
+                <w:sz w:val="24"/>
+                <w:szCs w:val="24"/>
+              </w:rPr>
+              <w:t>无法再输入</w:t>
+            </w:r>
+          </w:p>
+        </w:tc>
+      </w:tr>
+    </w:tbl>
+    <w:p>
+      <w:r>
+        <w:rPr>
+          <w:rFonts w:hint="eastAsia"/>
+        </w:rPr>
+        <w:t>登录</w:t>
+      </w:r>
     </w:p>
     <w:tbl>
       <w:tblPr>
@@ -8863,8 +10713,8 @@
         <w:tblLook w:val="04A0" w:firstRow="1" w:lastRow="0" w:firstColumn="1" w:lastColumn="0" w:noHBand="0" w:noVBand="1"/>
       </w:tblPr>
       <w:tblGrid>
-        <w:gridCol w:w="2222"/>
-        <w:gridCol w:w="10723"/>
+        <w:gridCol w:w="2950"/>
+        <w:gridCol w:w="9995"/>
       </w:tblGrid>
       <w:tr>
         <w:trPr>
@@ -9133,7 +10983,6 @@
                 <w:sz w:val="24"/>
                 <w:szCs w:val="24"/>
               </w:rPr>
-              <w:lastRenderedPageBreak/>
               <w:t>测试目的</w:t>
             </w:r>
           </w:p>
@@ -9250,7 +11099,7 @@
                 <w:sz w:val="24"/>
                 <w:szCs w:val="24"/>
               </w:rPr>
-              <w:t>admin/admin123</w:t>
+              <w:t>admin</w:t>
             </w:r>
             <w:r>
               <w:rPr>
@@ -9264,7 +11113,14 @@
                 <w:sz w:val="24"/>
                 <w:szCs w:val="24"/>
               </w:rPr>
-              <w:t>2024001/stu123456</w:t>
+              <w:t>202</w:t>
+            </w:r>
+            <w:r>
+              <w:rPr>
+                <w:sz w:val="24"/>
+                <w:szCs w:val="24"/>
+              </w:rPr>
+              <w:t>3204496</w:t>
             </w:r>
           </w:p>
         </w:tc>
@@ -9432,6 +11288,7 @@
           <w:sz w:val="24"/>
           <w:szCs w:val="24"/>
         </w:rPr>
+        <w:lastRenderedPageBreak/>
         <w:t>准备工作：</w:t>
       </w:r>
     </w:p>
@@ -9446,17 +11303,23 @@
           <w:insideH w:val="single" w:sz="4" w:space="0" w:color="auto"/>
           <w:insideV w:val="single" w:sz="4" w:space="0" w:color="auto"/>
         </w:tblBorders>
+        <w:tblCellMar>
+          <w:top w:w="216" w:type="dxa"/>
+          <w:left w:w="216" w:type="dxa"/>
+          <w:bottom w:w="216" w:type="dxa"/>
+          <w:right w:w="216" w:type="dxa"/>
+        </w:tblCellMar>
         <w:tblLook w:val="04A0" w:firstRow="1" w:lastRow="0" w:firstColumn="1" w:lastColumn="0" w:noHBand="0" w:noVBand="1"/>
       </w:tblPr>
       <w:tblGrid>
-        <w:gridCol w:w="939"/>
-        <w:gridCol w:w="3878"/>
-        <w:gridCol w:w="3479"/>
+        <w:gridCol w:w="851"/>
+        <w:gridCol w:w="3844"/>
+        <w:gridCol w:w="3601"/>
       </w:tblGrid>
       <w:tr>
         <w:tc>
           <w:tcPr>
-            <w:tcW w:w="959" w:type="dxa"/>
+            <w:tcW w:w="0" w:type="auto"/>
           </w:tcPr>
           <w:p>
             <w:pPr>
@@ -9479,7 +11342,7 @@
         </w:tc>
         <w:tc>
           <w:tcPr>
-            <w:tcW w:w="3969" w:type="dxa"/>
+            <w:tcW w:w="0" w:type="auto"/>
           </w:tcPr>
           <w:p>
             <w:pPr>
@@ -9502,7 +11365,7 @@
         </w:tc>
         <w:tc>
           <w:tcPr>
-            <w:tcW w:w="3594" w:type="dxa"/>
+            <w:tcW w:w="0" w:type="auto"/>
           </w:tcPr>
           <w:p>
             <w:pPr>
@@ -9527,7 +11390,7 @@
       <w:tr>
         <w:tc>
           <w:tcPr>
-            <w:tcW w:w="959" w:type="dxa"/>
+            <w:tcW w:w="0" w:type="auto"/>
           </w:tcPr>
           <w:p>
             <w:pPr>
@@ -9550,7 +11413,7 @@
         </w:tc>
         <w:tc>
           <w:tcPr>
-            <w:tcW w:w="3969" w:type="dxa"/>
+            <w:tcW w:w="0" w:type="auto"/>
           </w:tcPr>
           <w:p>
             <w:pPr>
@@ -9610,7 +11473,7 @@
         </w:tc>
         <w:tc>
           <w:tcPr>
-            <w:tcW w:w="3594" w:type="dxa"/>
+            <w:tcW w:w="0" w:type="auto"/>
           </w:tcPr>
           <w:p>
             <w:pPr>
@@ -9642,7 +11505,7 @@
       <w:tr>
         <w:tc>
           <w:tcPr>
-            <w:tcW w:w="959" w:type="dxa"/>
+            <w:tcW w:w="0" w:type="auto"/>
           </w:tcPr>
           <w:p>
             <w:pPr>
@@ -9665,7 +11528,7 @@
         </w:tc>
         <w:tc>
           <w:tcPr>
-            <w:tcW w:w="3969" w:type="dxa"/>
+            <w:tcW w:w="0" w:type="auto"/>
           </w:tcPr>
           <w:p>
             <w:pPr>
@@ -9711,7 +11574,7 @@
         </w:tc>
         <w:tc>
           <w:tcPr>
-            <w:tcW w:w="3594" w:type="dxa"/>
+            <w:tcW w:w="0" w:type="auto"/>
           </w:tcPr>
           <w:p>
             <w:pPr>
@@ -9735,7 +11598,7 @@
       <w:tr>
         <w:tc>
           <w:tcPr>
-            <w:tcW w:w="959" w:type="dxa"/>
+            <w:tcW w:w="0" w:type="auto"/>
           </w:tcPr>
           <w:p>
             <w:pPr>
@@ -9758,7 +11621,7 @@
         </w:tc>
         <w:tc>
           <w:tcPr>
-            <w:tcW w:w="3969" w:type="dxa"/>
+            <w:tcW w:w="0" w:type="auto"/>
           </w:tcPr>
           <w:p>
             <w:pPr>
@@ -9804,7 +11667,7 @@
         </w:tc>
         <w:tc>
           <w:tcPr>
-            <w:tcW w:w="3594" w:type="dxa"/>
+            <w:tcW w:w="0" w:type="auto"/>
           </w:tcPr>
           <w:p>
             <w:pPr>
@@ -9827,7 +11690,7 @@
       <w:tr>
         <w:tc>
           <w:tcPr>
-            <w:tcW w:w="959" w:type="dxa"/>
+            <w:tcW w:w="0" w:type="auto"/>
           </w:tcPr>
           <w:p>
             <w:pPr>
@@ -9850,7 +11713,7 @@
         </w:tc>
         <w:tc>
           <w:tcPr>
-            <w:tcW w:w="3969" w:type="dxa"/>
+            <w:tcW w:w="0" w:type="auto"/>
           </w:tcPr>
           <w:p>
             <w:pPr>
@@ -9888,7 +11751,7 @@
         </w:tc>
         <w:tc>
           <w:tcPr>
-            <w:tcW w:w="3594" w:type="dxa"/>
+            <w:tcW w:w="0" w:type="auto"/>
           </w:tcPr>
           <w:p>
             <w:pPr>
@@ -9927,7 +11790,7 @@
       <w:tr>
         <w:tc>
           <w:tcPr>
-            <w:tcW w:w="959" w:type="dxa"/>
+            <w:tcW w:w="0" w:type="auto"/>
           </w:tcPr>
           <w:p>
             <w:pPr>
@@ -9950,7 +11813,7 @@
         </w:tc>
         <w:tc>
           <w:tcPr>
-            <w:tcW w:w="3969" w:type="dxa"/>
+            <w:tcW w:w="0" w:type="auto"/>
           </w:tcPr>
           <w:p>
             <w:pPr>
@@ -9972,7 +11835,7 @@
         </w:tc>
         <w:tc>
           <w:tcPr>
-            <w:tcW w:w="3594" w:type="dxa"/>
+            <w:tcW w:w="0" w:type="auto"/>
           </w:tcPr>
           <w:p>
             <w:pPr>
@@ -9995,7 +11858,7 @@
       <w:tr>
         <w:tc>
           <w:tcPr>
-            <w:tcW w:w="959" w:type="dxa"/>
+            <w:tcW w:w="0" w:type="auto"/>
           </w:tcPr>
           <w:p>
             <w:pPr>
@@ -10018,7 +11881,7 @@
         </w:tc>
         <w:tc>
           <w:tcPr>
-            <w:tcW w:w="3969" w:type="dxa"/>
+            <w:tcW w:w="0" w:type="auto"/>
           </w:tcPr>
           <w:p>
             <w:pPr>
@@ -10040,7 +11903,7 @@
         </w:tc>
         <w:tc>
           <w:tcPr>
-            <w:tcW w:w="3594" w:type="dxa"/>
+            <w:tcW w:w="0" w:type="auto"/>
           </w:tcPr>
           <w:p>
             <w:pPr>
@@ -10063,7 +11926,7 @@
       <w:tr>
         <w:tc>
           <w:tcPr>
-            <w:tcW w:w="959" w:type="dxa"/>
+            <w:tcW w:w="0" w:type="auto"/>
           </w:tcPr>
           <w:p>
             <w:pPr>
@@ -10086,7 +11949,7 @@
         </w:tc>
         <w:tc>
           <w:tcPr>
-            <w:tcW w:w="3969" w:type="dxa"/>
+            <w:tcW w:w="0" w:type="auto"/>
           </w:tcPr>
           <w:p>
             <w:pPr>
@@ -10108,7 +11971,7 @@
         </w:tc>
         <w:tc>
           <w:tcPr>
-            <w:tcW w:w="3594" w:type="dxa"/>
+            <w:tcW w:w="0" w:type="auto"/>
           </w:tcPr>
           <w:p>
             <w:pPr>
@@ -10129,15 +11992,6 @@
         </w:tc>
       </w:tr>
     </w:tbl>
-    <w:p>
-      <w:pPr>
-        <w:spacing w:line="360" w:lineRule="auto"/>
-        <w:rPr>
-          <w:sz w:val="24"/>
-          <w:szCs w:val="24"/>
-        </w:rPr>
-      </w:pPr>
-    </w:p>
     <w:p>
       <w:pPr>
         <w:spacing w:line="360" w:lineRule="auto"/>
@@ -11218,7 +13072,23 @@
                 <w:sz w:val="24"/>
                 <w:szCs w:val="24"/>
               </w:rPr>
-              <w:t>验证码显示正确</w:t>
+              <w:t>验证</w:t>
+            </w:r>
+            <w:proofErr w:type="gramStart"/>
+            <w:r>
+              <w:rPr>
+                <w:sz w:val="24"/>
+                <w:szCs w:val="24"/>
+              </w:rPr>
+              <w:t>码显示</w:t>
+            </w:r>
+            <w:proofErr w:type="gramEnd"/>
+            <w:r>
+              <w:rPr>
+                <w:sz w:val="24"/>
+                <w:szCs w:val="24"/>
+              </w:rPr>
+              <w:t>正确</w:t>
             </w:r>
           </w:p>
         </w:tc>
@@ -11253,7 +13123,23 @@
                 <w:sz w:val="24"/>
                 <w:szCs w:val="24"/>
               </w:rPr>
-              <w:t>验证码显示正确</w:t>
+              <w:t>验证</w:t>
+            </w:r>
+            <w:proofErr w:type="gramStart"/>
+            <w:r>
+              <w:rPr>
+                <w:sz w:val="24"/>
+                <w:szCs w:val="24"/>
+              </w:rPr>
+              <w:t>码显示</w:t>
+            </w:r>
+            <w:proofErr w:type="gramEnd"/>
+            <w:r>
+              <w:rPr>
+                <w:sz w:val="24"/>
+                <w:szCs w:val="24"/>
+              </w:rPr>
+              <w:t>正确</w:t>
             </w:r>
           </w:p>
         </w:tc>
@@ -12213,72 +14099,6 @@
         </w:tc>
       </w:tr>
     </w:tbl>
-    <w:p>
-      <w:pPr>
-        <w:spacing w:line="360" w:lineRule="auto"/>
-        <w:rPr>
-          <w:b/>
-          <w:bCs/>
-          <w:sz w:val="24"/>
-          <w:szCs w:val="24"/>
-        </w:rPr>
-      </w:pPr>
-    </w:p>
-    <w:p>
-      <w:pPr>
-        <w:spacing w:line="360" w:lineRule="auto"/>
-        <w:rPr>
-          <w:b/>
-          <w:bCs/>
-          <w:sz w:val="24"/>
-          <w:szCs w:val="24"/>
-        </w:rPr>
-      </w:pPr>
-    </w:p>
-    <w:p>
-      <w:pPr>
-        <w:spacing w:line="360" w:lineRule="auto"/>
-        <w:rPr>
-          <w:b/>
-          <w:bCs/>
-          <w:sz w:val="24"/>
-          <w:szCs w:val="24"/>
-        </w:rPr>
-      </w:pPr>
-    </w:p>
-    <w:p>
-      <w:pPr>
-        <w:spacing w:line="360" w:lineRule="auto"/>
-        <w:rPr>
-          <w:b/>
-          <w:bCs/>
-          <w:sz w:val="24"/>
-          <w:szCs w:val="24"/>
-        </w:rPr>
-      </w:pPr>
-    </w:p>
-    <w:p>
-      <w:pPr>
-        <w:spacing w:line="360" w:lineRule="auto"/>
-        <w:rPr>
-          <w:b/>
-          <w:bCs/>
-          <w:sz w:val="24"/>
-          <w:szCs w:val="24"/>
-        </w:rPr>
-      </w:pPr>
-    </w:p>
-    <w:p>
-      <w:pPr>
-        <w:spacing w:line="360" w:lineRule="auto"/>
-        <w:rPr>
-          <w:b/>
-          <w:bCs/>
-          <w:sz w:val="24"/>
-          <w:szCs w:val="24"/>
-        </w:rPr>
-      </w:pPr>
-    </w:p>
     <w:p>
       <w:pPr>
         <w:spacing w:line="360" w:lineRule="auto"/>
@@ -12390,7 +14210,6 @@
                 <w:sz w:val="24"/>
                 <w:szCs w:val="24"/>
               </w:rPr>
-              <w:lastRenderedPageBreak/>
               <w:t>步骤</w:t>
             </w:r>
           </w:p>
@@ -12843,7 +14662,14 @@
                 <w:sz w:val="24"/>
                 <w:szCs w:val="24"/>
               </w:rPr>
-              <w:t>"2024001"</w:t>
+              <w:t>"</w:t>
+            </w:r>
+            <w:r>
+              <w:rPr>
+                <w:sz w:val="24"/>
+                <w:szCs w:val="24"/>
+              </w:rPr>
+              <w:t>2023204496</w:t>
             </w:r>
           </w:p>
         </w:tc>
@@ -13063,7 +14889,8 @@
                 <w:sz w:val="24"/>
                 <w:szCs w:val="24"/>
               </w:rPr>
-              <w:t>"stu123456"</w:t>
+              <w:lastRenderedPageBreak/>
+              <w:t>123456</w:t>
             </w:r>
           </w:p>
         </w:tc>
@@ -13098,6 +14925,7 @@
                 <w:sz w:val="24"/>
                 <w:szCs w:val="24"/>
               </w:rPr>
+              <w:lastRenderedPageBreak/>
               <w:t>密码显示为掩码</w:t>
             </w:r>
           </w:p>
@@ -13204,6 +15032,7 @@
                 <w:sz w:val="24"/>
                 <w:szCs w:val="24"/>
               </w:rPr>
+              <w:lastRenderedPageBreak/>
               <w:t>阻塞</w:t>
             </w:r>
           </w:p>
@@ -13241,6 +15070,7 @@
                 <w:sz w:val="24"/>
                 <w:szCs w:val="24"/>
               </w:rPr>
+              <w:lastRenderedPageBreak/>
               <w:t>4</w:t>
             </w:r>
           </w:p>
@@ -13311,7 +15141,23 @@
                 <w:sz w:val="24"/>
                 <w:szCs w:val="24"/>
               </w:rPr>
-              <w:t>验证码显示正确</w:t>
+              <w:t>验证</w:t>
+            </w:r>
+            <w:proofErr w:type="gramStart"/>
+            <w:r>
+              <w:rPr>
+                <w:sz w:val="24"/>
+                <w:szCs w:val="24"/>
+              </w:rPr>
+              <w:t>码显示</w:t>
+            </w:r>
+            <w:proofErr w:type="gramEnd"/>
+            <w:r>
+              <w:rPr>
+                <w:sz w:val="24"/>
+                <w:szCs w:val="24"/>
+              </w:rPr>
+              <w:t>正确</w:t>
             </w:r>
           </w:p>
         </w:tc>
@@ -14699,7 +16545,23 @@
                 <w:sz w:val="24"/>
                 <w:szCs w:val="24"/>
               </w:rPr>
-              <w:t>"notexist"</w:t>
+              <w:t>"</w:t>
+            </w:r>
+            <w:proofErr w:type="spellStart"/>
+            <w:r>
+              <w:rPr>
+                <w:sz w:val="24"/>
+                <w:szCs w:val="24"/>
+              </w:rPr>
+              <w:t>notexist</w:t>
+            </w:r>
+            <w:proofErr w:type="spellEnd"/>
+            <w:r>
+              <w:rPr>
+                <w:sz w:val="24"/>
+                <w:szCs w:val="24"/>
+              </w:rPr>
+              <w:t>"</w:t>
             </w:r>
           </w:p>
         </w:tc>
@@ -14772,6 +16634,7 @@
               </w:rPr>
               <w:t>在输入框中正常显示了“</w:t>
             </w:r>
+            <w:proofErr w:type="spellStart"/>
             <w:r>
               <w:rPr>
                 <w:sz w:val="24"/>
@@ -14779,6 +16642,7 @@
               </w:rPr>
               <w:t>notexist</w:t>
             </w:r>
+            <w:proofErr w:type="spellEnd"/>
             <w:r>
               <w:rPr>
                 <w:rFonts w:hint="eastAsia"/>
@@ -14892,7 +16756,6 @@
                 <w:sz w:val="24"/>
                 <w:szCs w:val="24"/>
               </w:rPr>
-              <w:lastRenderedPageBreak/>
               <w:t>2</w:t>
             </w:r>
           </w:p>
@@ -15175,7 +17038,23 @@
                 <w:sz w:val="24"/>
                 <w:szCs w:val="24"/>
               </w:rPr>
-              <w:t>验证码显示正确</w:t>
+              <w:t>验证</w:t>
+            </w:r>
+            <w:proofErr w:type="gramStart"/>
+            <w:r>
+              <w:rPr>
+                <w:sz w:val="24"/>
+                <w:szCs w:val="24"/>
+              </w:rPr>
+              <w:t>码显示</w:t>
+            </w:r>
+            <w:proofErr w:type="gramEnd"/>
+            <w:r>
+              <w:rPr>
+                <w:sz w:val="24"/>
+                <w:szCs w:val="24"/>
+              </w:rPr>
+              <w:t>正确</w:t>
             </w:r>
           </w:p>
         </w:tc>
@@ -15676,6 +17555,7 @@
                 <w:sz w:val="24"/>
                 <w:szCs w:val="24"/>
               </w:rPr>
+              <w:lastRenderedPageBreak/>
               <w:t>5</w:t>
             </w:r>
           </w:p>
@@ -15741,6 +17621,7 @@
                 <w:szCs w:val="24"/>
               </w:rPr>
             </w:pPr>
+            <w:proofErr w:type="gramStart"/>
             <w:r>
               <w:rPr>
                 <w:sz w:val="24"/>
@@ -15748,6 +17629,7 @@
               </w:rPr>
               <w:t>验证码已刷新</w:t>
             </w:r>
+            <w:proofErr w:type="gramEnd"/>
           </w:p>
         </w:tc>
         <w:tc>
@@ -15776,6 +17658,7 @@
                 <w:szCs w:val="24"/>
               </w:rPr>
             </w:pPr>
+            <w:proofErr w:type="gramStart"/>
             <w:r>
               <w:rPr>
                 <w:sz w:val="24"/>
@@ -15783,6 +17666,7 @@
               </w:rPr>
               <w:t>验证码已刷新</w:t>
             </w:r>
+            <w:proofErr w:type="gramEnd"/>
           </w:p>
         </w:tc>
         <w:tc>
@@ -16440,7 +18324,23 @@
                 <w:sz w:val="24"/>
                 <w:szCs w:val="24"/>
               </w:rPr>
-              <w:t>"wrongpass"</w:t>
+              <w:t>"</w:t>
+            </w:r>
+            <w:proofErr w:type="spellStart"/>
+            <w:r>
+              <w:rPr>
+                <w:sz w:val="24"/>
+                <w:szCs w:val="24"/>
+              </w:rPr>
+              <w:t>wrongpass</w:t>
+            </w:r>
+            <w:proofErr w:type="spellEnd"/>
+            <w:r>
+              <w:rPr>
+                <w:sz w:val="24"/>
+                <w:szCs w:val="24"/>
+              </w:rPr>
+              <w:t>"</w:t>
             </w:r>
           </w:p>
         </w:tc>
@@ -16687,7 +18587,23 @@
                 <w:sz w:val="24"/>
                 <w:szCs w:val="24"/>
               </w:rPr>
-              <w:t>验证码显示正确</w:t>
+              <w:t>验证</w:t>
+            </w:r>
+            <w:proofErr w:type="gramStart"/>
+            <w:r>
+              <w:rPr>
+                <w:sz w:val="24"/>
+                <w:szCs w:val="24"/>
+              </w:rPr>
+              <w:t>码显示</w:t>
+            </w:r>
+            <w:proofErr w:type="gramEnd"/>
+            <w:r>
+              <w:rPr>
+                <w:sz w:val="24"/>
+                <w:szCs w:val="24"/>
+              </w:rPr>
+              <w:t>正确</w:t>
             </w:r>
           </w:p>
         </w:tc>
@@ -16722,7 +18638,23 @@
                 <w:sz w:val="24"/>
                 <w:szCs w:val="24"/>
               </w:rPr>
-              <w:t>验证码显示正确</w:t>
+              <w:t>验证</w:t>
+            </w:r>
+            <w:proofErr w:type="gramStart"/>
+            <w:r>
+              <w:rPr>
+                <w:sz w:val="24"/>
+                <w:szCs w:val="24"/>
+              </w:rPr>
+              <w:t>码显示</w:t>
+            </w:r>
+            <w:proofErr w:type="gramEnd"/>
+            <w:r>
+              <w:rPr>
+                <w:sz w:val="24"/>
+                <w:szCs w:val="24"/>
+              </w:rPr>
+              <w:t>正确</w:t>
             </w:r>
           </w:p>
         </w:tc>
@@ -17110,3150 +19042,6 @@
                 <w:szCs w:val="24"/>
               </w:rPr>
               <w:t>阻塞</w:t>
-            </w:r>
-          </w:p>
-        </w:tc>
-      </w:tr>
-      <w:tr>
-        <w:tc>
-          <w:tcPr>
-            <w:tcW w:w="0" w:type="auto"/>
-            <w:tcBorders>
-              <w:top w:val="single" w:sz="6" w:space="0" w:color="E2E8F0"/>
-              <w:left w:val="single" w:sz="6" w:space="0" w:color="E2E8F0"/>
-              <w:bottom w:val="single" w:sz="6" w:space="0" w:color="E2E8F0"/>
-              <w:right w:val="single" w:sz="6" w:space="0" w:color="E2E8F0"/>
-            </w:tcBorders>
-            <w:tcMar>
-              <w:top w:w="90" w:type="dxa"/>
-              <w:left w:w="120" w:type="dxa"/>
-              <w:bottom w:w="90" w:type="dxa"/>
-              <w:right w:w="120" w:type="dxa"/>
-            </w:tcMar>
-            <w:vAlign w:val="center"/>
-            <w:hideMark/>
-          </w:tcPr>
-          <w:p>
-            <w:pPr>
-              <w:spacing w:line="360" w:lineRule="auto"/>
-              <w:rPr>
-                <w:sz w:val="24"/>
-                <w:szCs w:val="24"/>
-              </w:rPr>
-            </w:pPr>
-            <w:r>
-              <w:rPr>
-                <w:sz w:val="24"/>
-                <w:szCs w:val="24"/>
-              </w:rPr>
-              <w:t>5</w:t>
-            </w:r>
-          </w:p>
-        </w:tc>
-        <w:tc>
-          <w:tcPr>
-            <w:tcW w:w="1769" w:type="dxa"/>
-            <w:tcBorders>
-              <w:top w:val="single" w:sz="6" w:space="0" w:color="E2E8F0"/>
-              <w:left w:val="single" w:sz="6" w:space="0" w:color="E2E8F0"/>
-              <w:bottom w:val="single" w:sz="6" w:space="0" w:color="E2E8F0"/>
-              <w:right w:val="single" w:sz="6" w:space="0" w:color="E2E8F0"/>
-            </w:tcBorders>
-            <w:tcMar>
-              <w:top w:w="90" w:type="dxa"/>
-              <w:left w:w="120" w:type="dxa"/>
-              <w:bottom w:w="90" w:type="dxa"/>
-              <w:right w:w="120" w:type="dxa"/>
-            </w:tcMar>
-            <w:vAlign w:val="center"/>
-            <w:hideMark/>
-          </w:tcPr>
-          <w:p>
-            <w:pPr>
-              <w:spacing w:line="360" w:lineRule="auto"/>
-              <w:rPr>
-                <w:sz w:val="24"/>
-                <w:szCs w:val="24"/>
-              </w:rPr>
-            </w:pPr>
-            <w:r>
-              <w:rPr>
-                <w:sz w:val="24"/>
-                <w:szCs w:val="24"/>
-              </w:rPr>
-              <w:t>连续错误</w:t>
-            </w:r>
-            <w:r>
-              <w:rPr>
-                <w:sz w:val="24"/>
-                <w:szCs w:val="24"/>
-              </w:rPr>
-              <w:t>5</w:t>
-            </w:r>
-            <w:r>
-              <w:rPr>
-                <w:sz w:val="24"/>
-                <w:szCs w:val="24"/>
-              </w:rPr>
-              <w:t>次</w:t>
-            </w:r>
-          </w:p>
-        </w:tc>
-        <w:tc>
-          <w:tcPr>
-            <w:tcW w:w="3259" w:type="dxa"/>
-            <w:tcBorders>
-              <w:top w:val="single" w:sz="6" w:space="0" w:color="E2E8F0"/>
-              <w:left w:val="single" w:sz="6" w:space="0" w:color="E2E8F0"/>
-              <w:bottom w:val="single" w:sz="6" w:space="0" w:color="E2E8F0"/>
-              <w:right w:val="single" w:sz="6" w:space="0" w:color="E2E8F0"/>
-            </w:tcBorders>
-            <w:tcMar>
-              <w:top w:w="90" w:type="dxa"/>
-              <w:left w:w="120" w:type="dxa"/>
-              <w:bottom w:w="90" w:type="dxa"/>
-              <w:right w:w="120" w:type="dxa"/>
-            </w:tcMar>
-            <w:vAlign w:val="center"/>
-            <w:hideMark/>
-          </w:tcPr>
-          <w:p>
-            <w:pPr>
-              <w:spacing w:line="360" w:lineRule="auto"/>
-              <w:rPr>
-                <w:sz w:val="24"/>
-                <w:szCs w:val="24"/>
-              </w:rPr>
-            </w:pPr>
-            <w:r>
-              <w:rPr>
-                <w:sz w:val="24"/>
-                <w:szCs w:val="24"/>
-              </w:rPr>
-              <w:t>账号锁定</w:t>
-            </w:r>
-          </w:p>
-        </w:tc>
-        <w:tc>
-          <w:tcPr>
-            <w:tcW w:w="4611" w:type="dxa"/>
-            <w:tcBorders>
-              <w:top w:val="single" w:sz="6" w:space="0" w:color="E2E8F0"/>
-              <w:left w:val="single" w:sz="6" w:space="0" w:color="E2E8F0"/>
-              <w:bottom w:val="single" w:sz="6" w:space="0" w:color="E2E8F0"/>
-              <w:right w:val="single" w:sz="6" w:space="0" w:color="E2E8F0"/>
-            </w:tcBorders>
-            <w:tcMar>
-              <w:top w:w="90" w:type="dxa"/>
-              <w:left w:w="120" w:type="dxa"/>
-              <w:bottom w:w="90" w:type="dxa"/>
-              <w:right w:w="120" w:type="dxa"/>
-            </w:tcMar>
-            <w:vAlign w:val="center"/>
-            <w:hideMark/>
-          </w:tcPr>
-          <w:p>
-            <w:pPr>
-              <w:spacing w:line="360" w:lineRule="auto"/>
-              <w:rPr>
-                <w:sz w:val="24"/>
-                <w:szCs w:val="24"/>
-              </w:rPr>
-            </w:pPr>
-            <w:r>
-              <w:rPr>
-                <w:sz w:val="24"/>
-                <w:szCs w:val="24"/>
-              </w:rPr>
-              <w:t>账号锁定</w:t>
-            </w:r>
-            <w:r>
-              <w:rPr>
-                <w:rFonts w:hint="eastAsia"/>
-                <w:sz w:val="24"/>
-                <w:szCs w:val="24"/>
-              </w:rPr>
-              <w:t>10</w:t>
-            </w:r>
-            <w:r>
-              <w:rPr>
-                <w:rFonts w:hint="eastAsia"/>
-                <w:sz w:val="24"/>
-                <w:szCs w:val="24"/>
-              </w:rPr>
-              <w:t>分钟</w:t>
-            </w:r>
-          </w:p>
-        </w:tc>
-        <w:tc>
-          <w:tcPr>
-            <w:tcW w:w="0" w:type="auto"/>
-            <w:tcBorders>
-              <w:top w:val="single" w:sz="6" w:space="0" w:color="E2E8F0"/>
-              <w:left w:val="single" w:sz="6" w:space="0" w:color="E2E8F0"/>
-              <w:bottom w:val="single" w:sz="6" w:space="0" w:color="E2E8F0"/>
-              <w:right w:val="single" w:sz="6" w:space="0" w:color="E2E8F0"/>
-            </w:tcBorders>
-            <w:tcMar>
-              <w:top w:w="90" w:type="dxa"/>
-              <w:left w:w="120" w:type="dxa"/>
-              <w:bottom w:w="90" w:type="dxa"/>
-              <w:right w:w="120" w:type="dxa"/>
-            </w:tcMar>
-            <w:vAlign w:val="center"/>
-            <w:hideMark/>
-          </w:tcPr>
-          <w:p>
-            <w:pPr>
-              <w:spacing w:line="360" w:lineRule="auto"/>
-              <w:rPr>
-                <w:sz w:val="24"/>
-                <w:szCs w:val="24"/>
-              </w:rPr>
-            </w:pPr>
-            <w:r>
-              <w:rPr>
-                <w:sz w:val="24"/>
-                <w:szCs w:val="24"/>
-              </w:rPr>
-              <w:t>□</w:t>
-            </w:r>
-            <w:r>
-              <w:rPr>
-                <w:sz w:val="24"/>
-                <w:szCs w:val="24"/>
-              </w:rPr>
-              <w:t>通过</w:t>
-            </w:r>
-            <w:r>
-              <w:rPr>
-                <w:sz w:val="24"/>
-                <w:szCs w:val="24"/>
-              </w:rPr>
-              <w:t xml:space="preserve"> □</w:t>
-            </w:r>
-            <w:r>
-              <w:rPr>
-                <w:sz w:val="24"/>
-                <w:szCs w:val="24"/>
-              </w:rPr>
-              <w:t>失败</w:t>
-            </w:r>
-            <w:r>
-              <w:rPr>
-                <w:sz w:val="24"/>
-                <w:szCs w:val="24"/>
-              </w:rPr>
-              <w:t xml:space="preserve"> □</w:t>
-            </w:r>
-            <w:r>
-              <w:rPr>
-                <w:sz w:val="24"/>
-                <w:szCs w:val="24"/>
-              </w:rPr>
-              <w:t>阻塞</w:t>
-            </w:r>
-          </w:p>
-        </w:tc>
-      </w:tr>
-    </w:tbl>
-    <w:p>
-      <w:pPr>
-        <w:spacing w:line="360" w:lineRule="auto"/>
-        <w:rPr>
-          <w:b/>
-          <w:bCs/>
-          <w:sz w:val="24"/>
-          <w:szCs w:val="24"/>
-        </w:rPr>
-      </w:pPr>
-    </w:p>
-    <w:p>
-      <w:pPr>
-        <w:spacing w:line="360" w:lineRule="auto"/>
-        <w:rPr>
-          <w:b/>
-          <w:bCs/>
-          <w:sz w:val="24"/>
-          <w:szCs w:val="24"/>
-        </w:rPr>
-      </w:pPr>
-    </w:p>
-    <w:p>
-      <w:pPr>
-        <w:spacing w:line="360" w:lineRule="auto"/>
-        <w:rPr>
-          <w:b/>
-          <w:bCs/>
-          <w:sz w:val="24"/>
-          <w:szCs w:val="24"/>
-        </w:rPr>
-      </w:pPr>
-    </w:p>
-    <w:p>
-      <w:pPr>
-        <w:spacing w:line="360" w:lineRule="auto"/>
-        <w:rPr>
-          <w:b/>
-          <w:bCs/>
-          <w:sz w:val="24"/>
-          <w:szCs w:val="24"/>
-        </w:rPr>
-      </w:pPr>
-    </w:p>
-    <w:p>
-      <w:pPr>
-        <w:spacing w:line="360" w:lineRule="auto"/>
-        <w:rPr>
-          <w:b/>
-          <w:bCs/>
-          <w:sz w:val="24"/>
-          <w:szCs w:val="24"/>
-        </w:rPr>
-      </w:pPr>
-    </w:p>
-    <w:p>
-      <w:pPr>
-        <w:spacing w:line="360" w:lineRule="auto"/>
-        <w:rPr>
-          <w:sz w:val="24"/>
-          <w:szCs w:val="24"/>
-        </w:rPr>
-      </w:pPr>
-      <w:r>
-        <w:rPr>
-          <w:b/>
-          <w:bCs/>
-          <w:sz w:val="24"/>
-          <w:szCs w:val="24"/>
-        </w:rPr>
-        <w:t>用例</w:t>
-      </w:r>
-      <w:r>
-        <w:rPr>
-          <w:b/>
-          <w:bCs/>
-          <w:sz w:val="24"/>
-          <w:szCs w:val="24"/>
-        </w:rPr>
-        <w:t>4.2.2-5</w:t>
-      </w:r>
-      <w:r>
-        <w:rPr>
-          <w:b/>
-          <w:bCs/>
-          <w:sz w:val="24"/>
-          <w:szCs w:val="24"/>
-        </w:rPr>
-        <w:t>：边界值测试</w:t>
-      </w:r>
-    </w:p>
-    <w:tbl>
-      <w:tblPr>
-        <w:tblW w:w="12945" w:type="dxa"/>
-        <w:tblBorders>
-          <w:top w:val="single" w:sz="2" w:space="0" w:color="auto"/>
-          <w:left w:val="single" w:sz="2" w:space="0" w:color="auto"/>
-          <w:bottom w:val="single" w:sz="2" w:space="0" w:color="auto"/>
-          <w:right w:val="single" w:sz="2" w:space="0" w:color="auto"/>
-        </w:tblBorders>
-        <w:tblCellMar>
-          <w:top w:w="15" w:type="dxa"/>
-          <w:left w:w="15" w:type="dxa"/>
-          <w:bottom w:w="15" w:type="dxa"/>
-          <w:right w:w="15" w:type="dxa"/>
-        </w:tblCellMar>
-        <w:tblLook w:val="04A0" w:firstRow="1" w:lastRow="0" w:firstColumn="1" w:lastColumn="0" w:noHBand="0" w:noVBand="1"/>
-      </w:tblPr>
-      <w:tblGrid>
-        <w:gridCol w:w="701"/>
-        <w:gridCol w:w="1843"/>
-        <w:gridCol w:w="3260"/>
-        <w:gridCol w:w="4256"/>
-        <w:gridCol w:w="2885"/>
-      </w:tblGrid>
-      <w:tr>
-        <w:trPr>
-          <w:tblHeader/>
-        </w:trPr>
-        <w:tc>
-          <w:tcPr>
-            <w:tcW w:w="701" w:type="dxa"/>
-            <w:tcBorders>
-              <w:top w:val="single" w:sz="6" w:space="0" w:color="E2E8F0"/>
-              <w:left w:val="single" w:sz="6" w:space="0" w:color="E2E8F0"/>
-              <w:bottom w:val="single" w:sz="6" w:space="0" w:color="E2E8F0"/>
-              <w:right w:val="single" w:sz="6" w:space="0" w:color="E2E8F0"/>
-            </w:tcBorders>
-            <w:shd w:val="clear" w:color="auto" w:fill="F1F5F9"/>
-            <w:tcMar>
-              <w:top w:w="90" w:type="dxa"/>
-              <w:left w:w="120" w:type="dxa"/>
-              <w:bottom w:w="90" w:type="dxa"/>
-              <w:right w:w="120" w:type="dxa"/>
-            </w:tcMar>
-            <w:vAlign w:val="center"/>
-            <w:hideMark/>
-          </w:tcPr>
-          <w:p>
-            <w:pPr>
-              <w:spacing w:line="360" w:lineRule="auto"/>
-              <w:rPr>
-                <w:b/>
-                <w:bCs/>
-                <w:sz w:val="24"/>
-                <w:szCs w:val="24"/>
-              </w:rPr>
-            </w:pPr>
-            <w:r>
-              <w:rPr>
-                <w:b/>
-                <w:bCs/>
-                <w:sz w:val="24"/>
-                <w:szCs w:val="24"/>
-              </w:rPr>
-              <w:lastRenderedPageBreak/>
-              <w:t>步骤</w:t>
-            </w:r>
-          </w:p>
-        </w:tc>
-        <w:tc>
-          <w:tcPr>
-            <w:tcW w:w="1843" w:type="dxa"/>
-            <w:tcBorders>
-              <w:top w:val="single" w:sz="6" w:space="0" w:color="E2E8F0"/>
-              <w:left w:val="single" w:sz="6" w:space="0" w:color="E2E8F0"/>
-              <w:bottom w:val="single" w:sz="6" w:space="0" w:color="E2E8F0"/>
-              <w:right w:val="single" w:sz="6" w:space="0" w:color="E2E8F0"/>
-            </w:tcBorders>
-            <w:shd w:val="clear" w:color="auto" w:fill="F1F5F9"/>
-            <w:tcMar>
-              <w:top w:w="90" w:type="dxa"/>
-              <w:left w:w="120" w:type="dxa"/>
-              <w:bottom w:w="90" w:type="dxa"/>
-              <w:right w:w="120" w:type="dxa"/>
-            </w:tcMar>
-            <w:vAlign w:val="center"/>
-            <w:hideMark/>
-          </w:tcPr>
-          <w:p>
-            <w:pPr>
-              <w:spacing w:line="360" w:lineRule="auto"/>
-              <w:rPr>
-                <w:b/>
-                <w:bCs/>
-                <w:sz w:val="24"/>
-                <w:szCs w:val="24"/>
-              </w:rPr>
-            </w:pPr>
-            <w:r>
-              <w:rPr>
-                <w:b/>
-                <w:bCs/>
-                <w:sz w:val="24"/>
-                <w:szCs w:val="24"/>
-              </w:rPr>
-              <w:t>过程描述</w:t>
-            </w:r>
-          </w:p>
-        </w:tc>
-        <w:tc>
-          <w:tcPr>
-            <w:tcW w:w="3260" w:type="dxa"/>
-            <w:tcBorders>
-              <w:top w:val="single" w:sz="6" w:space="0" w:color="E2E8F0"/>
-              <w:left w:val="single" w:sz="6" w:space="0" w:color="E2E8F0"/>
-              <w:bottom w:val="single" w:sz="6" w:space="0" w:color="E2E8F0"/>
-              <w:right w:val="single" w:sz="6" w:space="0" w:color="E2E8F0"/>
-            </w:tcBorders>
-            <w:shd w:val="clear" w:color="auto" w:fill="F1F5F9"/>
-            <w:tcMar>
-              <w:top w:w="90" w:type="dxa"/>
-              <w:left w:w="120" w:type="dxa"/>
-              <w:bottom w:w="90" w:type="dxa"/>
-              <w:right w:w="120" w:type="dxa"/>
-            </w:tcMar>
-            <w:vAlign w:val="center"/>
-            <w:hideMark/>
-          </w:tcPr>
-          <w:p>
-            <w:pPr>
-              <w:spacing w:line="360" w:lineRule="auto"/>
-              <w:rPr>
-                <w:b/>
-                <w:bCs/>
-                <w:sz w:val="24"/>
-                <w:szCs w:val="24"/>
-              </w:rPr>
-            </w:pPr>
-            <w:r>
-              <w:rPr>
-                <w:b/>
-                <w:bCs/>
-                <w:sz w:val="24"/>
-                <w:szCs w:val="24"/>
-              </w:rPr>
-              <w:t>预期结果</w:t>
-            </w:r>
-          </w:p>
-        </w:tc>
-        <w:tc>
-          <w:tcPr>
-            <w:tcW w:w="4256" w:type="dxa"/>
-            <w:tcBorders>
-              <w:top w:val="single" w:sz="6" w:space="0" w:color="E2E8F0"/>
-              <w:left w:val="single" w:sz="6" w:space="0" w:color="E2E8F0"/>
-              <w:bottom w:val="single" w:sz="6" w:space="0" w:color="E2E8F0"/>
-              <w:right w:val="single" w:sz="6" w:space="0" w:color="E2E8F0"/>
-            </w:tcBorders>
-            <w:shd w:val="clear" w:color="auto" w:fill="F1F5F9"/>
-            <w:tcMar>
-              <w:top w:w="90" w:type="dxa"/>
-              <w:left w:w="120" w:type="dxa"/>
-              <w:bottom w:w="90" w:type="dxa"/>
-              <w:right w:w="120" w:type="dxa"/>
-            </w:tcMar>
-            <w:vAlign w:val="center"/>
-            <w:hideMark/>
-          </w:tcPr>
-          <w:p>
-            <w:pPr>
-              <w:spacing w:line="360" w:lineRule="auto"/>
-              <w:rPr>
-                <w:b/>
-                <w:bCs/>
-                <w:sz w:val="24"/>
-                <w:szCs w:val="24"/>
-              </w:rPr>
-            </w:pPr>
-            <w:r>
-              <w:rPr>
-                <w:b/>
-                <w:bCs/>
-                <w:sz w:val="24"/>
-                <w:szCs w:val="24"/>
-              </w:rPr>
-              <w:t>实际结果</w:t>
-            </w:r>
-          </w:p>
-        </w:tc>
-        <w:tc>
-          <w:tcPr>
-            <w:tcW w:w="0" w:type="auto"/>
-            <w:tcBorders>
-              <w:top w:val="single" w:sz="6" w:space="0" w:color="E2E8F0"/>
-              <w:left w:val="single" w:sz="6" w:space="0" w:color="E2E8F0"/>
-              <w:bottom w:val="single" w:sz="6" w:space="0" w:color="E2E8F0"/>
-              <w:right w:val="single" w:sz="6" w:space="0" w:color="E2E8F0"/>
-            </w:tcBorders>
-            <w:shd w:val="clear" w:color="auto" w:fill="F1F5F9"/>
-            <w:tcMar>
-              <w:top w:w="90" w:type="dxa"/>
-              <w:left w:w="120" w:type="dxa"/>
-              <w:bottom w:w="90" w:type="dxa"/>
-              <w:right w:w="120" w:type="dxa"/>
-            </w:tcMar>
-            <w:vAlign w:val="center"/>
-            <w:hideMark/>
-          </w:tcPr>
-          <w:p>
-            <w:pPr>
-              <w:spacing w:line="360" w:lineRule="auto"/>
-              <w:rPr>
-                <w:b/>
-                <w:bCs/>
-                <w:sz w:val="24"/>
-                <w:szCs w:val="24"/>
-              </w:rPr>
-            </w:pPr>
-            <w:r>
-              <w:rPr>
-                <w:b/>
-                <w:bCs/>
-                <w:sz w:val="24"/>
-                <w:szCs w:val="24"/>
-              </w:rPr>
-              <w:t>状态</w:t>
-            </w:r>
-          </w:p>
-        </w:tc>
-      </w:tr>
-      <w:tr>
-        <w:tc>
-          <w:tcPr>
-            <w:tcW w:w="701" w:type="dxa"/>
-            <w:tcBorders>
-              <w:top w:val="single" w:sz="6" w:space="0" w:color="E2E8F0"/>
-              <w:left w:val="single" w:sz="6" w:space="0" w:color="E2E8F0"/>
-              <w:bottom w:val="single" w:sz="6" w:space="0" w:color="E2E8F0"/>
-              <w:right w:val="single" w:sz="6" w:space="0" w:color="E2E8F0"/>
-            </w:tcBorders>
-            <w:tcMar>
-              <w:top w:w="90" w:type="dxa"/>
-              <w:left w:w="120" w:type="dxa"/>
-              <w:bottom w:w="90" w:type="dxa"/>
-              <w:right w:w="120" w:type="dxa"/>
-            </w:tcMar>
-            <w:vAlign w:val="center"/>
-            <w:hideMark/>
-          </w:tcPr>
-          <w:p>
-            <w:pPr>
-              <w:spacing w:line="360" w:lineRule="auto"/>
-              <w:rPr>
-                <w:sz w:val="24"/>
-                <w:szCs w:val="24"/>
-              </w:rPr>
-            </w:pPr>
-            <w:r>
-              <w:rPr>
-                <w:sz w:val="24"/>
-                <w:szCs w:val="24"/>
-              </w:rPr>
-              <w:t>1</w:t>
-            </w:r>
-          </w:p>
-        </w:tc>
-        <w:tc>
-          <w:tcPr>
-            <w:tcW w:w="1843" w:type="dxa"/>
-            <w:tcBorders>
-              <w:top w:val="single" w:sz="6" w:space="0" w:color="E2E8F0"/>
-              <w:left w:val="single" w:sz="6" w:space="0" w:color="E2E8F0"/>
-              <w:bottom w:val="single" w:sz="6" w:space="0" w:color="E2E8F0"/>
-              <w:right w:val="single" w:sz="6" w:space="0" w:color="E2E8F0"/>
-            </w:tcBorders>
-            <w:tcMar>
-              <w:top w:w="90" w:type="dxa"/>
-              <w:left w:w="120" w:type="dxa"/>
-              <w:bottom w:w="90" w:type="dxa"/>
-              <w:right w:w="120" w:type="dxa"/>
-            </w:tcMar>
-            <w:vAlign w:val="center"/>
-            <w:hideMark/>
-          </w:tcPr>
-          <w:p>
-            <w:pPr>
-              <w:spacing w:line="360" w:lineRule="auto"/>
-              <w:rPr>
-                <w:sz w:val="24"/>
-                <w:szCs w:val="24"/>
-              </w:rPr>
-            </w:pPr>
-            <w:r>
-              <w:rPr>
-                <w:sz w:val="24"/>
-                <w:szCs w:val="24"/>
-              </w:rPr>
-              <w:t>用户名为空，直接点击登录</w:t>
-            </w:r>
-          </w:p>
-        </w:tc>
-        <w:tc>
-          <w:tcPr>
-            <w:tcW w:w="3260" w:type="dxa"/>
-            <w:tcBorders>
-              <w:top w:val="single" w:sz="6" w:space="0" w:color="E2E8F0"/>
-              <w:left w:val="single" w:sz="6" w:space="0" w:color="E2E8F0"/>
-              <w:bottom w:val="single" w:sz="6" w:space="0" w:color="E2E8F0"/>
-              <w:right w:val="single" w:sz="6" w:space="0" w:color="E2E8F0"/>
-            </w:tcBorders>
-            <w:tcMar>
-              <w:top w:w="90" w:type="dxa"/>
-              <w:left w:w="120" w:type="dxa"/>
-              <w:bottom w:w="90" w:type="dxa"/>
-              <w:right w:w="120" w:type="dxa"/>
-            </w:tcMar>
-            <w:vAlign w:val="center"/>
-            <w:hideMark/>
-          </w:tcPr>
-          <w:p>
-            <w:pPr>
-              <w:spacing w:line="360" w:lineRule="auto"/>
-              <w:rPr>
-                <w:sz w:val="24"/>
-                <w:szCs w:val="24"/>
-              </w:rPr>
-            </w:pPr>
-            <w:r>
-              <w:rPr>
-                <w:sz w:val="24"/>
-                <w:szCs w:val="24"/>
-              </w:rPr>
-              <w:t>提示</w:t>
-            </w:r>
-            <w:r>
-              <w:rPr>
-                <w:sz w:val="24"/>
-                <w:szCs w:val="24"/>
-              </w:rPr>
-              <w:t>"</w:t>
-            </w:r>
-            <w:r>
-              <w:rPr>
-                <w:sz w:val="24"/>
-                <w:szCs w:val="24"/>
-              </w:rPr>
-              <w:t>请输入用户名</w:t>
-            </w:r>
-            <w:r>
-              <w:rPr>
-                <w:sz w:val="24"/>
-                <w:szCs w:val="24"/>
-              </w:rPr>
-              <w:t>"</w:t>
-            </w:r>
-          </w:p>
-        </w:tc>
-        <w:tc>
-          <w:tcPr>
-            <w:tcW w:w="4256" w:type="dxa"/>
-            <w:tcBorders>
-              <w:top w:val="single" w:sz="6" w:space="0" w:color="E2E8F0"/>
-              <w:left w:val="single" w:sz="6" w:space="0" w:color="E2E8F0"/>
-              <w:bottom w:val="single" w:sz="6" w:space="0" w:color="E2E8F0"/>
-              <w:right w:val="single" w:sz="6" w:space="0" w:color="E2E8F0"/>
-            </w:tcBorders>
-            <w:tcMar>
-              <w:top w:w="90" w:type="dxa"/>
-              <w:left w:w="120" w:type="dxa"/>
-              <w:bottom w:w="90" w:type="dxa"/>
-              <w:right w:w="120" w:type="dxa"/>
-            </w:tcMar>
-            <w:vAlign w:val="center"/>
-            <w:hideMark/>
-          </w:tcPr>
-          <w:p>
-            <w:pPr>
-              <w:spacing w:line="360" w:lineRule="auto"/>
-              <w:rPr>
-                <w:sz w:val="24"/>
-                <w:szCs w:val="24"/>
-              </w:rPr>
-            </w:pPr>
-            <w:r>
-              <w:rPr>
-                <w:sz w:val="24"/>
-                <w:szCs w:val="24"/>
-              </w:rPr>
-              <w:t>提示</w:t>
-            </w:r>
-            <w:r>
-              <w:rPr>
-                <w:sz w:val="24"/>
-                <w:szCs w:val="24"/>
-              </w:rPr>
-              <w:t>"</w:t>
-            </w:r>
-            <w:r>
-              <w:rPr>
-                <w:sz w:val="24"/>
-                <w:szCs w:val="24"/>
-              </w:rPr>
-              <w:t>请输入用户名</w:t>
-            </w:r>
-            <w:r>
-              <w:rPr>
-                <w:sz w:val="24"/>
-                <w:szCs w:val="24"/>
-              </w:rPr>
-              <w:t>"</w:t>
-            </w:r>
-          </w:p>
-        </w:tc>
-        <w:tc>
-          <w:tcPr>
-            <w:tcW w:w="0" w:type="auto"/>
-            <w:tcBorders>
-              <w:top w:val="single" w:sz="6" w:space="0" w:color="E2E8F0"/>
-              <w:left w:val="single" w:sz="6" w:space="0" w:color="E2E8F0"/>
-              <w:bottom w:val="single" w:sz="6" w:space="0" w:color="E2E8F0"/>
-              <w:right w:val="single" w:sz="6" w:space="0" w:color="E2E8F0"/>
-            </w:tcBorders>
-            <w:tcMar>
-              <w:top w:w="90" w:type="dxa"/>
-              <w:left w:w="120" w:type="dxa"/>
-              <w:bottom w:w="90" w:type="dxa"/>
-              <w:right w:w="120" w:type="dxa"/>
-            </w:tcMar>
-            <w:vAlign w:val="center"/>
-            <w:hideMark/>
-          </w:tcPr>
-          <w:p>
-            <w:pPr>
-              <w:spacing w:line="360" w:lineRule="auto"/>
-              <w:rPr>
-                <w:sz w:val="24"/>
-                <w:szCs w:val="24"/>
-              </w:rPr>
-            </w:pPr>
-            <w:r>
-              <w:rPr>
-                <w:sz w:val="24"/>
-                <w:szCs w:val="24"/>
-              </w:rPr>
-              <w:t>□</w:t>
-            </w:r>
-            <w:r>
-              <w:rPr>
-                <w:sz w:val="24"/>
-                <w:szCs w:val="24"/>
-              </w:rPr>
-              <w:t>通过</w:t>
-            </w:r>
-            <w:r>
-              <w:rPr>
-                <w:sz w:val="24"/>
-                <w:szCs w:val="24"/>
-              </w:rPr>
-              <w:t xml:space="preserve"> □</w:t>
-            </w:r>
-            <w:r>
-              <w:rPr>
-                <w:sz w:val="24"/>
-                <w:szCs w:val="24"/>
-              </w:rPr>
-              <w:t>失败</w:t>
-            </w:r>
-            <w:r>
-              <w:rPr>
-                <w:sz w:val="24"/>
-                <w:szCs w:val="24"/>
-              </w:rPr>
-              <w:t xml:space="preserve"> □</w:t>
-            </w:r>
-            <w:r>
-              <w:rPr>
-                <w:sz w:val="24"/>
-                <w:szCs w:val="24"/>
-              </w:rPr>
-              <w:t>阻塞</w:t>
-            </w:r>
-          </w:p>
-        </w:tc>
-      </w:tr>
-      <w:tr>
-        <w:tc>
-          <w:tcPr>
-            <w:tcW w:w="701" w:type="dxa"/>
-            <w:tcBorders>
-              <w:top w:val="single" w:sz="6" w:space="0" w:color="E2E8F0"/>
-              <w:left w:val="single" w:sz="6" w:space="0" w:color="E2E8F0"/>
-              <w:bottom w:val="single" w:sz="6" w:space="0" w:color="E2E8F0"/>
-              <w:right w:val="single" w:sz="6" w:space="0" w:color="E2E8F0"/>
-            </w:tcBorders>
-            <w:tcMar>
-              <w:top w:w="90" w:type="dxa"/>
-              <w:left w:w="120" w:type="dxa"/>
-              <w:bottom w:w="90" w:type="dxa"/>
-              <w:right w:w="120" w:type="dxa"/>
-            </w:tcMar>
-            <w:vAlign w:val="center"/>
-            <w:hideMark/>
-          </w:tcPr>
-          <w:p>
-            <w:pPr>
-              <w:spacing w:line="360" w:lineRule="auto"/>
-              <w:rPr>
-                <w:sz w:val="24"/>
-                <w:szCs w:val="24"/>
-              </w:rPr>
-            </w:pPr>
-            <w:r>
-              <w:rPr>
-                <w:sz w:val="24"/>
-                <w:szCs w:val="24"/>
-              </w:rPr>
-              <w:t>2</w:t>
-            </w:r>
-          </w:p>
-        </w:tc>
-        <w:tc>
-          <w:tcPr>
-            <w:tcW w:w="1843" w:type="dxa"/>
-            <w:tcBorders>
-              <w:top w:val="single" w:sz="6" w:space="0" w:color="E2E8F0"/>
-              <w:left w:val="single" w:sz="6" w:space="0" w:color="E2E8F0"/>
-              <w:bottom w:val="single" w:sz="6" w:space="0" w:color="E2E8F0"/>
-              <w:right w:val="single" w:sz="6" w:space="0" w:color="E2E8F0"/>
-            </w:tcBorders>
-            <w:tcMar>
-              <w:top w:w="90" w:type="dxa"/>
-              <w:left w:w="120" w:type="dxa"/>
-              <w:bottom w:w="90" w:type="dxa"/>
-              <w:right w:w="120" w:type="dxa"/>
-            </w:tcMar>
-            <w:vAlign w:val="center"/>
-            <w:hideMark/>
-          </w:tcPr>
-          <w:p>
-            <w:pPr>
-              <w:spacing w:line="360" w:lineRule="auto"/>
-              <w:rPr>
-                <w:sz w:val="24"/>
-                <w:szCs w:val="24"/>
-              </w:rPr>
-            </w:pPr>
-            <w:r>
-              <w:rPr>
-                <w:sz w:val="24"/>
-                <w:szCs w:val="24"/>
-              </w:rPr>
-              <w:t>输入用户名，密码为空</w:t>
-            </w:r>
-          </w:p>
-        </w:tc>
-        <w:tc>
-          <w:tcPr>
-            <w:tcW w:w="3260" w:type="dxa"/>
-            <w:tcBorders>
-              <w:top w:val="single" w:sz="6" w:space="0" w:color="E2E8F0"/>
-              <w:left w:val="single" w:sz="6" w:space="0" w:color="E2E8F0"/>
-              <w:bottom w:val="single" w:sz="6" w:space="0" w:color="E2E8F0"/>
-              <w:right w:val="single" w:sz="6" w:space="0" w:color="E2E8F0"/>
-            </w:tcBorders>
-            <w:tcMar>
-              <w:top w:w="90" w:type="dxa"/>
-              <w:left w:w="120" w:type="dxa"/>
-              <w:bottom w:w="90" w:type="dxa"/>
-              <w:right w:w="120" w:type="dxa"/>
-            </w:tcMar>
-            <w:vAlign w:val="center"/>
-            <w:hideMark/>
-          </w:tcPr>
-          <w:p>
-            <w:pPr>
-              <w:spacing w:line="360" w:lineRule="auto"/>
-              <w:rPr>
-                <w:sz w:val="24"/>
-                <w:szCs w:val="24"/>
-              </w:rPr>
-            </w:pPr>
-            <w:r>
-              <w:rPr>
-                <w:sz w:val="24"/>
-                <w:szCs w:val="24"/>
-              </w:rPr>
-              <w:t>提示</w:t>
-            </w:r>
-            <w:r>
-              <w:rPr>
-                <w:sz w:val="24"/>
-                <w:szCs w:val="24"/>
-              </w:rPr>
-              <w:t>"</w:t>
-            </w:r>
-            <w:r>
-              <w:rPr>
-                <w:sz w:val="24"/>
-                <w:szCs w:val="24"/>
-              </w:rPr>
-              <w:t>请输入密码</w:t>
-            </w:r>
-            <w:r>
-              <w:rPr>
-                <w:sz w:val="24"/>
-                <w:szCs w:val="24"/>
-              </w:rPr>
-              <w:t>"</w:t>
-            </w:r>
-          </w:p>
-        </w:tc>
-        <w:tc>
-          <w:tcPr>
-            <w:tcW w:w="4256" w:type="dxa"/>
-            <w:tcBorders>
-              <w:top w:val="single" w:sz="6" w:space="0" w:color="E2E8F0"/>
-              <w:left w:val="single" w:sz="6" w:space="0" w:color="E2E8F0"/>
-              <w:bottom w:val="single" w:sz="6" w:space="0" w:color="E2E8F0"/>
-              <w:right w:val="single" w:sz="6" w:space="0" w:color="E2E8F0"/>
-            </w:tcBorders>
-            <w:tcMar>
-              <w:top w:w="90" w:type="dxa"/>
-              <w:left w:w="120" w:type="dxa"/>
-              <w:bottom w:w="90" w:type="dxa"/>
-              <w:right w:w="120" w:type="dxa"/>
-            </w:tcMar>
-            <w:vAlign w:val="center"/>
-            <w:hideMark/>
-          </w:tcPr>
-          <w:p>
-            <w:pPr>
-              <w:spacing w:line="360" w:lineRule="auto"/>
-              <w:rPr>
-                <w:sz w:val="24"/>
-                <w:szCs w:val="24"/>
-              </w:rPr>
-            </w:pPr>
-            <w:r>
-              <w:rPr>
-                <w:sz w:val="24"/>
-                <w:szCs w:val="24"/>
-              </w:rPr>
-              <w:t>提示</w:t>
-            </w:r>
-            <w:r>
-              <w:rPr>
-                <w:sz w:val="24"/>
-                <w:szCs w:val="24"/>
-              </w:rPr>
-              <w:t>"</w:t>
-            </w:r>
-            <w:r>
-              <w:rPr>
-                <w:sz w:val="24"/>
-                <w:szCs w:val="24"/>
-              </w:rPr>
-              <w:t>请输入密码</w:t>
-            </w:r>
-            <w:r>
-              <w:rPr>
-                <w:sz w:val="24"/>
-                <w:szCs w:val="24"/>
-              </w:rPr>
-              <w:t>"</w:t>
-            </w:r>
-          </w:p>
-        </w:tc>
-        <w:tc>
-          <w:tcPr>
-            <w:tcW w:w="0" w:type="auto"/>
-            <w:tcBorders>
-              <w:top w:val="single" w:sz="6" w:space="0" w:color="E2E8F0"/>
-              <w:left w:val="single" w:sz="6" w:space="0" w:color="E2E8F0"/>
-              <w:bottom w:val="single" w:sz="6" w:space="0" w:color="E2E8F0"/>
-              <w:right w:val="single" w:sz="6" w:space="0" w:color="E2E8F0"/>
-            </w:tcBorders>
-            <w:tcMar>
-              <w:top w:w="90" w:type="dxa"/>
-              <w:left w:w="120" w:type="dxa"/>
-              <w:bottom w:w="90" w:type="dxa"/>
-              <w:right w:w="120" w:type="dxa"/>
-            </w:tcMar>
-            <w:vAlign w:val="center"/>
-            <w:hideMark/>
-          </w:tcPr>
-          <w:p>
-            <w:pPr>
-              <w:spacing w:line="360" w:lineRule="auto"/>
-              <w:rPr>
-                <w:sz w:val="24"/>
-                <w:szCs w:val="24"/>
-              </w:rPr>
-            </w:pPr>
-            <w:r>
-              <w:rPr>
-                <w:sz w:val="24"/>
-                <w:szCs w:val="24"/>
-              </w:rPr>
-              <w:t>□</w:t>
-            </w:r>
-            <w:r>
-              <w:rPr>
-                <w:sz w:val="24"/>
-                <w:szCs w:val="24"/>
-              </w:rPr>
-              <w:t>通过</w:t>
-            </w:r>
-            <w:r>
-              <w:rPr>
-                <w:sz w:val="24"/>
-                <w:szCs w:val="24"/>
-              </w:rPr>
-              <w:t xml:space="preserve"> □</w:t>
-            </w:r>
-            <w:r>
-              <w:rPr>
-                <w:sz w:val="24"/>
-                <w:szCs w:val="24"/>
-              </w:rPr>
-              <w:t>失败</w:t>
-            </w:r>
-            <w:r>
-              <w:rPr>
-                <w:sz w:val="24"/>
-                <w:szCs w:val="24"/>
-              </w:rPr>
-              <w:t xml:space="preserve"> □</w:t>
-            </w:r>
-            <w:r>
-              <w:rPr>
-                <w:sz w:val="24"/>
-                <w:szCs w:val="24"/>
-              </w:rPr>
-              <w:t>阻塞</w:t>
-            </w:r>
-          </w:p>
-        </w:tc>
-      </w:tr>
-      <w:tr>
-        <w:tc>
-          <w:tcPr>
-            <w:tcW w:w="701" w:type="dxa"/>
-            <w:tcBorders>
-              <w:top w:val="single" w:sz="6" w:space="0" w:color="E2E8F0"/>
-              <w:left w:val="single" w:sz="6" w:space="0" w:color="E2E8F0"/>
-              <w:bottom w:val="single" w:sz="6" w:space="0" w:color="E2E8F0"/>
-              <w:right w:val="single" w:sz="6" w:space="0" w:color="E2E8F0"/>
-            </w:tcBorders>
-            <w:tcMar>
-              <w:top w:w="90" w:type="dxa"/>
-              <w:left w:w="120" w:type="dxa"/>
-              <w:bottom w:w="90" w:type="dxa"/>
-              <w:right w:w="120" w:type="dxa"/>
-            </w:tcMar>
-            <w:vAlign w:val="center"/>
-            <w:hideMark/>
-          </w:tcPr>
-          <w:p>
-            <w:pPr>
-              <w:spacing w:line="360" w:lineRule="auto"/>
-              <w:rPr>
-                <w:sz w:val="24"/>
-                <w:szCs w:val="24"/>
-              </w:rPr>
-            </w:pPr>
-            <w:r>
-              <w:rPr>
-                <w:sz w:val="24"/>
-                <w:szCs w:val="24"/>
-              </w:rPr>
-              <w:t>3</w:t>
-            </w:r>
-          </w:p>
-        </w:tc>
-        <w:tc>
-          <w:tcPr>
-            <w:tcW w:w="1843" w:type="dxa"/>
-            <w:tcBorders>
-              <w:top w:val="single" w:sz="6" w:space="0" w:color="E2E8F0"/>
-              <w:left w:val="single" w:sz="6" w:space="0" w:color="E2E8F0"/>
-              <w:bottom w:val="single" w:sz="6" w:space="0" w:color="E2E8F0"/>
-              <w:right w:val="single" w:sz="6" w:space="0" w:color="E2E8F0"/>
-            </w:tcBorders>
-            <w:tcMar>
-              <w:top w:w="90" w:type="dxa"/>
-              <w:left w:w="120" w:type="dxa"/>
-              <w:bottom w:w="90" w:type="dxa"/>
-              <w:right w:w="120" w:type="dxa"/>
-            </w:tcMar>
-            <w:vAlign w:val="center"/>
-            <w:hideMark/>
-          </w:tcPr>
-          <w:p>
-            <w:pPr>
-              <w:spacing w:line="360" w:lineRule="auto"/>
-              <w:rPr>
-                <w:sz w:val="24"/>
-                <w:szCs w:val="24"/>
-              </w:rPr>
-            </w:pPr>
-            <w:r>
-              <w:rPr>
-                <w:sz w:val="24"/>
-                <w:szCs w:val="24"/>
-              </w:rPr>
-              <w:t>输入超长用户名（</w:t>
-            </w:r>
-            <w:r>
-              <w:rPr>
-                <w:sz w:val="24"/>
-                <w:szCs w:val="24"/>
-              </w:rPr>
-              <w:t>50+</w:t>
-            </w:r>
-            <w:r>
-              <w:rPr>
-                <w:sz w:val="24"/>
-                <w:szCs w:val="24"/>
-              </w:rPr>
-              <w:t>字符）</w:t>
-            </w:r>
-          </w:p>
-        </w:tc>
-        <w:tc>
-          <w:tcPr>
-            <w:tcW w:w="3260" w:type="dxa"/>
-            <w:tcBorders>
-              <w:top w:val="single" w:sz="6" w:space="0" w:color="E2E8F0"/>
-              <w:left w:val="single" w:sz="6" w:space="0" w:color="E2E8F0"/>
-              <w:bottom w:val="single" w:sz="6" w:space="0" w:color="E2E8F0"/>
-              <w:right w:val="single" w:sz="6" w:space="0" w:color="E2E8F0"/>
-            </w:tcBorders>
-            <w:tcMar>
-              <w:top w:w="90" w:type="dxa"/>
-              <w:left w:w="120" w:type="dxa"/>
-              <w:bottom w:w="90" w:type="dxa"/>
-              <w:right w:w="120" w:type="dxa"/>
-            </w:tcMar>
-            <w:vAlign w:val="center"/>
-            <w:hideMark/>
-          </w:tcPr>
-          <w:p>
-            <w:pPr>
-              <w:spacing w:line="360" w:lineRule="auto"/>
-              <w:rPr>
-                <w:sz w:val="24"/>
-                <w:szCs w:val="24"/>
-              </w:rPr>
-            </w:pPr>
-            <w:r>
-              <w:rPr>
-                <w:sz w:val="24"/>
-                <w:szCs w:val="24"/>
-              </w:rPr>
-              <w:t>前端截断或提示长度限制</w:t>
-            </w:r>
-          </w:p>
-        </w:tc>
-        <w:tc>
-          <w:tcPr>
-            <w:tcW w:w="4256" w:type="dxa"/>
-            <w:tcBorders>
-              <w:top w:val="single" w:sz="6" w:space="0" w:color="E2E8F0"/>
-              <w:left w:val="single" w:sz="6" w:space="0" w:color="E2E8F0"/>
-              <w:bottom w:val="single" w:sz="6" w:space="0" w:color="E2E8F0"/>
-              <w:right w:val="single" w:sz="6" w:space="0" w:color="E2E8F0"/>
-            </w:tcBorders>
-            <w:tcMar>
-              <w:top w:w="90" w:type="dxa"/>
-              <w:left w:w="120" w:type="dxa"/>
-              <w:bottom w:w="90" w:type="dxa"/>
-              <w:right w:w="120" w:type="dxa"/>
-            </w:tcMar>
-            <w:vAlign w:val="center"/>
-            <w:hideMark/>
-          </w:tcPr>
-          <w:p>
-            <w:pPr>
-              <w:spacing w:line="360" w:lineRule="auto"/>
-              <w:rPr>
-                <w:sz w:val="24"/>
-                <w:szCs w:val="24"/>
-              </w:rPr>
-            </w:pPr>
-            <w:r>
-              <w:rPr>
-                <w:sz w:val="24"/>
-                <w:szCs w:val="24"/>
-              </w:rPr>
-              <w:t>前端截断或提示长度限制</w:t>
-            </w:r>
-          </w:p>
-        </w:tc>
-        <w:tc>
-          <w:tcPr>
-            <w:tcW w:w="0" w:type="auto"/>
-            <w:tcBorders>
-              <w:top w:val="single" w:sz="6" w:space="0" w:color="E2E8F0"/>
-              <w:left w:val="single" w:sz="6" w:space="0" w:color="E2E8F0"/>
-              <w:bottom w:val="single" w:sz="6" w:space="0" w:color="E2E8F0"/>
-              <w:right w:val="single" w:sz="6" w:space="0" w:color="E2E8F0"/>
-            </w:tcBorders>
-            <w:tcMar>
-              <w:top w:w="90" w:type="dxa"/>
-              <w:left w:w="120" w:type="dxa"/>
-              <w:bottom w:w="90" w:type="dxa"/>
-              <w:right w:w="120" w:type="dxa"/>
-            </w:tcMar>
-            <w:vAlign w:val="center"/>
-            <w:hideMark/>
-          </w:tcPr>
-          <w:p>
-            <w:pPr>
-              <w:spacing w:line="360" w:lineRule="auto"/>
-              <w:rPr>
-                <w:sz w:val="24"/>
-                <w:szCs w:val="24"/>
-              </w:rPr>
-            </w:pPr>
-            <w:r>
-              <w:rPr>
-                <w:sz w:val="24"/>
-                <w:szCs w:val="24"/>
-              </w:rPr>
-              <w:t>□</w:t>
-            </w:r>
-            <w:r>
-              <w:rPr>
-                <w:sz w:val="24"/>
-                <w:szCs w:val="24"/>
-              </w:rPr>
-              <w:t>通过</w:t>
-            </w:r>
-            <w:r>
-              <w:rPr>
-                <w:sz w:val="24"/>
-                <w:szCs w:val="24"/>
-              </w:rPr>
-              <w:t xml:space="preserve"> □</w:t>
-            </w:r>
-            <w:r>
-              <w:rPr>
-                <w:sz w:val="24"/>
-                <w:szCs w:val="24"/>
-              </w:rPr>
-              <w:t>失败</w:t>
-            </w:r>
-            <w:r>
-              <w:rPr>
-                <w:sz w:val="24"/>
-                <w:szCs w:val="24"/>
-              </w:rPr>
-              <w:t xml:space="preserve"> □</w:t>
-            </w:r>
-            <w:r>
-              <w:rPr>
-                <w:sz w:val="24"/>
-                <w:szCs w:val="24"/>
-              </w:rPr>
-              <w:t>阻塞</w:t>
-            </w:r>
-          </w:p>
-        </w:tc>
-      </w:tr>
-      <w:tr>
-        <w:tc>
-          <w:tcPr>
-            <w:tcW w:w="701" w:type="dxa"/>
-            <w:tcBorders>
-              <w:top w:val="single" w:sz="6" w:space="0" w:color="E2E8F0"/>
-              <w:left w:val="single" w:sz="6" w:space="0" w:color="E2E8F0"/>
-              <w:bottom w:val="single" w:sz="6" w:space="0" w:color="E2E8F0"/>
-              <w:right w:val="single" w:sz="6" w:space="0" w:color="E2E8F0"/>
-            </w:tcBorders>
-            <w:tcMar>
-              <w:top w:w="90" w:type="dxa"/>
-              <w:left w:w="120" w:type="dxa"/>
-              <w:bottom w:w="90" w:type="dxa"/>
-              <w:right w:w="120" w:type="dxa"/>
-            </w:tcMar>
-            <w:vAlign w:val="center"/>
-            <w:hideMark/>
-          </w:tcPr>
-          <w:p>
-            <w:pPr>
-              <w:spacing w:line="360" w:lineRule="auto"/>
-              <w:rPr>
-                <w:sz w:val="24"/>
-                <w:szCs w:val="24"/>
-              </w:rPr>
-            </w:pPr>
-            <w:r>
-              <w:rPr>
-                <w:sz w:val="24"/>
-                <w:szCs w:val="24"/>
-              </w:rPr>
-              <w:t>4</w:t>
-            </w:r>
-          </w:p>
-        </w:tc>
-        <w:tc>
-          <w:tcPr>
-            <w:tcW w:w="1843" w:type="dxa"/>
-            <w:tcBorders>
-              <w:top w:val="single" w:sz="6" w:space="0" w:color="E2E8F0"/>
-              <w:left w:val="single" w:sz="6" w:space="0" w:color="E2E8F0"/>
-              <w:bottom w:val="single" w:sz="6" w:space="0" w:color="E2E8F0"/>
-              <w:right w:val="single" w:sz="6" w:space="0" w:color="E2E8F0"/>
-            </w:tcBorders>
-            <w:tcMar>
-              <w:top w:w="90" w:type="dxa"/>
-              <w:left w:w="120" w:type="dxa"/>
-              <w:bottom w:w="90" w:type="dxa"/>
-              <w:right w:w="120" w:type="dxa"/>
-            </w:tcMar>
-            <w:vAlign w:val="center"/>
-            <w:hideMark/>
-          </w:tcPr>
-          <w:p>
-            <w:pPr>
-              <w:spacing w:line="360" w:lineRule="auto"/>
-              <w:rPr>
-                <w:sz w:val="24"/>
-                <w:szCs w:val="24"/>
-              </w:rPr>
-            </w:pPr>
-            <w:r>
-              <w:rPr>
-                <w:sz w:val="24"/>
-                <w:szCs w:val="24"/>
-              </w:rPr>
-              <w:t>输入超长密码（</w:t>
-            </w:r>
-            <w:r>
-              <w:rPr>
-                <w:sz w:val="24"/>
-                <w:szCs w:val="24"/>
-              </w:rPr>
-              <w:t>50+</w:t>
-            </w:r>
-            <w:r>
-              <w:rPr>
-                <w:sz w:val="24"/>
-                <w:szCs w:val="24"/>
-              </w:rPr>
-              <w:t>字符）</w:t>
-            </w:r>
-          </w:p>
-        </w:tc>
-        <w:tc>
-          <w:tcPr>
-            <w:tcW w:w="3260" w:type="dxa"/>
-            <w:tcBorders>
-              <w:top w:val="single" w:sz="6" w:space="0" w:color="E2E8F0"/>
-              <w:left w:val="single" w:sz="6" w:space="0" w:color="E2E8F0"/>
-              <w:bottom w:val="single" w:sz="6" w:space="0" w:color="E2E8F0"/>
-              <w:right w:val="single" w:sz="6" w:space="0" w:color="E2E8F0"/>
-            </w:tcBorders>
-            <w:tcMar>
-              <w:top w:w="90" w:type="dxa"/>
-              <w:left w:w="120" w:type="dxa"/>
-              <w:bottom w:w="90" w:type="dxa"/>
-              <w:right w:w="120" w:type="dxa"/>
-            </w:tcMar>
-            <w:vAlign w:val="center"/>
-            <w:hideMark/>
-          </w:tcPr>
-          <w:p>
-            <w:pPr>
-              <w:spacing w:line="360" w:lineRule="auto"/>
-              <w:rPr>
-                <w:sz w:val="24"/>
-                <w:szCs w:val="24"/>
-              </w:rPr>
-            </w:pPr>
-            <w:r>
-              <w:rPr>
-                <w:sz w:val="24"/>
-                <w:szCs w:val="24"/>
-              </w:rPr>
-              <w:t>正常输入，后端验证</w:t>
-            </w:r>
-          </w:p>
-        </w:tc>
-        <w:tc>
-          <w:tcPr>
-            <w:tcW w:w="4256" w:type="dxa"/>
-            <w:tcBorders>
-              <w:top w:val="single" w:sz="6" w:space="0" w:color="E2E8F0"/>
-              <w:left w:val="single" w:sz="6" w:space="0" w:color="E2E8F0"/>
-              <w:bottom w:val="single" w:sz="6" w:space="0" w:color="E2E8F0"/>
-              <w:right w:val="single" w:sz="6" w:space="0" w:color="E2E8F0"/>
-            </w:tcBorders>
-            <w:tcMar>
-              <w:top w:w="90" w:type="dxa"/>
-              <w:left w:w="120" w:type="dxa"/>
-              <w:bottom w:w="90" w:type="dxa"/>
-              <w:right w:w="120" w:type="dxa"/>
-            </w:tcMar>
-            <w:vAlign w:val="center"/>
-            <w:hideMark/>
-          </w:tcPr>
-          <w:p>
-            <w:pPr>
-              <w:spacing w:line="360" w:lineRule="auto"/>
-              <w:rPr>
-                <w:sz w:val="24"/>
-                <w:szCs w:val="24"/>
-              </w:rPr>
-            </w:pPr>
-            <w:r>
-              <w:rPr>
-                <w:sz w:val="24"/>
-                <w:szCs w:val="24"/>
-              </w:rPr>
-              <w:t>正常输入，后端验证</w:t>
-            </w:r>
-          </w:p>
-        </w:tc>
-        <w:tc>
-          <w:tcPr>
-            <w:tcW w:w="0" w:type="auto"/>
-            <w:tcBorders>
-              <w:top w:val="single" w:sz="6" w:space="0" w:color="E2E8F0"/>
-              <w:left w:val="single" w:sz="6" w:space="0" w:color="E2E8F0"/>
-              <w:bottom w:val="single" w:sz="6" w:space="0" w:color="E2E8F0"/>
-              <w:right w:val="single" w:sz="6" w:space="0" w:color="E2E8F0"/>
-            </w:tcBorders>
-            <w:tcMar>
-              <w:top w:w="90" w:type="dxa"/>
-              <w:left w:w="120" w:type="dxa"/>
-              <w:bottom w:w="90" w:type="dxa"/>
-              <w:right w:w="120" w:type="dxa"/>
-            </w:tcMar>
-            <w:vAlign w:val="center"/>
-            <w:hideMark/>
-          </w:tcPr>
-          <w:p>
-            <w:pPr>
-              <w:spacing w:line="360" w:lineRule="auto"/>
-              <w:rPr>
-                <w:sz w:val="24"/>
-                <w:szCs w:val="24"/>
-              </w:rPr>
-            </w:pPr>
-            <w:r>
-              <w:rPr>
-                <w:sz w:val="24"/>
-                <w:szCs w:val="24"/>
-              </w:rPr>
-              <w:t>□</w:t>
-            </w:r>
-            <w:r>
-              <w:rPr>
-                <w:sz w:val="24"/>
-                <w:szCs w:val="24"/>
-              </w:rPr>
-              <w:t>通过</w:t>
-            </w:r>
-            <w:r>
-              <w:rPr>
-                <w:sz w:val="24"/>
-                <w:szCs w:val="24"/>
-              </w:rPr>
-              <w:t xml:space="preserve"> □</w:t>
-            </w:r>
-            <w:r>
-              <w:rPr>
-                <w:sz w:val="24"/>
-                <w:szCs w:val="24"/>
-              </w:rPr>
-              <w:t>失败</w:t>
-            </w:r>
-            <w:r>
-              <w:rPr>
-                <w:sz w:val="24"/>
-                <w:szCs w:val="24"/>
-              </w:rPr>
-              <w:t xml:space="preserve"> □</w:t>
-            </w:r>
-            <w:r>
-              <w:rPr>
-                <w:sz w:val="24"/>
-                <w:szCs w:val="24"/>
-              </w:rPr>
-              <w:t>阻塞</w:t>
-            </w:r>
-          </w:p>
-        </w:tc>
-      </w:tr>
-      <w:tr>
-        <w:tc>
-          <w:tcPr>
-            <w:tcW w:w="701" w:type="dxa"/>
-            <w:tcBorders>
-              <w:top w:val="single" w:sz="6" w:space="0" w:color="E2E8F0"/>
-              <w:left w:val="single" w:sz="6" w:space="0" w:color="E2E8F0"/>
-              <w:bottom w:val="single" w:sz="6" w:space="0" w:color="E2E8F0"/>
-              <w:right w:val="single" w:sz="6" w:space="0" w:color="E2E8F0"/>
-            </w:tcBorders>
-            <w:tcMar>
-              <w:top w:w="90" w:type="dxa"/>
-              <w:left w:w="120" w:type="dxa"/>
-              <w:bottom w:w="90" w:type="dxa"/>
-              <w:right w:w="120" w:type="dxa"/>
-            </w:tcMar>
-            <w:vAlign w:val="center"/>
-            <w:hideMark/>
-          </w:tcPr>
-          <w:p>
-            <w:pPr>
-              <w:spacing w:line="360" w:lineRule="auto"/>
-              <w:rPr>
-                <w:sz w:val="24"/>
-                <w:szCs w:val="24"/>
-              </w:rPr>
-            </w:pPr>
-            <w:r>
-              <w:rPr>
-                <w:sz w:val="24"/>
-                <w:szCs w:val="24"/>
-              </w:rPr>
-              <w:t>5</w:t>
-            </w:r>
-          </w:p>
-        </w:tc>
-        <w:tc>
-          <w:tcPr>
-            <w:tcW w:w="1843" w:type="dxa"/>
-            <w:tcBorders>
-              <w:top w:val="single" w:sz="6" w:space="0" w:color="E2E8F0"/>
-              <w:left w:val="single" w:sz="6" w:space="0" w:color="E2E8F0"/>
-              <w:bottom w:val="single" w:sz="6" w:space="0" w:color="E2E8F0"/>
-              <w:right w:val="single" w:sz="6" w:space="0" w:color="E2E8F0"/>
-            </w:tcBorders>
-            <w:tcMar>
-              <w:top w:w="90" w:type="dxa"/>
-              <w:left w:w="120" w:type="dxa"/>
-              <w:bottom w:w="90" w:type="dxa"/>
-              <w:right w:w="120" w:type="dxa"/>
-            </w:tcMar>
-            <w:vAlign w:val="center"/>
-            <w:hideMark/>
-          </w:tcPr>
-          <w:p>
-            <w:pPr>
-              <w:spacing w:line="360" w:lineRule="auto"/>
-              <w:rPr>
-                <w:sz w:val="24"/>
-                <w:szCs w:val="24"/>
-              </w:rPr>
-            </w:pPr>
-            <w:r>
-              <w:rPr>
-                <w:sz w:val="24"/>
-                <w:szCs w:val="24"/>
-              </w:rPr>
-              <w:t>输入特殊字符用户名</w:t>
-            </w:r>
-            <w:r>
-              <w:rPr>
-                <w:sz w:val="24"/>
-                <w:szCs w:val="24"/>
-              </w:rPr>
-              <w:t>"admin'--"</w:t>
-            </w:r>
-          </w:p>
-        </w:tc>
-        <w:tc>
-          <w:tcPr>
-            <w:tcW w:w="3260" w:type="dxa"/>
-            <w:tcBorders>
-              <w:top w:val="single" w:sz="6" w:space="0" w:color="E2E8F0"/>
-              <w:left w:val="single" w:sz="6" w:space="0" w:color="E2E8F0"/>
-              <w:bottom w:val="single" w:sz="6" w:space="0" w:color="E2E8F0"/>
-              <w:right w:val="single" w:sz="6" w:space="0" w:color="E2E8F0"/>
-            </w:tcBorders>
-            <w:tcMar>
-              <w:top w:w="90" w:type="dxa"/>
-              <w:left w:w="120" w:type="dxa"/>
-              <w:bottom w:w="90" w:type="dxa"/>
-              <w:right w:w="120" w:type="dxa"/>
-            </w:tcMar>
-            <w:vAlign w:val="center"/>
-            <w:hideMark/>
-          </w:tcPr>
-          <w:p>
-            <w:pPr>
-              <w:spacing w:line="360" w:lineRule="auto"/>
-              <w:rPr>
-                <w:sz w:val="24"/>
-                <w:szCs w:val="24"/>
-              </w:rPr>
-            </w:pPr>
-            <w:r>
-              <w:rPr>
-                <w:sz w:val="24"/>
-                <w:szCs w:val="24"/>
-              </w:rPr>
-              <w:t>正常处理，不报错</w:t>
-            </w:r>
-          </w:p>
-        </w:tc>
-        <w:tc>
-          <w:tcPr>
-            <w:tcW w:w="4256" w:type="dxa"/>
-            <w:tcBorders>
-              <w:top w:val="single" w:sz="6" w:space="0" w:color="E2E8F0"/>
-              <w:left w:val="single" w:sz="6" w:space="0" w:color="E2E8F0"/>
-              <w:bottom w:val="single" w:sz="6" w:space="0" w:color="E2E8F0"/>
-              <w:right w:val="single" w:sz="6" w:space="0" w:color="E2E8F0"/>
-            </w:tcBorders>
-            <w:tcMar>
-              <w:top w:w="90" w:type="dxa"/>
-              <w:left w:w="120" w:type="dxa"/>
-              <w:bottom w:w="90" w:type="dxa"/>
-              <w:right w:w="120" w:type="dxa"/>
-            </w:tcMar>
-            <w:vAlign w:val="center"/>
-            <w:hideMark/>
-          </w:tcPr>
-          <w:p>
-            <w:pPr>
-              <w:spacing w:line="360" w:lineRule="auto"/>
-              <w:rPr>
-                <w:sz w:val="24"/>
-                <w:szCs w:val="24"/>
-              </w:rPr>
-            </w:pPr>
-            <w:r>
-              <w:rPr>
-                <w:sz w:val="24"/>
-                <w:szCs w:val="24"/>
-              </w:rPr>
-              <w:t>正常处理，不报错</w:t>
-            </w:r>
-          </w:p>
-        </w:tc>
-        <w:tc>
-          <w:tcPr>
-            <w:tcW w:w="0" w:type="auto"/>
-            <w:tcBorders>
-              <w:top w:val="single" w:sz="6" w:space="0" w:color="E2E8F0"/>
-              <w:left w:val="single" w:sz="6" w:space="0" w:color="E2E8F0"/>
-              <w:bottom w:val="single" w:sz="6" w:space="0" w:color="E2E8F0"/>
-              <w:right w:val="single" w:sz="6" w:space="0" w:color="E2E8F0"/>
-            </w:tcBorders>
-            <w:tcMar>
-              <w:top w:w="90" w:type="dxa"/>
-              <w:left w:w="120" w:type="dxa"/>
-              <w:bottom w:w="90" w:type="dxa"/>
-              <w:right w:w="120" w:type="dxa"/>
-            </w:tcMar>
-            <w:vAlign w:val="center"/>
-            <w:hideMark/>
-          </w:tcPr>
-          <w:p>
-            <w:pPr>
-              <w:spacing w:line="360" w:lineRule="auto"/>
-              <w:rPr>
-                <w:sz w:val="24"/>
-                <w:szCs w:val="24"/>
-              </w:rPr>
-            </w:pPr>
-            <w:r>
-              <w:rPr>
-                <w:sz w:val="24"/>
-                <w:szCs w:val="24"/>
-              </w:rPr>
-              <w:t>□</w:t>
-            </w:r>
-            <w:r>
-              <w:rPr>
-                <w:sz w:val="24"/>
-                <w:szCs w:val="24"/>
-              </w:rPr>
-              <w:t>通过</w:t>
-            </w:r>
-            <w:r>
-              <w:rPr>
-                <w:sz w:val="24"/>
-                <w:szCs w:val="24"/>
-              </w:rPr>
-              <w:t xml:space="preserve"> □</w:t>
-            </w:r>
-            <w:r>
-              <w:rPr>
-                <w:sz w:val="24"/>
-                <w:szCs w:val="24"/>
-              </w:rPr>
-              <w:t>失败</w:t>
-            </w:r>
-            <w:r>
-              <w:rPr>
-                <w:sz w:val="24"/>
-                <w:szCs w:val="24"/>
-              </w:rPr>
-              <w:t xml:space="preserve"> □</w:t>
-            </w:r>
-            <w:r>
-              <w:rPr>
-                <w:sz w:val="24"/>
-                <w:szCs w:val="24"/>
-              </w:rPr>
-              <w:t>阻塞</w:t>
-            </w:r>
-          </w:p>
-        </w:tc>
-      </w:tr>
-    </w:tbl>
-    <w:p>
-      <w:pPr>
-        <w:spacing w:line="360" w:lineRule="auto"/>
-        <w:rPr>
-          <w:sz w:val="24"/>
-          <w:szCs w:val="24"/>
-        </w:rPr>
-      </w:pPr>
-    </w:p>
-    <w:p>
-      <w:pPr>
-        <w:pStyle w:val="1"/>
-      </w:pPr>
-      <w:bookmarkStart w:id="47" w:name="_Toc29637"/>
-      <w:bookmarkStart w:id="48" w:name="_Toc226124526"/>
-      <w:r>
-        <w:rPr>
-          <w:rFonts w:hint="eastAsia"/>
-        </w:rPr>
-        <w:t>5.</w:t>
-      </w:r>
-      <w:bookmarkEnd w:id="47"/>
-      <w:r>
-        <w:rPr>
-          <w:rFonts w:hint="eastAsia"/>
-        </w:rPr>
-        <w:t xml:space="preserve"> </w:t>
-      </w:r>
-      <w:r>
-        <w:rPr>
-          <w:rFonts w:hint="eastAsia"/>
-        </w:rPr>
-        <w:t>性能测试</w:t>
-      </w:r>
-      <w:bookmarkEnd w:id="48"/>
-    </w:p>
-    <w:p>
-      <w:pPr>
-        <w:pStyle w:val="2"/>
-      </w:pPr>
-      <w:bookmarkStart w:id="49" w:name="_Toc22081"/>
-      <w:bookmarkStart w:id="50" w:name="_Toc226124527"/>
-      <w:r>
-        <w:t>5</w:t>
-      </w:r>
-      <w:r>
-        <w:rPr>
-          <w:rFonts w:hint="eastAsia"/>
-        </w:rPr>
-        <w:t>.1</w:t>
-      </w:r>
-      <w:r>
-        <w:rPr>
-          <w:rFonts w:hint="eastAsia"/>
-        </w:rPr>
-        <w:t>环境描述</w:t>
-      </w:r>
-      <w:bookmarkEnd w:id="49"/>
-      <w:bookmarkEnd w:id="50"/>
-    </w:p>
-    <w:p>
-      <w:r>
-        <w:rPr>
-          <w:rFonts w:hint="eastAsia"/>
-        </w:rPr>
-        <w:t xml:space="preserve"> </w:t>
-      </w:r>
-      <w:r>
-        <w:t>使用</w:t>
-      </w:r>
-      <w:r>
-        <w:t>JMeter</w:t>
-      </w:r>
-      <w:r>
-        <w:t>模拟并发用户登录场景，测试登录接口的响应性能。</w:t>
-      </w:r>
-    </w:p>
-    <w:tbl>
-      <w:tblPr>
-        <w:tblW w:w="12945" w:type="dxa"/>
-        <w:tblBorders>
-          <w:top w:val="single" w:sz="2" w:space="0" w:color="auto"/>
-          <w:left w:val="single" w:sz="2" w:space="0" w:color="auto"/>
-          <w:bottom w:val="single" w:sz="2" w:space="0" w:color="auto"/>
-          <w:right w:val="single" w:sz="2" w:space="0" w:color="auto"/>
-        </w:tblBorders>
-        <w:tblCellMar>
-          <w:top w:w="15" w:type="dxa"/>
-          <w:left w:w="15" w:type="dxa"/>
-          <w:bottom w:w="15" w:type="dxa"/>
-          <w:right w:w="15" w:type="dxa"/>
-        </w:tblCellMar>
-        <w:tblLook w:val="04A0" w:firstRow="1" w:lastRow="0" w:firstColumn="1" w:lastColumn="0" w:noHBand="0" w:noVBand="1"/>
-      </w:tblPr>
-      <w:tblGrid>
-        <w:gridCol w:w="2525"/>
-        <w:gridCol w:w="10420"/>
-      </w:tblGrid>
-      <w:tr>
-        <w:trPr>
-          <w:tblHeader/>
-        </w:trPr>
-        <w:tc>
-          <w:tcPr>
-            <w:tcW w:w="0" w:type="auto"/>
-            <w:tcBorders>
-              <w:top w:val="single" w:sz="6" w:space="0" w:color="E2E8F0"/>
-              <w:left w:val="single" w:sz="6" w:space="0" w:color="E2E8F0"/>
-              <w:bottom w:val="single" w:sz="6" w:space="0" w:color="E2E8F0"/>
-              <w:right w:val="single" w:sz="6" w:space="0" w:color="E2E8F0"/>
-            </w:tcBorders>
-            <w:shd w:val="clear" w:color="auto" w:fill="F1F5F9"/>
-            <w:tcMar>
-              <w:top w:w="90" w:type="dxa"/>
-              <w:left w:w="120" w:type="dxa"/>
-              <w:bottom w:w="90" w:type="dxa"/>
-              <w:right w:w="120" w:type="dxa"/>
-            </w:tcMar>
-            <w:vAlign w:val="center"/>
-            <w:hideMark/>
-          </w:tcPr>
-          <w:p>
-            <w:pPr>
-              <w:rPr>
-                <w:b/>
-                <w:bCs/>
-              </w:rPr>
-            </w:pPr>
-            <w:r>
-              <w:rPr>
-                <w:b/>
-                <w:bCs/>
-              </w:rPr>
-              <w:t>项目</w:t>
-            </w:r>
-          </w:p>
-        </w:tc>
-        <w:tc>
-          <w:tcPr>
-            <w:tcW w:w="0" w:type="auto"/>
-            <w:tcBorders>
-              <w:top w:val="single" w:sz="6" w:space="0" w:color="E2E8F0"/>
-              <w:left w:val="single" w:sz="6" w:space="0" w:color="E2E8F0"/>
-              <w:bottom w:val="single" w:sz="6" w:space="0" w:color="E2E8F0"/>
-              <w:right w:val="single" w:sz="6" w:space="0" w:color="E2E8F0"/>
-            </w:tcBorders>
-            <w:shd w:val="clear" w:color="auto" w:fill="F1F5F9"/>
-            <w:tcMar>
-              <w:top w:w="90" w:type="dxa"/>
-              <w:left w:w="120" w:type="dxa"/>
-              <w:bottom w:w="90" w:type="dxa"/>
-              <w:right w:w="120" w:type="dxa"/>
-            </w:tcMar>
-            <w:vAlign w:val="center"/>
-            <w:hideMark/>
-          </w:tcPr>
-          <w:p>
-            <w:pPr>
-              <w:rPr>
-                <w:b/>
-                <w:bCs/>
-              </w:rPr>
-            </w:pPr>
-            <w:r>
-              <w:rPr>
-                <w:b/>
-                <w:bCs/>
-              </w:rPr>
-              <w:t>配置</w:t>
-            </w:r>
-          </w:p>
-        </w:tc>
-      </w:tr>
-      <w:tr>
-        <w:tc>
-          <w:tcPr>
-            <w:tcW w:w="0" w:type="auto"/>
-            <w:tcBorders>
-              <w:top w:val="single" w:sz="6" w:space="0" w:color="E2E8F0"/>
-              <w:left w:val="single" w:sz="6" w:space="0" w:color="E2E8F0"/>
-              <w:bottom w:val="single" w:sz="6" w:space="0" w:color="E2E8F0"/>
-              <w:right w:val="single" w:sz="6" w:space="0" w:color="E2E8F0"/>
-            </w:tcBorders>
-            <w:tcMar>
-              <w:top w:w="90" w:type="dxa"/>
-              <w:left w:w="120" w:type="dxa"/>
-              <w:bottom w:w="90" w:type="dxa"/>
-              <w:right w:w="120" w:type="dxa"/>
-            </w:tcMar>
-            <w:vAlign w:val="center"/>
-            <w:hideMark/>
-          </w:tcPr>
-          <w:p>
-            <w:r>
-              <w:t>测试工具</w:t>
-            </w:r>
-          </w:p>
-        </w:tc>
-        <w:tc>
-          <w:tcPr>
-            <w:tcW w:w="0" w:type="auto"/>
-            <w:tcBorders>
-              <w:top w:val="single" w:sz="6" w:space="0" w:color="E2E8F0"/>
-              <w:left w:val="single" w:sz="6" w:space="0" w:color="E2E8F0"/>
-              <w:bottom w:val="single" w:sz="6" w:space="0" w:color="E2E8F0"/>
-              <w:right w:val="single" w:sz="6" w:space="0" w:color="E2E8F0"/>
-            </w:tcBorders>
-            <w:tcMar>
-              <w:top w:w="90" w:type="dxa"/>
-              <w:left w:w="120" w:type="dxa"/>
-              <w:bottom w:w="90" w:type="dxa"/>
-              <w:right w:w="120" w:type="dxa"/>
-            </w:tcMar>
-            <w:vAlign w:val="center"/>
-            <w:hideMark/>
-          </w:tcPr>
-          <w:p>
-            <w:r>
-              <w:t>Apache JMeter 5.4.1</w:t>
-            </w:r>
-          </w:p>
-        </w:tc>
-      </w:tr>
-      <w:tr>
-        <w:tc>
-          <w:tcPr>
-            <w:tcW w:w="0" w:type="auto"/>
-            <w:tcBorders>
-              <w:top w:val="single" w:sz="6" w:space="0" w:color="E2E8F0"/>
-              <w:left w:val="single" w:sz="6" w:space="0" w:color="E2E8F0"/>
-              <w:bottom w:val="single" w:sz="6" w:space="0" w:color="E2E8F0"/>
-              <w:right w:val="single" w:sz="6" w:space="0" w:color="E2E8F0"/>
-            </w:tcBorders>
-            <w:tcMar>
-              <w:top w:w="90" w:type="dxa"/>
-              <w:left w:w="120" w:type="dxa"/>
-              <w:bottom w:w="90" w:type="dxa"/>
-              <w:right w:w="120" w:type="dxa"/>
-            </w:tcMar>
-            <w:vAlign w:val="center"/>
-            <w:hideMark/>
-          </w:tcPr>
-          <w:p>
-            <w:r>
-              <w:t>并发策略</w:t>
-            </w:r>
-          </w:p>
-        </w:tc>
-        <w:tc>
-          <w:tcPr>
-            <w:tcW w:w="0" w:type="auto"/>
-            <w:tcBorders>
-              <w:top w:val="single" w:sz="6" w:space="0" w:color="E2E8F0"/>
-              <w:left w:val="single" w:sz="6" w:space="0" w:color="E2E8F0"/>
-              <w:bottom w:val="single" w:sz="6" w:space="0" w:color="E2E8F0"/>
-              <w:right w:val="single" w:sz="6" w:space="0" w:color="E2E8F0"/>
-            </w:tcBorders>
-            <w:tcMar>
-              <w:top w:w="90" w:type="dxa"/>
-              <w:left w:w="120" w:type="dxa"/>
-              <w:bottom w:w="90" w:type="dxa"/>
-              <w:right w:w="120" w:type="dxa"/>
-            </w:tcMar>
-            <w:vAlign w:val="center"/>
-            <w:hideMark/>
-          </w:tcPr>
-          <w:p>
-            <w:r>
-              <w:t>阶梯加压，逐步增加至目标并发数</w:t>
-            </w:r>
-          </w:p>
-        </w:tc>
-      </w:tr>
-      <w:tr>
-        <w:tc>
-          <w:tcPr>
-            <w:tcW w:w="0" w:type="auto"/>
-            <w:tcBorders>
-              <w:top w:val="single" w:sz="6" w:space="0" w:color="E2E8F0"/>
-              <w:left w:val="single" w:sz="6" w:space="0" w:color="E2E8F0"/>
-              <w:bottom w:val="single" w:sz="6" w:space="0" w:color="E2E8F0"/>
-              <w:right w:val="single" w:sz="6" w:space="0" w:color="E2E8F0"/>
-            </w:tcBorders>
-            <w:tcMar>
-              <w:top w:w="90" w:type="dxa"/>
-              <w:left w:w="120" w:type="dxa"/>
-              <w:bottom w:w="90" w:type="dxa"/>
-              <w:right w:w="120" w:type="dxa"/>
-            </w:tcMar>
-            <w:vAlign w:val="center"/>
-            <w:hideMark/>
-          </w:tcPr>
-          <w:p>
-            <w:r>
-              <w:t>监控指标</w:t>
-            </w:r>
-          </w:p>
-        </w:tc>
-        <w:tc>
-          <w:tcPr>
-            <w:tcW w:w="0" w:type="auto"/>
-            <w:tcBorders>
-              <w:top w:val="single" w:sz="6" w:space="0" w:color="E2E8F0"/>
-              <w:left w:val="single" w:sz="6" w:space="0" w:color="E2E8F0"/>
-              <w:bottom w:val="single" w:sz="6" w:space="0" w:color="E2E8F0"/>
-              <w:right w:val="single" w:sz="6" w:space="0" w:color="E2E8F0"/>
-            </w:tcBorders>
-            <w:tcMar>
-              <w:top w:w="90" w:type="dxa"/>
-              <w:left w:w="120" w:type="dxa"/>
-              <w:bottom w:w="90" w:type="dxa"/>
-              <w:right w:w="120" w:type="dxa"/>
-            </w:tcMar>
-            <w:vAlign w:val="center"/>
-            <w:hideMark/>
-          </w:tcPr>
-          <w:p>
-            <w:r>
-              <w:t>响应时间、吞吐量、错误率、</w:t>
-            </w:r>
-            <w:r>
-              <w:t>CPU/</w:t>
-            </w:r>
-            <w:r>
-              <w:t>内存使用率</w:t>
-            </w:r>
-          </w:p>
-        </w:tc>
-      </w:tr>
-    </w:tbl>
-    <w:p/>
-    <w:p>
-      <w:pPr>
-        <w:pStyle w:val="2"/>
-      </w:pPr>
-      <w:bookmarkStart w:id="51" w:name="_Toc24246"/>
-      <w:bookmarkStart w:id="52" w:name="_Toc226124528"/>
-      <w:r>
-        <w:lastRenderedPageBreak/>
-        <w:t>5</w:t>
-      </w:r>
-      <w:r>
-        <w:rPr>
-          <w:rFonts w:hint="eastAsia"/>
-        </w:rPr>
-        <w:t>.2</w:t>
-      </w:r>
-      <w:r>
-        <w:rPr>
-          <w:rFonts w:hint="eastAsia"/>
-        </w:rPr>
-        <w:t>测试用例</w:t>
-      </w:r>
-      <w:bookmarkEnd w:id="51"/>
-      <w:bookmarkEnd w:id="52"/>
-    </w:p>
-    <w:tbl>
-      <w:tblPr>
-        <w:tblW w:w="12945" w:type="dxa"/>
-        <w:tblBorders>
-          <w:top w:val="single" w:sz="2" w:space="0" w:color="auto"/>
-          <w:left w:val="single" w:sz="2" w:space="0" w:color="auto"/>
-          <w:bottom w:val="single" w:sz="2" w:space="0" w:color="auto"/>
-          <w:right w:val="single" w:sz="2" w:space="0" w:color="auto"/>
-        </w:tblBorders>
-        <w:tblCellMar>
-          <w:top w:w="15" w:type="dxa"/>
-          <w:left w:w="15" w:type="dxa"/>
-          <w:bottom w:w="15" w:type="dxa"/>
-          <w:right w:w="15" w:type="dxa"/>
-        </w:tblCellMar>
-        <w:tblLook w:val="04A0" w:firstRow="1" w:lastRow="0" w:firstColumn="1" w:lastColumn="0" w:noHBand="0" w:noVBand="1"/>
-      </w:tblPr>
-      <w:tblGrid>
-        <w:gridCol w:w="1506"/>
-        <w:gridCol w:w="11439"/>
-      </w:tblGrid>
-      <w:tr>
-        <w:trPr>
-          <w:tblHeader/>
-        </w:trPr>
-        <w:tc>
-          <w:tcPr>
-            <w:tcW w:w="0" w:type="auto"/>
-            <w:tcBorders>
-              <w:top w:val="single" w:sz="6" w:space="0" w:color="E2E8F0"/>
-              <w:left w:val="single" w:sz="6" w:space="0" w:color="E2E8F0"/>
-              <w:bottom w:val="single" w:sz="6" w:space="0" w:color="E2E8F0"/>
-              <w:right w:val="single" w:sz="6" w:space="0" w:color="E2E8F0"/>
-            </w:tcBorders>
-            <w:shd w:val="clear" w:color="auto" w:fill="F1F5F9"/>
-            <w:tcMar>
-              <w:top w:w="90" w:type="dxa"/>
-              <w:left w:w="120" w:type="dxa"/>
-              <w:bottom w:w="90" w:type="dxa"/>
-              <w:right w:w="120" w:type="dxa"/>
-            </w:tcMar>
-            <w:vAlign w:val="center"/>
-            <w:hideMark/>
-          </w:tcPr>
-          <w:p>
-            <w:pPr>
-              <w:spacing w:line="360" w:lineRule="auto"/>
-              <w:rPr>
-                <w:b/>
-                <w:bCs/>
-                <w:sz w:val="24"/>
-                <w:szCs w:val="24"/>
-              </w:rPr>
-            </w:pPr>
-            <w:r>
-              <w:rPr>
-                <w:b/>
-                <w:bCs/>
-                <w:sz w:val="24"/>
-                <w:szCs w:val="24"/>
-              </w:rPr>
-              <w:t>项目</w:t>
-            </w:r>
-          </w:p>
-        </w:tc>
-        <w:tc>
-          <w:tcPr>
-            <w:tcW w:w="0" w:type="auto"/>
-            <w:tcBorders>
-              <w:top w:val="single" w:sz="6" w:space="0" w:color="E2E8F0"/>
-              <w:left w:val="single" w:sz="6" w:space="0" w:color="E2E8F0"/>
-              <w:bottom w:val="single" w:sz="6" w:space="0" w:color="E2E8F0"/>
-              <w:right w:val="single" w:sz="6" w:space="0" w:color="E2E8F0"/>
-            </w:tcBorders>
-            <w:shd w:val="clear" w:color="auto" w:fill="F1F5F9"/>
-            <w:tcMar>
-              <w:top w:w="90" w:type="dxa"/>
-              <w:left w:w="120" w:type="dxa"/>
-              <w:bottom w:w="90" w:type="dxa"/>
-              <w:right w:w="120" w:type="dxa"/>
-            </w:tcMar>
-            <w:vAlign w:val="center"/>
-            <w:hideMark/>
-          </w:tcPr>
-          <w:p>
-            <w:pPr>
-              <w:spacing w:line="360" w:lineRule="auto"/>
-              <w:rPr>
-                <w:b/>
-                <w:bCs/>
-                <w:sz w:val="24"/>
-                <w:szCs w:val="24"/>
-              </w:rPr>
-            </w:pPr>
-            <w:r>
-              <w:rPr>
-                <w:b/>
-                <w:bCs/>
-                <w:sz w:val="24"/>
-                <w:szCs w:val="24"/>
-              </w:rPr>
-              <w:t>内容</w:t>
-            </w:r>
-          </w:p>
-        </w:tc>
-      </w:tr>
-      <w:tr>
-        <w:tc>
-          <w:tcPr>
-            <w:tcW w:w="0" w:type="auto"/>
-            <w:tcBorders>
-              <w:top w:val="single" w:sz="6" w:space="0" w:color="E2E8F0"/>
-              <w:left w:val="single" w:sz="6" w:space="0" w:color="E2E8F0"/>
-              <w:bottom w:val="single" w:sz="6" w:space="0" w:color="E2E8F0"/>
-              <w:right w:val="single" w:sz="6" w:space="0" w:color="E2E8F0"/>
-            </w:tcBorders>
-            <w:tcMar>
-              <w:top w:w="90" w:type="dxa"/>
-              <w:left w:w="120" w:type="dxa"/>
-              <w:bottom w:w="90" w:type="dxa"/>
-              <w:right w:w="120" w:type="dxa"/>
-            </w:tcMar>
-            <w:vAlign w:val="center"/>
-            <w:hideMark/>
-          </w:tcPr>
-          <w:p>
-            <w:pPr>
-              <w:spacing w:line="360" w:lineRule="auto"/>
-              <w:rPr>
-                <w:sz w:val="24"/>
-                <w:szCs w:val="24"/>
-              </w:rPr>
-            </w:pPr>
-            <w:r>
-              <w:rPr>
-                <w:b/>
-                <w:bCs/>
-                <w:sz w:val="24"/>
-                <w:szCs w:val="24"/>
-              </w:rPr>
-              <w:t>目标业务</w:t>
-            </w:r>
-          </w:p>
-        </w:tc>
-        <w:tc>
-          <w:tcPr>
-            <w:tcW w:w="0" w:type="auto"/>
-            <w:tcBorders>
-              <w:top w:val="single" w:sz="6" w:space="0" w:color="E2E8F0"/>
-              <w:left w:val="single" w:sz="6" w:space="0" w:color="E2E8F0"/>
-              <w:bottom w:val="single" w:sz="6" w:space="0" w:color="E2E8F0"/>
-              <w:right w:val="single" w:sz="6" w:space="0" w:color="E2E8F0"/>
-            </w:tcBorders>
-            <w:tcMar>
-              <w:top w:w="90" w:type="dxa"/>
-              <w:left w:w="120" w:type="dxa"/>
-              <w:bottom w:w="90" w:type="dxa"/>
-              <w:right w:w="120" w:type="dxa"/>
-            </w:tcMar>
-            <w:vAlign w:val="center"/>
-            <w:hideMark/>
-          </w:tcPr>
-          <w:p>
-            <w:pPr>
-              <w:spacing w:line="360" w:lineRule="auto"/>
-              <w:rPr>
-                <w:sz w:val="24"/>
-                <w:szCs w:val="24"/>
-              </w:rPr>
-            </w:pPr>
-            <w:r>
-              <w:rPr>
-                <w:sz w:val="24"/>
-                <w:szCs w:val="24"/>
-              </w:rPr>
-              <w:t>登录接口在高并发下稳定运行</w:t>
-            </w:r>
-          </w:p>
-        </w:tc>
-      </w:tr>
-      <w:tr>
-        <w:tc>
-          <w:tcPr>
-            <w:tcW w:w="0" w:type="auto"/>
-            <w:tcBorders>
-              <w:top w:val="single" w:sz="6" w:space="0" w:color="E2E8F0"/>
-              <w:left w:val="single" w:sz="6" w:space="0" w:color="E2E8F0"/>
-              <w:bottom w:val="single" w:sz="6" w:space="0" w:color="E2E8F0"/>
-              <w:right w:val="single" w:sz="6" w:space="0" w:color="E2E8F0"/>
-            </w:tcBorders>
-            <w:tcMar>
-              <w:top w:w="90" w:type="dxa"/>
-              <w:left w:w="120" w:type="dxa"/>
-              <w:bottom w:w="90" w:type="dxa"/>
-              <w:right w:w="120" w:type="dxa"/>
-            </w:tcMar>
-            <w:vAlign w:val="center"/>
-            <w:hideMark/>
-          </w:tcPr>
-          <w:p>
-            <w:pPr>
-              <w:spacing w:line="360" w:lineRule="auto"/>
-              <w:rPr>
-                <w:sz w:val="24"/>
-                <w:szCs w:val="24"/>
-              </w:rPr>
-            </w:pPr>
-            <w:r>
-              <w:rPr>
-                <w:b/>
-                <w:bCs/>
-                <w:sz w:val="24"/>
-                <w:szCs w:val="24"/>
-              </w:rPr>
-              <w:t>目标功能</w:t>
-            </w:r>
-          </w:p>
-        </w:tc>
-        <w:tc>
-          <w:tcPr>
-            <w:tcW w:w="0" w:type="auto"/>
-            <w:tcBorders>
-              <w:top w:val="single" w:sz="6" w:space="0" w:color="E2E8F0"/>
-              <w:left w:val="single" w:sz="6" w:space="0" w:color="E2E8F0"/>
-              <w:bottom w:val="single" w:sz="6" w:space="0" w:color="E2E8F0"/>
-              <w:right w:val="single" w:sz="6" w:space="0" w:color="E2E8F0"/>
-            </w:tcBorders>
-            <w:tcMar>
-              <w:top w:w="90" w:type="dxa"/>
-              <w:left w:w="120" w:type="dxa"/>
-              <w:bottom w:w="90" w:type="dxa"/>
-              <w:right w:w="120" w:type="dxa"/>
-            </w:tcMar>
-            <w:vAlign w:val="center"/>
-            <w:hideMark/>
-          </w:tcPr>
-          <w:p>
-            <w:pPr>
-              <w:spacing w:line="360" w:lineRule="auto"/>
-              <w:rPr>
-                <w:sz w:val="24"/>
-                <w:szCs w:val="24"/>
-              </w:rPr>
-            </w:pPr>
-            <w:r>
-              <w:rPr>
-                <w:sz w:val="24"/>
-                <w:szCs w:val="24"/>
-              </w:rPr>
-              <w:t>支持</w:t>
-            </w:r>
-            <w:r>
-              <w:rPr>
-                <w:sz w:val="24"/>
-                <w:szCs w:val="24"/>
-              </w:rPr>
-              <w:t>100+</w:t>
-            </w:r>
-            <w:r>
-              <w:rPr>
-                <w:sz w:val="24"/>
-                <w:szCs w:val="24"/>
-              </w:rPr>
-              <w:t>用户同时登录</w:t>
-            </w:r>
-          </w:p>
-        </w:tc>
-      </w:tr>
-      <w:tr>
-        <w:tc>
-          <w:tcPr>
-            <w:tcW w:w="0" w:type="auto"/>
-            <w:tcBorders>
-              <w:top w:val="single" w:sz="6" w:space="0" w:color="E2E8F0"/>
-              <w:left w:val="single" w:sz="6" w:space="0" w:color="E2E8F0"/>
-              <w:bottom w:val="single" w:sz="6" w:space="0" w:color="E2E8F0"/>
-              <w:right w:val="single" w:sz="6" w:space="0" w:color="E2E8F0"/>
-            </w:tcBorders>
-            <w:tcMar>
-              <w:top w:w="90" w:type="dxa"/>
-              <w:left w:w="120" w:type="dxa"/>
-              <w:bottom w:w="90" w:type="dxa"/>
-              <w:right w:w="120" w:type="dxa"/>
-            </w:tcMar>
-            <w:vAlign w:val="center"/>
-            <w:hideMark/>
-          </w:tcPr>
-          <w:p>
-            <w:pPr>
-              <w:spacing w:line="360" w:lineRule="auto"/>
-              <w:rPr>
-                <w:sz w:val="24"/>
-                <w:szCs w:val="24"/>
-              </w:rPr>
-            </w:pPr>
-            <w:r>
-              <w:rPr>
-                <w:b/>
-                <w:bCs/>
-                <w:sz w:val="24"/>
-                <w:szCs w:val="24"/>
-              </w:rPr>
-              <w:t>测试目的</w:t>
-            </w:r>
-          </w:p>
-        </w:tc>
-        <w:tc>
-          <w:tcPr>
-            <w:tcW w:w="0" w:type="auto"/>
-            <w:tcBorders>
-              <w:top w:val="single" w:sz="6" w:space="0" w:color="E2E8F0"/>
-              <w:left w:val="single" w:sz="6" w:space="0" w:color="E2E8F0"/>
-              <w:bottom w:val="single" w:sz="6" w:space="0" w:color="E2E8F0"/>
-              <w:right w:val="single" w:sz="6" w:space="0" w:color="E2E8F0"/>
-            </w:tcBorders>
-            <w:tcMar>
-              <w:top w:w="90" w:type="dxa"/>
-              <w:left w:w="120" w:type="dxa"/>
-              <w:bottom w:w="90" w:type="dxa"/>
-              <w:right w:w="120" w:type="dxa"/>
-            </w:tcMar>
-            <w:vAlign w:val="center"/>
-            <w:hideMark/>
-          </w:tcPr>
-          <w:p>
-            <w:pPr>
-              <w:spacing w:line="360" w:lineRule="auto"/>
-              <w:rPr>
-                <w:sz w:val="24"/>
-                <w:szCs w:val="24"/>
-              </w:rPr>
-            </w:pPr>
-            <w:r>
-              <w:rPr>
-                <w:sz w:val="24"/>
-                <w:szCs w:val="24"/>
-              </w:rPr>
-              <w:t>验证登录性能瓶颈</w:t>
-            </w:r>
-          </w:p>
-        </w:tc>
-      </w:tr>
-      <w:tr>
-        <w:tc>
-          <w:tcPr>
-            <w:tcW w:w="0" w:type="auto"/>
-            <w:tcBorders>
-              <w:top w:val="single" w:sz="6" w:space="0" w:color="E2E8F0"/>
-              <w:left w:val="single" w:sz="6" w:space="0" w:color="E2E8F0"/>
-              <w:bottom w:val="single" w:sz="6" w:space="0" w:color="E2E8F0"/>
-              <w:right w:val="single" w:sz="6" w:space="0" w:color="E2E8F0"/>
-            </w:tcBorders>
-            <w:tcMar>
-              <w:top w:w="90" w:type="dxa"/>
-              <w:left w:w="120" w:type="dxa"/>
-              <w:bottom w:w="90" w:type="dxa"/>
-              <w:right w:w="120" w:type="dxa"/>
-            </w:tcMar>
-            <w:vAlign w:val="center"/>
-            <w:hideMark/>
-          </w:tcPr>
-          <w:p>
-            <w:pPr>
-              <w:spacing w:line="360" w:lineRule="auto"/>
-              <w:rPr>
-                <w:sz w:val="24"/>
-                <w:szCs w:val="24"/>
-              </w:rPr>
-            </w:pPr>
-            <w:r>
-              <w:rPr>
-                <w:b/>
-                <w:bCs/>
-                <w:sz w:val="24"/>
-                <w:szCs w:val="24"/>
-              </w:rPr>
-              <w:t>测试数据</w:t>
-            </w:r>
-          </w:p>
-        </w:tc>
-        <w:tc>
-          <w:tcPr>
-            <w:tcW w:w="0" w:type="auto"/>
-            <w:tcBorders>
-              <w:top w:val="single" w:sz="6" w:space="0" w:color="E2E8F0"/>
-              <w:left w:val="single" w:sz="6" w:space="0" w:color="E2E8F0"/>
-              <w:bottom w:val="single" w:sz="6" w:space="0" w:color="E2E8F0"/>
-              <w:right w:val="single" w:sz="6" w:space="0" w:color="E2E8F0"/>
-            </w:tcBorders>
-            <w:tcMar>
-              <w:top w:w="90" w:type="dxa"/>
-              <w:left w:w="120" w:type="dxa"/>
-              <w:bottom w:w="90" w:type="dxa"/>
-              <w:right w:w="120" w:type="dxa"/>
-            </w:tcMar>
-            <w:vAlign w:val="center"/>
-            <w:hideMark/>
-          </w:tcPr>
-          <w:p>
-            <w:pPr>
-              <w:spacing w:line="360" w:lineRule="auto"/>
-              <w:rPr>
-                <w:sz w:val="24"/>
-                <w:szCs w:val="24"/>
-              </w:rPr>
-            </w:pPr>
-            <w:r>
-              <w:rPr>
-                <w:sz w:val="24"/>
-                <w:szCs w:val="24"/>
-              </w:rPr>
-              <w:t>预备</w:t>
-            </w:r>
-            <w:r>
-              <w:rPr>
-                <w:sz w:val="24"/>
-                <w:szCs w:val="24"/>
-              </w:rPr>
-              <w:t>100</w:t>
-            </w:r>
-            <w:r>
-              <w:rPr>
-                <w:sz w:val="24"/>
-                <w:szCs w:val="24"/>
-              </w:rPr>
-              <w:t>个有效测试账号</w:t>
-            </w:r>
-          </w:p>
-        </w:tc>
-      </w:tr>
-      <w:tr>
-        <w:tc>
-          <w:tcPr>
-            <w:tcW w:w="0" w:type="auto"/>
-            <w:tcBorders>
-              <w:top w:val="single" w:sz="6" w:space="0" w:color="E2E8F0"/>
-              <w:left w:val="single" w:sz="6" w:space="0" w:color="E2E8F0"/>
-              <w:bottom w:val="single" w:sz="6" w:space="0" w:color="E2E8F0"/>
-              <w:right w:val="single" w:sz="6" w:space="0" w:color="E2E8F0"/>
-            </w:tcBorders>
-            <w:tcMar>
-              <w:top w:w="90" w:type="dxa"/>
-              <w:left w:w="120" w:type="dxa"/>
-              <w:bottom w:w="90" w:type="dxa"/>
-              <w:right w:w="120" w:type="dxa"/>
-            </w:tcMar>
-            <w:vAlign w:val="center"/>
-            <w:hideMark/>
-          </w:tcPr>
-          <w:p>
-            <w:pPr>
-              <w:spacing w:line="360" w:lineRule="auto"/>
-              <w:rPr>
-                <w:sz w:val="24"/>
-                <w:szCs w:val="24"/>
-              </w:rPr>
-            </w:pPr>
-            <w:r>
-              <w:rPr>
-                <w:b/>
-                <w:bCs/>
-                <w:sz w:val="24"/>
-                <w:szCs w:val="24"/>
-              </w:rPr>
-              <w:t>测试前提</w:t>
-            </w:r>
-          </w:p>
-        </w:tc>
-        <w:tc>
-          <w:tcPr>
-            <w:tcW w:w="0" w:type="auto"/>
-            <w:tcBorders>
-              <w:top w:val="single" w:sz="6" w:space="0" w:color="E2E8F0"/>
-              <w:left w:val="single" w:sz="6" w:space="0" w:color="E2E8F0"/>
-              <w:bottom w:val="single" w:sz="6" w:space="0" w:color="E2E8F0"/>
-              <w:right w:val="single" w:sz="6" w:space="0" w:color="E2E8F0"/>
-            </w:tcBorders>
-            <w:tcMar>
-              <w:top w:w="90" w:type="dxa"/>
-              <w:left w:w="120" w:type="dxa"/>
-              <w:bottom w:w="90" w:type="dxa"/>
-              <w:right w:w="120" w:type="dxa"/>
-            </w:tcMar>
-            <w:vAlign w:val="center"/>
-            <w:hideMark/>
-          </w:tcPr>
-          <w:p>
-            <w:pPr>
-              <w:spacing w:line="360" w:lineRule="auto"/>
-              <w:rPr>
-                <w:sz w:val="24"/>
-                <w:szCs w:val="24"/>
-              </w:rPr>
-            </w:pPr>
-            <w:r>
-              <w:rPr>
-                <w:sz w:val="24"/>
-                <w:szCs w:val="24"/>
-              </w:rPr>
-              <w:t>数据库连接池、</w:t>
-            </w:r>
-            <w:r>
-              <w:rPr>
-                <w:sz w:val="24"/>
-                <w:szCs w:val="24"/>
-              </w:rPr>
-              <w:t>Redis</w:t>
-            </w:r>
-            <w:r>
-              <w:rPr>
-                <w:sz w:val="24"/>
-                <w:szCs w:val="24"/>
-              </w:rPr>
-              <w:t>连接池配置优化</w:t>
-            </w:r>
-          </w:p>
-        </w:tc>
-      </w:tr>
-      <w:tr>
-        <w:tc>
-          <w:tcPr>
-            <w:tcW w:w="0" w:type="auto"/>
-            <w:tcBorders>
-              <w:top w:val="single" w:sz="6" w:space="0" w:color="E2E8F0"/>
-              <w:left w:val="single" w:sz="6" w:space="0" w:color="E2E8F0"/>
-              <w:bottom w:val="single" w:sz="6" w:space="0" w:color="E2E8F0"/>
-              <w:right w:val="single" w:sz="6" w:space="0" w:color="E2E8F0"/>
-            </w:tcBorders>
-            <w:tcMar>
-              <w:top w:w="90" w:type="dxa"/>
-              <w:left w:w="120" w:type="dxa"/>
-              <w:bottom w:w="90" w:type="dxa"/>
-              <w:right w:w="120" w:type="dxa"/>
-            </w:tcMar>
-            <w:vAlign w:val="center"/>
-            <w:hideMark/>
-          </w:tcPr>
-          <w:p>
-            <w:pPr>
-              <w:spacing w:line="360" w:lineRule="auto"/>
-              <w:rPr>
-                <w:b/>
-                <w:bCs/>
-                <w:sz w:val="24"/>
-                <w:szCs w:val="24"/>
-              </w:rPr>
-            </w:pPr>
-            <w:r>
-              <w:rPr>
-                <w:b/>
-                <w:bCs/>
-                <w:sz w:val="24"/>
-                <w:szCs w:val="24"/>
-              </w:rPr>
-              <w:t>步骤</w:t>
-            </w:r>
-          </w:p>
-        </w:tc>
-        <w:tc>
-          <w:tcPr>
-            <w:tcW w:w="0" w:type="auto"/>
-            <w:tcBorders>
-              <w:top w:val="single" w:sz="6" w:space="0" w:color="E2E8F0"/>
-              <w:left w:val="single" w:sz="6" w:space="0" w:color="E2E8F0"/>
-              <w:bottom w:val="single" w:sz="6" w:space="0" w:color="E2E8F0"/>
-              <w:right w:val="single" w:sz="6" w:space="0" w:color="E2E8F0"/>
-            </w:tcBorders>
-            <w:tcMar>
-              <w:top w:w="90" w:type="dxa"/>
-              <w:left w:w="120" w:type="dxa"/>
-              <w:bottom w:w="90" w:type="dxa"/>
-              <w:right w:w="120" w:type="dxa"/>
-            </w:tcMar>
-            <w:vAlign w:val="center"/>
-            <w:hideMark/>
-          </w:tcPr>
-          <w:p>
-            <w:pPr>
-              <w:spacing w:line="360" w:lineRule="auto"/>
-              <w:rPr>
-                <w:sz w:val="24"/>
-                <w:szCs w:val="24"/>
-              </w:rPr>
-            </w:pPr>
-            <w:r>
-              <w:rPr>
-                <w:sz w:val="24"/>
-                <w:szCs w:val="24"/>
-              </w:rPr>
-              <w:t>过程描述</w:t>
-            </w:r>
-          </w:p>
-        </w:tc>
-      </w:tr>
-      <w:tr>
-        <w:tc>
-          <w:tcPr>
-            <w:tcW w:w="0" w:type="auto"/>
-            <w:tcBorders>
-              <w:top w:val="single" w:sz="6" w:space="0" w:color="E2E8F0"/>
-              <w:left w:val="single" w:sz="6" w:space="0" w:color="E2E8F0"/>
-              <w:bottom w:val="single" w:sz="6" w:space="0" w:color="E2E8F0"/>
-              <w:right w:val="single" w:sz="6" w:space="0" w:color="E2E8F0"/>
-            </w:tcBorders>
-            <w:tcMar>
-              <w:top w:w="90" w:type="dxa"/>
-              <w:left w:w="120" w:type="dxa"/>
-              <w:bottom w:w="90" w:type="dxa"/>
-              <w:right w:w="120" w:type="dxa"/>
-            </w:tcMar>
-            <w:vAlign w:val="center"/>
-            <w:hideMark/>
-          </w:tcPr>
-          <w:p>
-            <w:pPr>
-              <w:spacing w:line="360" w:lineRule="auto"/>
-              <w:rPr>
-                <w:b/>
-                <w:bCs/>
-                <w:sz w:val="24"/>
-                <w:szCs w:val="24"/>
-              </w:rPr>
-            </w:pPr>
-            <w:r>
-              <w:rPr>
-                <w:b/>
-                <w:bCs/>
-                <w:sz w:val="24"/>
-                <w:szCs w:val="24"/>
-              </w:rPr>
-              <w:t>1</w:t>
-            </w:r>
-          </w:p>
-        </w:tc>
-        <w:tc>
-          <w:tcPr>
-            <w:tcW w:w="0" w:type="auto"/>
-            <w:tcBorders>
-              <w:top w:val="single" w:sz="6" w:space="0" w:color="E2E8F0"/>
-              <w:left w:val="single" w:sz="6" w:space="0" w:color="E2E8F0"/>
-              <w:bottom w:val="single" w:sz="6" w:space="0" w:color="E2E8F0"/>
-              <w:right w:val="single" w:sz="6" w:space="0" w:color="E2E8F0"/>
-            </w:tcBorders>
-            <w:tcMar>
-              <w:top w:w="90" w:type="dxa"/>
-              <w:left w:w="120" w:type="dxa"/>
-              <w:bottom w:w="90" w:type="dxa"/>
-              <w:right w:w="120" w:type="dxa"/>
-            </w:tcMar>
-            <w:vAlign w:val="center"/>
-            <w:hideMark/>
-          </w:tcPr>
-          <w:p>
-            <w:pPr>
-              <w:spacing w:line="360" w:lineRule="auto"/>
-              <w:rPr>
-                <w:sz w:val="24"/>
-                <w:szCs w:val="24"/>
-              </w:rPr>
-            </w:pPr>
-            <w:r>
-              <w:rPr>
-                <w:sz w:val="24"/>
-                <w:szCs w:val="24"/>
-              </w:rPr>
-              <w:t>发送</w:t>
-            </w:r>
-            <w:r>
-              <w:rPr>
-                <w:sz w:val="24"/>
-                <w:szCs w:val="24"/>
-              </w:rPr>
-              <w:t>GET</w:t>
-            </w:r>
-            <w:r>
-              <w:rPr>
-                <w:sz w:val="24"/>
-                <w:szCs w:val="24"/>
-              </w:rPr>
-              <w:t>请求获取验证码，提取验证码文本（测试环境可关闭验证码或使用固定值）</w:t>
-            </w:r>
-          </w:p>
-        </w:tc>
-      </w:tr>
-      <w:tr>
-        <w:tc>
-          <w:tcPr>
-            <w:tcW w:w="0" w:type="auto"/>
-            <w:tcBorders>
-              <w:top w:val="single" w:sz="6" w:space="0" w:color="E2E8F0"/>
-              <w:left w:val="single" w:sz="6" w:space="0" w:color="E2E8F0"/>
-              <w:bottom w:val="single" w:sz="6" w:space="0" w:color="E2E8F0"/>
-              <w:right w:val="single" w:sz="6" w:space="0" w:color="E2E8F0"/>
-            </w:tcBorders>
-            <w:tcMar>
-              <w:top w:w="90" w:type="dxa"/>
-              <w:left w:w="120" w:type="dxa"/>
-              <w:bottom w:w="90" w:type="dxa"/>
-              <w:right w:w="120" w:type="dxa"/>
-            </w:tcMar>
-            <w:vAlign w:val="center"/>
-            <w:hideMark/>
-          </w:tcPr>
-          <w:p>
-            <w:pPr>
-              <w:spacing w:line="360" w:lineRule="auto"/>
-              <w:rPr>
-                <w:b/>
-                <w:bCs/>
-                <w:sz w:val="24"/>
-                <w:szCs w:val="24"/>
-              </w:rPr>
-            </w:pPr>
-            <w:r>
-              <w:rPr>
-                <w:b/>
-                <w:bCs/>
-                <w:sz w:val="24"/>
-                <w:szCs w:val="24"/>
-              </w:rPr>
-              <w:t>2</w:t>
-            </w:r>
-          </w:p>
-        </w:tc>
-        <w:tc>
-          <w:tcPr>
-            <w:tcW w:w="0" w:type="auto"/>
-            <w:tcBorders>
-              <w:top w:val="single" w:sz="6" w:space="0" w:color="E2E8F0"/>
-              <w:left w:val="single" w:sz="6" w:space="0" w:color="E2E8F0"/>
-              <w:bottom w:val="single" w:sz="6" w:space="0" w:color="E2E8F0"/>
-              <w:right w:val="single" w:sz="6" w:space="0" w:color="E2E8F0"/>
-            </w:tcBorders>
-            <w:tcMar>
-              <w:top w:w="90" w:type="dxa"/>
-              <w:left w:w="120" w:type="dxa"/>
-              <w:bottom w:w="90" w:type="dxa"/>
-              <w:right w:w="120" w:type="dxa"/>
-            </w:tcMar>
-            <w:vAlign w:val="center"/>
-            <w:hideMark/>
-          </w:tcPr>
-          <w:p>
-            <w:pPr>
-              <w:spacing w:line="360" w:lineRule="auto"/>
-              <w:rPr>
-                <w:sz w:val="24"/>
-                <w:szCs w:val="24"/>
-              </w:rPr>
-            </w:pPr>
-            <w:r>
-              <w:rPr>
-                <w:sz w:val="24"/>
-                <w:szCs w:val="24"/>
-              </w:rPr>
-              <w:t>发送</w:t>
-            </w:r>
-            <w:r>
-              <w:rPr>
-                <w:sz w:val="24"/>
-                <w:szCs w:val="24"/>
-              </w:rPr>
-              <w:t>POST</w:t>
-            </w:r>
-            <w:r>
-              <w:rPr>
-                <w:sz w:val="24"/>
-                <w:szCs w:val="24"/>
-              </w:rPr>
-              <w:t>请求到</w:t>
-            </w:r>
-            <w:r>
-              <w:rPr>
-                <w:sz w:val="24"/>
-                <w:szCs w:val="24"/>
-              </w:rPr>
-              <w:t>/login</w:t>
-            </w:r>
-            <w:r>
-              <w:rPr>
-                <w:sz w:val="24"/>
-                <w:szCs w:val="24"/>
-              </w:rPr>
-              <w:t>，提交用户名、密码、验证码、</w:t>
-            </w:r>
-            <w:r>
-              <w:rPr>
-                <w:sz w:val="24"/>
-                <w:szCs w:val="24"/>
-              </w:rPr>
-              <w:t>UUID</w:t>
-            </w:r>
-          </w:p>
-        </w:tc>
-      </w:tr>
-      <w:tr>
-        <w:tc>
-          <w:tcPr>
-            <w:tcW w:w="0" w:type="auto"/>
-            <w:tcBorders>
-              <w:top w:val="single" w:sz="6" w:space="0" w:color="E2E8F0"/>
-              <w:left w:val="single" w:sz="6" w:space="0" w:color="E2E8F0"/>
-              <w:bottom w:val="single" w:sz="6" w:space="0" w:color="E2E8F0"/>
-              <w:right w:val="single" w:sz="6" w:space="0" w:color="E2E8F0"/>
-            </w:tcBorders>
-            <w:tcMar>
-              <w:top w:w="90" w:type="dxa"/>
-              <w:left w:w="120" w:type="dxa"/>
-              <w:bottom w:w="90" w:type="dxa"/>
-              <w:right w:w="120" w:type="dxa"/>
-            </w:tcMar>
-            <w:vAlign w:val="center"/>
-            <w:hideMark/>
-          </w:tcPr>
-          <w:p>
-            <w:pPr>
-              <w:spacing w:line="360" w:lineRule="auto"/>
-              <w:rPr>
-                <w:b/>
-                <w:bCs/>
-                <w:sz w:val="24"/>
-                <w:szCs w:val="24"/>
-              </w:rPr>
-            </w:pPr>
-            <w:r>
-              <w:rPr>
-                <w:b/>
-                <w:bCs/>
-                <w:sz w:val="24"/>
-                <w:szCs w:val="24"/>
-              </w:rPr>
-              <w:t>3</w:t>
-            </w:r>
-          </w:p>
-        </w:tc>
-        <w:tc>
-          <w:tcPr>
-            <w:tcW w:w="0" w:type="auto"/>
-            <w:tcBorders>
-              <w:top w:val="single" w:sz="6" w:space="0" w:color="E2E8F0"/>
-              <w:left w:val="single" w:sz="6" w:space="0" w:color="E2E8F0"/>
-              <w:bottom w:val="single" w:sz="6" w:space="0" w:color="E2E8F0"/>
-              <w:right w:val="single" w:sz="6" w:space="0" w:color="E2E8F0"/>
-            </w:tcBorders>
-            <w:tcMar>
-              <w:top w:w="90" w:type="dxa"/>
-              <w:left w:w="120" w:type="dxa"/>
-              <w:bottom w:w="90" w:type="dxa"/>
-              <w:right w:w="120" w:type="dxa"/>
-            </w:tcMar>
-            <w:vAlign w:val="center"/>
-            <w:hideMark/>
-          </w:tcPr>
-          <w:p>
-            <w:pPr>
-              <w:spacing w:line="360" w:lineRule="auto"/>
-              <w:rPr>
-                <w:sz w:val="24"/>
-                <w:szCs w:val="24"/>
-              </w:rPr>
-            </w:pPr>
-            <w:r>
-              <w:rPr>
-                <w:sz w:val="24"/>
-                <w:szCs w:val="24"/>
-              </w:rPr>
-              <w:t>验证返回结果，提取</w:t>
-            </w:r>
-            <w:r>
-              <w:rPr>
-                <w:sz w:val="24"/>
-                <w:szCs w:val="24"/>
-              </w:rPr>
-              <w:t>Token</w:t>
-            </w:r>
-          </w:p>
-        </w:tc>
-      </w:tr>
-      <w:tr>
-        <w:tc>
-          <w:tcPr>
-            <w:tcW w:w="0" w:type="auto"/>
-            <w:tcBorders>
-              <w:top w:val="single" w:sz="6" w:space="0" w:color="E2E8F0"/>
-              <w:left w:val="single" w:sz="6" w:space="0" w:color="E2E8F0"/>
-              <w:bottom w:val="single" w:sz="6" w:space="0" w:color="E2E8F0"/>
-              <w:right w:val="single" w:sz="6" w:space="0" w:color="E2E8F0"/>
-            </w:tcBorders>
-            <w:tcMar>
-              <w:top w:w="90" w:type="dxa"/>
-              <w:left w:w="120" w:type="dxa"/>
-              <w:bottom w:w="90" w:type="dxa"/>
-              <w:right w:w="120" w:type="dxa"/>
-            </w:tcMar>
-            <w:vAlign w:val="center"/>
-            <w:hideMark/>
-          </w:tcPr>
-          <w:p>
-            <w:pPr>
-              <w:spacing w:line="360" w:lineRule="auto"/>
-              <w:rPr>
-                <w:b/>
-                <w:bCs/>
-                <w:sz w:val="24"/>
-                <w:szCs w:val="24"/>
-              </w:rPr>
-            </w:pPr>
-            <w:r>
-              <w:rPr>
-                <w:b/>
-                <w:bCs/>
-                <w:sz w:val="24"/>
-                <w:szCs w:val="24"/>
-              </w:rPr>
-              <w:t>4</w:t>
-            </w:r>
-          </w:p>
-        </w:tc>
-        <w:tc>
-          <w:tcPr>
-            <w:tcW w:w="0" w:type="auto"/>
-            <w:tcBorders>
-              <w:top w:val="single" w:sz="6" w:space="0" w:color="E2E8F0"/>
-              <w:left w:val="single" w:sz="6" w:space="0" w:color="E2E8F0"/>
-              <w:bottom w:val="single" w:sz="6" w:space="0" w:color="E2E8F0"/>
-              <w:right w:val="single" w:sz="6" w:space="0" w:color="E2E8F0"/>
-            </w:tcBorders>
-            <w:tcMar>
-              <w:top w:w="90" w:type="dxa"/>
-              <w:left w:w="120" w:type="dxa"/>
-              <w:bottom w:w="90" w:type="dxa"/>
-              <w:right w:w="120" w:type="dxa"/>
-            </w:tcMar>
-            <w:vAlign w:val="center"/>
-            <w:hideMark/>
-          </w:tcPr>
-          <w:p>
-            <w:pPr>
-              <w:spacing w:line="360" w:lineRule="auto"/>
-              <w:rPr>
-                <w:sz w:val="24"/>
-                <w:szCs w:val="24"/>
-              </w:rPr>
-            </w:pPr>
-            <w:r>
-              <w:rPr>
-                <w:sz w:val="24"/>
-                <w:szCs w:val="24"/>
-              </w:rPr>
-              <w:t>使用</w:t>
-            </w:r>
-            <w:r>
-              <w:rPr>
-                <w:sz w:val="24"/>
-                <w:szCs w:val="24"/>
-              </w:rPr>
-              <w:t>Token</w:t>
-            </w:r>
-            <w:r>
-              <w:rPr>
-                <w:sz w:val="24"/>
-                <w:szCs w:val="24"/>
-              </w:rPr>
-              <w:t>访问首页验证登录成功</w:t>
-            </w:r>
-          </w:p>
-        </w:tc>
-      </w:tr>
-      <w:tr>
-        <w:tc>
-          <w:tcPr>
-            <w:tcW w:w="0" w:type="auto"/>
-            <w:tcBorders>
-              <w:top w:val="single" w:sz="6" w:space="0" w:color="E2E8F0"/>
-              <w:left w:val="single" w:sz="6" w:space="0" w:color="E2E8F0"/>
-              <w:bottom w:val="single" w:sz="6" w:space="0" w:color="E2E8F0"/>
-              <w:right w:val="single" w:sz="6" w:space="0" w:color="E2E8F0"/>
-            </w:tcBorders>
-            <w:tcMar>
-              <w:top w:w="90" w:type="dxa"/>
-              <w:left w:w="120" w:type="dxa"/>
-              <w:bottom w:w="90" w:type="dxa"/>
-              <w:right w:w="120" w:type="dxa"/>
-            </w:tcMar>
-            <w:vAlign w:val="center"/>
-            <w:hideMark/>
-          </w:tcPr>
-          <w:p>
-            <w:pPr>
-              <w:spacing w:line="360" w:lineRule="auto"/>
-              <w:rPr>
-                <w:b/>
-                <w:bCs/>
-                <w:sz w:val="24"/>
-                <w:szCs w:val="24"/>
-              </w:rPr>
-            </w:pPr>
-            <w:r>
-              <w:rPr>
-                <w:b/>
-                <w:bCs/>
-                <w:sz w:val="24"/>
-                <w:szCs w:val="24"/>
-              </w:rPr>
-              <w:t>5</w:t>
-            </w:r>
-          </w:p>
-        </w:tc>
-        <w:tc>
-          <w:tcPr>
-            <w:tcW w:w="0" w:type="auto"/>
-            <w:tcBorders>
-              <w:top w:val="single" w:sz="6" w:space="0" w:color="E2E8F0"/>
-              <w:left w:val="single" w:sz="6" w:space="0" w:color="E2E8F0"/>
-              <w:bottom w:val="single" w:sz="6" w:space="0" w:color="E2E8F0"/>
-              <w:right w:val="single" w:sz="6" w:space="0" w:color="E2E8F0"/>
-            </w:tcBorders>
-            <w:tcMar>
-              <w:top w:w="90" w:type="dxa"/>
-              <w:left w:w="120" w:type="dxa"/>
-              <w:bottom w:w="90" w:type="dxa"/>
-              <w:right w:w="120" w:type="dxa"/>
-            </w:tcMar>
-            <w:vAlign w:val="center"/>
-            <w:hideMark/>
-          </w:tcPr>
-          <w:p>
-            <w:pPr>
-              <w:spacing w:line="360" w:lineRule="auto"/>
-              <w:rPr>
-                <w:sz w:val="24"/>
-                <w:szCs w:val="24"/>
-              </w:rPr>
-            </w:pPr>
-            <w:r>
-              <w:rPr>
-                <w:sz w:val="24"/>
-                <w:szCs w:val="24"/>
-              </w:rPr>
-              <w:t>循环执行，收集性能指标</w:t>
             </w:r>
           </w:p>
         </w:tc>
@@ -21705,7 +20493,7 @@
     <w:lsdException w:name="Table Web 2" w:semiHidden="1" w:unhideWhenUsed="1"/>
     <w:lsdException w:name="Table Web 3" w:semiHidden="1" w:unhideWhenUsed="1"/>
     <w:lsdException w:name="Balloon Text" w:semiHidden="1" w:unhideWhenUsed="1" w:qFormat="1"/>
-    <w:lsdException w:name="Table Grid" w:uiPriority="59"/>
+    <w:lsdException w:name="Table Grid" w:uiPriority="39" w:qFormat="1"/>
     <w:lsdException w:name="Table Theme" w:semiHidden="1" w:unhideWhenUsed="1"/>
     <w:lsdException w:name="Placeholder Text" w:semiHidden="1"/>
     <w:lsdException w:name="Light Shading" w:uiPriority="60"/>
@@ -22379,7 +21167,8 @@
   <w:style w:type="table" w:styleId="af5">
     <w:name w:val="Table Grid"/>
     <w:basedOn w:val="a1"/>
-    <w:uiPriority w:val="59"/>
+    <w:uiPriority w:val="39"/>
+    <w:qFormat/>
     <w:rsid w:val="00AF2D83"/>
     <w:tblPr>
       <w:tblBorders>
